--- a/docs/Sprint Prep/DESD Sprint 1 Presentation Document.docx
+++ b/docs/Sprint Prep/DESD Sprint 1 Presentation Document.docx
@@ -65,6 +65,7 @@
       </w:pPr>
       <w:r>
         <w:rPr>
+          <w:noProof/>
           <w:sz w:val="24"/>
           <w:szCs w:val="24"/>
         </w:rPr>
@@ -155,43 +156,42 @@
     </w:p>
     <w:p>
       <w:pPr>
+        <w:jc w:val="center"/>
+        <w:rPr>
+          <w:sz w:val="32"/>
+          <w:szCs w:val="32"/>
+        </w:rPr>
+      </w:pPr>
+      <w:r>
+        <w:rPr>
+          <w:sz w:val="32"/>
+          <w:szCs w:val="32"/>
+        </w:rPr>
+        <w:t>Project Management plan with clear task assignments</w:t>
+      </w:r>
+    </w:p>
+    <w:p>
+      <w:pPr>
+        <w:rPr>
+          <w:sz w:val="32"/>
+          <w:szCs w:val="32"/>
+        </w:rPr>
+      </w:pPr>
+    </w:p>
+    <w:p>
+      <w:pPr>
         <w:rPr>
           <w:sz w:val="24"/>
           <w:szCs w:val="24"/>
         </w:rPr>
       </w:pPr>
-    </w:p>
-    <w:p>
-      <w:pPr>
+      <w:r>
         <w:rPr>
           <w:sz w:val="24"/>
           <w:szCs w:val="24"/>
         </w:rPr>
-      </w:pPr>
-    </w:p>
-    <w:p>
-      <w:pPr>
-        <w:jc w:val="center"/>
-        <w:rPr>
-          <w:sz w:val="32"/>
-          <w:szCs w:val="32"/>
-        </w:rPr>
-      </w:pPr>
-      <w:r>
-        <w:rPr>
-          <w:sz w:val="32"/>
-          <w:szCs w:val="32"/>
-        </w:rPr>
-        <w:t>Project Management plan with clear task assignments</w:t>
+        <w:t>Task management and assignment through Jira. All test cases have been added and are assigned during group meetings.</w:t>
       </w:r>
-    </w:p>
-    <w:p>
-      <w:pPr>
-        <w:rPr>
-          <w:sz w:val="32"/>
-          <w:szCs w:val="32"/>
-        </w:rPr>
-      </w:pPr>
     </w:p>
     <w:p>
       <w:pPr>
@@ -227,17 +227,41 @@
     </w:p>
     <w:p>
       <w:pPr>
+        <w:jc w:val="center"/>
+        <w:rPr>
+          <w:sz w:val="32"/>
+          <w:szCs w:val="32"/>
+        </w:rPr>
+      </w:pPr>
+      <w:r>
+        <w:rPr>
+          <w:sz w:val="32"/>
+          <w:szCs w:val="32"/>
+        </w:rPr>
+        <w:lastRenderedPageBreak/>
+        <w:t>Assigned team members with defined roles and responsibilities</w:t>
+      </w:r>
+    </w:p>
+    <w:p>
+      <w:pPr>
         <w:rPr>
           <w:sz w:val="24"/>
           <w:szCs w:val="24"/>
         </w:rPr>
       </w:pPr>
-      <w:r>
+    </w:p>
+    <w:p>
+      <w:pPr>
         <w:rPr>
           <w:sz w:val="24"/>
           <w:szCs w:val="24"/>
         </w:rPr>
-        <w:lastRenderedPageBreak/>
+      </w:pPr>
+      <w:r>
+        <w:rPr>
+          <w:sz w:val="24"/>
+          <w:szCs w:val="24"/>
+        </w:rPr>
         <w:t>Memb</w:t>
       </w:r>
       <w:r>
@@ -275,6 +299,13 @@
           <w:szCs w:val="24"/>
         </w:rPr>
         <w:t>Back</w:t>
+      </w:r>
+      <w:r>
+        <w:rPr>
+          <w:sz w:val="24"/>
+          <w:szCs w:val="24"/>
+        </w:rPr>
+        <w:t>-End</w:t>
       </w:r>
     </w:p>
     <w:tbl>
@@ -1061,6 +1092,7 @@
     </w:tbl>
     <w:p>
       <w:pPr>
+        <w:jc w:val="center"/>
         <w:rPr>
           <w:sz w:val="24"/>
           <w:szCs w:val="24"/>
@@ -1069,37 +1101,6 @@
     </w:p>
     <w:p>
       <w:pPr>
-        <w:rPr>
-          <w:sz w:val="24"/>
-          <w:szCs w:val="24"/>
-        </w:rPr>
-      </w:pPr>
-      <w:r>
-        <w:rPr>
-          <w:sz w:val="24"/>
-          <w:szCs w:val="24"/>
-        </w:rPr>
-        <w:t xml:space="preserve">Weeks 1-3 Project Manager </w:t>
-      </w:r>
-    </w:p>
-    <w:p>
-      <w:pPr>
-        <w:jc w:val="center"/>
-        <w:rPr>
-          <w:sz w:val="32"/>
-          <w:szCs w:val="32"/>
-        </w:rPr>
-      </w:pPr>
-      <w:r>
-        <w:rPr>
-          <w:sz w:val="32"/>
-          <w:szCs w:val="32"/>
-        </w:rPr>
-        <w:t>Assigned team members with defined roles and responsibilities</w:t>
-      </w:r>
-    </w:p>
-    <w:p>
-      <w:pPr>
         <w:jc w:val="center"/>
         <w:rPr>
           <w:sz w:val="32"/>
@@ -1127,7 +1128,162 @@
           <w:sz w:val="32"/>
           <w:szCs w:val="32"/>
         </w:rPr>
+        <w:t>[GANT CHART?]</w:t>
+      </w:r>
+    </w:p>
+    <w:p>
+      <w:pPr>
+        <w:jc w:val="center"/>
+        <w:rPr>
+          <w:sz w:val="32"/>
+          <w:szCs w:val="32"/>
+        </w:rPr>
+      </w:pPr>
+      <w:r>
+        <w:rPr>
+          <w:sz w:val="32"/>
+          <w:szCs w:val="32"/>
+        </w:rPr>
         <w:t>Evidence of progress tracking and issue identification</w:t>
+      </w:r>
+    </w:p>
+    <w:p>
+      <w:pPr>
+        <w:rPr>
+          <w:sz w:val="32"/>
+          <w:szCs w:val="32"/>
+        </w:rPr>
+      </w:pPr>
+    </w:p>
+    <w:p>
+      <w:pPr>
+        <w:rPr>
+          <w:sz w:val="32"/>
+          <w:szCs w:val="32"/>
+        </w:rPr>
+      </w:pPr>
+      <w:r>
+        <w:rPr>
+          <w:sz w:val="32"/>
+          <w:szCs w:val="32"/>
+        </w:rPr>
+        <w:t>[INSERT DETAILED MEETING NOTES HERE]</w:t>
+      </w:r>
+    </w:p>
+    <w:p>
+      <w:pPr>
+        <w:rPr>
+          <w:sz w:val="32"/>
+          <w:szCs w:val="32"/>
+        </w:rPr>
+      </w:pPr>
+    </w:p>
+    <w:p>
+      <w:pPr>
+        <w:rPr>
+          <w:sz w:val="32"/>
+          <w:szCs w:val="32"/>
+        </w:rPr>
+      </w:pPr>
+    </w:p>
+    <w:p>
+      <w:pPr>
+        <w:rPr>
+          <w:sz w:val="32"/>
+          <w:szCs w:val="32"/>
+        </w:rPr>
+      </w:pPr>
+    </w:p>
+    <w:p>
+      <w:pPr>
+        <w:jc w:val="center"/>
+        <w:rPr>
+          <w:sz w:val="32"/>
+          <w:szCs w:val="32"/>
+        </w:rPr>
+      </w:pPr>
+      <w:r>
+        <w:rPr>
+          <w:sz w:val="32"/>
+          <w:szCs w:val="32"/>
+        </w:rPr>
+        <w:lastRenderedPageBreak/>
+        <w:t>Database implementation with Django models and CRUD operations.</w:t>
+      </w:r>
+    </w:p>
+    <w:p>
+      <w:pPr>
+        <w:jc w:val="center"/>
+        <w:rPr>
+          <w:sz w:val="32"/>
+          <w:szCs w:val="32"/>
+        </w:rPr>
+      </w:pPr>
+    </w:p>
+    <w:p>
+      <w:pPr>
+        <w:jc w:val="center"/>
+        <w:rPr>
+          <w:sz w:val="32"/>
+          <w:szCs w:val="32"/>
+        </w:rPr>
+      </w:pPr>
+      <w:r>
+        <w:rPr>
+          <w:sz w:val="32"/>
+          <w:szCs w:val="32"/>
+        </w:rPr>
+        <w:t>Complete User Authentication System</w:t>
+      </w:r>
+    </w:p>
+    <w:p>
+      <w:pPr>
+        <w:jc w:val="center"/>
+        <w:rPr>
+          <w:sz w:val="32"/>
+          <w:szCs w:val="32"/>
+        </w:rPr>
+      </w:pPr>
+    </w:p>
+    <w:p>
+      <w:pPr>
+        <w:jc w:val="center"/>
+        <w:rPr>
+          <w:sz w:val="32"/>
+          <w:szCs w:val="32"/>
+        </w:rPr>
+      </w:pPr>
+      <w:r>
+        <w:rPr>
+          <w:sz w:val="32"/>
+          <w:szCs w:val="32"/>
+        </w:rPr>
+        <w:t>Successfully containerised using docker</w:t>
+      </w:r>
+    </w:p>
+    <w:p>
+      <w:pPr>
+        <w:jc w:val="center"/>
+        <w:rPr>
+          <w:sz w:val="32"/>
+          <w:szCs w:val="32"/>
+        </w:rPr>
+      </w:pPr>
+    </w:p>
+    <w:p>
+      <w:pPr>
+        <w:jc w:val="center"/>
+        <w:rPr>
+          <w:sz w:val="32"/>
+          <w:szCs w:val="32"/>
+        </w:rPr>
+      </w:pPr>
+      <w:r>
+        <w:rPr>
+          <w:sz w:val="32"/>
+          <w:szCs w:val="32"/>
+        </w:rPr>
+        <w:t>Clear Architecture development for later phases</w:t>
       </w:r>
     </w:p>
     <w:sectPr>

--- a/docs/Sprint Prep/DESD Sprint 1 Presentation Document.docx
+++ b/docs/Sprint Prep/DESD Sprint 1 Presentation Document.docx
@@ -6,12 +6,16 @@
       <w:pPr>
         <w:jc w:val="center"/>
         <w:rPr>
+          <w:b/>
+          <w:bCs/>
           <w:sz w:val="36"/>
           <w:szCs w:val="36"/>
         </w:rPr>
       </w:pPr>
       <w:r>
         <w:rPr>
+          <w:b/>
+          <w:bCs/>
           <w:sz w:val="36"/>
           <w:szCs w:val="36"/>
         </w:rPr>
@@ -46,6 +50,29 @@
           <w:szCs w:val="24"/>
         </w:rPr>
         <w:t>Members: Jon Frost, Mikail Dahir, Danai Chinyani, Ahmad Alshradi</w:t>
+      </w:r>
+    </w:p>
+    <w:p>
+      <w:pPr>
+        <w:rPr>
+          <w:sz w:val="24"/>
+          <w:szCs w:val="24"/>
+        </w:rPr>
+      </w:pPr>
+    </w:p>
+    <w:p>
+      <w:pPr>
+        <w:rPr>
+          <w:sz w:val="24"/>
+          <w:szCs w:val="24"/>
+        </w:rPr>
+      </w:pPr>
+      <w:r>
+        <w:rPr>
+          <w:sz w:val="24"/>
+          <w:szCs w:val="24"/>
+        </w:rPr>
+        <w:t>Sprint 1 – In-person presentation 06/03 at 13.00</w:t>
       </w:r>
     </w:p>
     <w:p>
@@ -85,7 +112,7 @@
                     <pic:cNvPicPr/>
                   </pic:nvPicPr>
                   <pic:blipFill>
-                    <a:blip r:embed="rId4"/>
+                    <a:blip r:embed="rId5"/>
                     <a:stretch>
                       <a:fillRect/>
                     </a:stretch>
@@ -110,12 +137,16 @@
       <w:pPr>
         <w:jc w:val="center"/>
         <w:rPr>
+          <w:b/>
+          <w:bCs/>
           <w:sz w:val="32"/>
           <w:szCs w:val="32"/>
         </w:rPr>
       </w:pPr>
       <w:r>
         <w:rPr>
+          <w:b/>
+          <w:bCs/>
           <w:sz w:val="32"/>
           <w:szCs w:val="32"/>
         </w:rPr>
@@ -158,12 +189,16 @@
       <w:pPr>
         <w:jc w:val="center"/>
         <w:rPr>
+          <w:b/>
+          <w:bCs/>
           <w:sz w:val="32"/>
           <w:szCs w:val="32"/>
         </w:rPr>
       </w:pPr>
       <w:r>
         <w:rPr>
+          <w:b/>
+          <w:bCs/>
           <w:sz w:val="32"/>
           <w:szCs w:val="32"/>
         </w:rPr>
@@ -172,73 +207,144 @@
     </w:p>
     <w:p>
       <w:pPr>
-        <w:rPr>
+        <w:jc w:val="center"/>
+        <w:rPr>
+          <w:b/>
+          <w:bCs/>
           <w:sz w:val="32"/>
           <w:szCs w:val="32"/>
         </w:rPr>
       </w:pPr>
-    </w:p>
-    <w:p>
-      <w:pPr>
-        <w:rPr>
-          <w:sz w:val="24"/>
-          <w:szCs w:val="24"/>
-        </w:rPr>
-      </w:pPr>
-      <w:r>
-        <w:rPr>
-          <w:sz w:val="24"/>
-          <w:szCs w:val="24"/>
-        </w:rPr>
-        <w:t>Task management and assignment through Jira. All test cases have been added and are assigned during group meetings.</w:t>
-      </w:r>
-    </w:p>
-    <w:p>
-      <w:pPr>
-        <w:rPr>
-          <w:sz w:val="24"/>
-          <w:szCs w:val="24"/>
-        </w:rPr>
-      </w:pPr>
-    </w:p>
-    <w:p>
-      <w:pPr>
-        <w:rPr>
-          <w:sz w:val="24"/>
-          <w:szCs w:val="24"/>
-        </w:rPr>
-      </w:pPr>
-    </w:p>
-    <w:p>
-      <w:pPr>
-        <w:rPr>
-          <w:sz w:val="24"/>
-          <w:szCs w:val="24"/>
-        </w:rPr>
-      </w:pPr>
-    </w:p>
-    <w:p>
-      <w:pPr>
-        <w:rPr>
-          <w:sz w:val="24"/>
-          <w:szCs w:val="24"/>
-        </w:rPr>
-      </w:pPr>
-    </w:p>
-    <w:p>
-      <w:pPr>
-        <w:jc w:val="center"/>
-        <w:rPr>
+      <w:r>
+        <w:rPr>
+          <w:b/>
+          <w:bCs/>
           <w:sz w:val="32"/>
           <w:szCs w:val="32"/>
         </w:rPr>
-      </w:pPr>
-      <w:r>
-        <w:rPr>
+        <w:t xml:space="preserve">&amp; </w:t>
+      </w:r>
+      <w:r>
+        <w:rPr>
+          <w:b/>
+          <w:bCs/>
           <w:sz w:val="32"/>
           <w:szCs w:val="32"/>
         </w:rPr>
-        <w:lastRenderedPageBreak/>
+        <w:t>Evidence of progress tracking and issue identification</w:t>
+      </w:r>
+    </w:p>
+    <w:p>
+      <w:pPr>
+        <w:jc w:val="center"/>
+        <w:rPr>
+          <w:b/>
+          <w:bCs/>
+          <w:sz w:val="32"/>
+          <w:szCs w:val="32"/>
+        </w:rPr>
+      </w:pPr>
+    </w:p>
+    <w:p>
+      <w:pPr>
+        <w:pStyle w:val="ListParagraph"/>
+        <w:numPr>
+          <w:ilvl w:val="0"/>
+          <w:numId w:val="7"/>
+        </w:numPr>
+        <w:rPr>
+          <w:sz w:val="24"/>
+          <w:szCs w:val="24"/>
+        </w:rPr>
+      </w:pPr>
+      <w:r>
+        <w:rPr>
+          <w:sz w:val="24"/>
+          <w:szCs w:val="24"/>
+        </w:rPr>
+        <w:t>Task management and assignment through Jira. All test cases have been added and are assigned during group meetings.</w:t>
+      </w:r>
+    </w:p>
+    <w:p>
+      <w:pPr>
+        <w:pStyle w:val="ListParagraph"/>
+        <w:numPr>
+          <w:ilvl w:val="0"/>
+          <w:numId w:val="7"/>
+        </w:numPr>
+        <w:rPr>
+          <w:sz w:val="24"/>
+          <w:szCs w:val="24"/>
+        </w:rPr>
+      </w:pPr>
+      <w:r>
+        <w:rPr>
+          <w:sz w:val="24"/>
+          <w:szCs w:val="24"/>
+        </w:rPr>
+        <w:t>Meeting notes made weekly to document progress and for all members to ask questions</w:t>
+      </w:r>
+    </w:p>
+    <w:p>
+      <w:pPr>
+        <w:pStyle w:val="ListParagraph"/>
+        <w:rPr>
+          <w:sz w:val="24"/>
+          <w:szCs w:val="24"/>
+        </w:rPr>
+      </w:pPr>
+    </w:p>
+    <w:p>
+      <w:pPr>
+        <w:rPr>
+          <w:sz w:val="24"/>
+          <w:szCs w:val="24"/>
+        </w:rPr>
+      </w:pPr>
+    </w:p>
+    <w:p>
+      <w:pPr>
+        <w:rPr>
+          <w:sz w:val="24"/>
+          <w:szCs w:val="24"/>
+        </w:rPr>
+      </w:pPr>
+    </w:p>
+    <w:p>
+      <w:pPr>
+        <w:rPr>
+          <w:sz w:val="24"/>
+          <w:szCs w:val="24"/>
+        </w:rPr>
+      </w:pPr>
+    </w:p>
+    <w:p>
+      <w:pPr>
+        <w:rPr>
+          <w:b/>
+          <w:bCs/>
+          <w:sz w:val="24"/>
+          <w:szCs w:val="24"/>
+        </w:rPr>
+      </w:pPr>
+    </w:p>
+    <w:p>
+      <w:pPr>
+        <w:jc w:val="center"/>
+        <w:rPr>
+          <w:b/>
+          <w:bCs/>
+          <w:sz w:val="32"/>
+          <w:szCs w:val="32"/>
+        </w:rPr>
+      </w:pPr>
+      <w:r>
+        <w:rPr>
+          <w:b/>
+          <w:bCs/>
+          <w:sz w:val="32"/>
+          <w:szCs w:val="32"/>
+        </w:rPr>
         <w:t>Assigned team members with defined roles and responsibilities</w:t>
       </w:r>
     </w:p>
@@ -259,24 +365,12 @@
       </w:pPr>
       <w:r>
         <w:rPr>
-          <w:sz w:val="24"/>
-          <w:szCs w:val="24"/>
-        </w:rPr>
-        <w:t>Memb</w:t>
-      </w:r>
-      <w:r>
-        <w:rPr>
-          <w:sz w:val="24"/>
-          <w:szCs w:val="24"/>
-        </w:rPr>
-        <w:t>e</w:t>
-      </w:r>
-      <w:r>
-        <w:rPr>
-          <w:sz w:val="24"/>
-          <w:szCs w:val="24"/>
-        </w:rPr>
-        <w:t>r: Jon Frost</w:t>
+          <w:b/>
+          <w:bCs/>
+          <w:sz w:val="28"/>
+          <w:szCs w:val="28"/>
+        </w:rPr>
+        <w:t>Jon Frost</w:t>
       </w:r>
     </w:p>
     <w:p>
@@ -306,6 +400,13 @@
           <w:szCs w:val="24"/>
         </w:rPr>
         <w:t>-End</w:t>
+      </w:r>
+      <w:r>
+        <w:rPr>
+          <w:sz w:val="24"/>
+          <w:szCs w:val="24"/>
+        </w:rPr>
+        <w:t xml:space="preserve"> and database CRUD operations</w:t>
       </w:r>
     </w:p>
     <w:tbl>
@@ -868,7 +969,23 @@
                 <w:sz w:val="24"/>
                 <w:szCs w:val="24"/>
               </w:rPr>
-              <w:t xml:space="preserve">Configure dockerfile, requirements and docker-compose </w:t>
+              <w:t xml:space="preserve">Configure </w:t>
+            </w:r>
+            <w:proofErr w:type="spellStart"/>
+            <w:r>
+              <w:rPr>
+                <w:sz w:val="24"/>
+                <w:szCs w:val="24"/>
+              </w:rPr>
+              <w:t>dockerfile</w:t>
+            </w:r>
+            <w:proofErr w:type="spellEnd"/>
+            <w:r>
+              <w:rPr>
+                <w:sz w:val="24"/>
+                <w:szCs w:val="24"/>
+              </w:rPr>
+              <w:t xml:space="preserve">, requirements and docker-compose </w:t>
             </w:r>
           </w:p>
         </w:tc>
@@ -1092,64 +1209,571 @@
     </w:tbl>
     <w:p>
       <w:pPr>
-        <w:jc w:val="center"/>
-        <w:rPr>
-          <w:sz w:val="24"/>
-          <w:szCs w:val="24"/>
-        </w:rPr>
-      </w:pPr>
-    </w:p>
-    <w:p>
-      <w:pPr>
-        <w:jc w:val="center"/>
-        <w:rPr>
+        <w:rPr>
+          <w:b/>
+          <w:bCs/>
           <w:sz w:val="32"/>
           <w:szCs w:val="32"/>
         </w:rPr>
       </w:pPr>
-      <w:r>
-        <w:rPr>
+    </w:p>
+    <w:p>
+      <w:pPr>
+        <w:rPr>
+          <w:b/>
+          <w:bCs/>
           <w:sz w:val="32"/>
           <w:szCs w:val="32"/>
         </w:rPr>
-        <w:t>Delivery Schedule with realistic milestones</w:t>
-      </w:r>
-    </w:p>
+      </w:pPr>
+    </w:p>
+    <w:p>
+      <w:pPr>
+        <w:rPr>
+          <w:b/>
+          <w:bCs/>
+          <w:sz w:val="28"/>
+          <w:szCs w:val="28"/>
+        </w:rPr>
+      </w:pPr>
+      <w:r>
+        <w:rPr>
+          <w:b/>
+          <w:bCs/>
+          <w:sz w:val="28"/>
+          <w:szCs w:val="28"/>
+        </w:rPr>
+        <w:t>Mikail</w:t>
+      </w:r>
+    </w:p>
+    <w:p>
+      <w:pPr>
+        <w:rPr>
+          <w:sz w:val="24"/>
+          <w:szCs w:val="24"/>
+        </w:rPr>
+      </w:pPr>
+      <w:r>
+        <w:rPr>
+          <w:sz w:val="24"/>
+          <w:szCs w:val="24"/>
+        </w:rPr>
+        <w:t>Role: Django forms</w:t>
+      </w:r>
+    </w:p>
+    <w:tbl>
+      <w:tblPr>
+        <w:tblStyle w:val="TableGrid"/>
+        <w:tblW w:w="0" w:type="auto"/>
+        <w:tblLook w:val="04A0" w:firstRow="1" w:lastRow="0" w:firstColumn="1" w:lastColumn="0" w:noHBand="0" w:noVBand="1"/>
+      </w:tblPr>
+      <w:tblGrid>
+        <w:gridCol w:w="1480"/>
+        <w:gridCol w:w="2278"/>
+        <w:gridCol w:w="811"/>
+        <w:gridCol w:w="1470"/>
+        <w:gridCol w:w="1483"/>
+        <w:gridCol w:w="1494"/>
+      </w:tblGrid>
+      <w:tr>
+        <w:tc>
+          <w:tcPr>
+            <w:tcW w:w="1502" w:type="dxa"/>
+          </w:tcPr>
+          <w:p>
+            <w:pPr>
+              <w:jc w:val="center"/>
+              <w:rPr>
+                <w:sz w:val="24"/>
+                <w:szCs w:val="24"/>
+              </w:rPr>
+            </w:pPr>
+            <w:r>
+              <w:rPr>
+                <w:sz w:val="24"/>
+                <w:szCs w:val="24"/>
+              </w:rPr>
+              <w:lastRenderedPageBreak/>
+              <w:t>Task</w:t>
+            </w:r>
+          </w:p>
+        </w:tc>
+        <w:tc>
+          <w:tcPr>
+            <w:tcW w:w="2321" w:type="dxa"/>
+          </w:tcPr>
+          <w:p>
+            <w:pPr>
+              <w:jc w:val="center"/>
+              <w:rPr>
+                <w:sz w:val="24"/>
+                <w:szCs w:val="24"/>
+              </w:rPr>
+            </w:pPr>
+            <w:r>
+              <w:rPr>
+                <w:sz w:val="24"/>
+                <w:szCs w:val="24"/>
+              </w:rPr>
+              <w:t>Description</w:t>
+            </w:r>
+          </w:p>
+        </w:tc>
+        <w:tc>
+          <w:tcPr>
+            <w:tcW w:w="684" w:type="dxa"/>
+          </w:tcPr>
+          <w:p>
+            <w:pPr>
+              <w:jc w:val="center"/>
+              <w:rPr>
+                <w:b/>
+                <w:bCs/>
+                <w:sz w:val="32"/>
+                <w:szCs w:val="32"/>
+              </w:rPr>
+            </w:pPr>
+            <w:r>
+              <w:rPr>
+                <w:sz w:val="24"/>
+                <w:szCs w:val="24"/>
+              </w:rPr>
+              <w:t>Start</w:t>
+            </w:r>
+          </w:p>
+        </w:tc>
+        <w:tc>
+          <w:tcPr>
+            <w:tcW w:w="1503" w:type="dxa"/>
+          </w:tcPr>
+          <w:p>
+            <w:pPr>
+              <w:jc w:val="center"/>
+              <w:rPr>
+                <w:b/>
+                <w:bCs/>
+                <w:sz w:val="32"/>
+                <w:szCs w:val="32"/>
+              </w:rPr>
+            </w:pPr>
+            <w:r>
+              <w:rPr>
+                <w:sz w:val="24"/>
+                <w:szCs w:val="24"/>
+              </w:rPr>
+              <w:t>End</w:t>
+            </w:r>
+          </w:p>
+        </w:tc>
+        <w:tc>
+          <w:tcPr>
+            <w:tcW w:w="1503" w:type="dxa"/>
+          </w:tcPr>
+          <w:p>
+            <w:pPr>
+              <w:jc w:val="center"/>
+              <w:rPr>
+                <w:b/>
+                <w:bCs/>
+                <w:sz w:val="32"/>
+                <w:szCs w:val="32"/>
+              </w:rPr>
+            </w:pPr>
+            <w:r>
+              <w:rPr>
+                <w:sz w:val="24"/>
+                <w:szCs w:val="24"/>
+              </w:rPr>
+              <w:t>Status</w:t>
+            </w:r>
+          </w:p>
+        </w:tc>
+        <w:tc>
+          <w:tcPr>
+            <w:tcW w:w="1503" w:type="dxa"/>
+          </w:tcPr>
+          <w:p>
+            <w:pPr>
+              <w:jc w:val="center"/>
+              <w:rPr>
+                <w:b/>
+                <w:bCs/>
+                <w:sz w:val="32"/>
+                <w:szCs w:val="32"/>
+              </w:rPr>
+            </w:pPr>
+            <w:r>
+              <w:rPr>
+                <w:sz w:val="24"/>
+                <w:szCs w:val="24"/>
+              </w:rPr>
+              <w:t>Notes</w:t>
+            </w:r>
+          </w:p>
+        </w:tc>
+      </w:tr>
+      <w:tr>
+        <w:tc>
+          <w:tcPr>
+            <w:tcW w:w="1502" w:type="dxa"/>
+          </w:tcPr>
+          <w:p>
+            <w:pPr>
+              <w:jc w:val="center"/>
+              <w:rPr>
+                <w:b/>
+                <w:bCs/>
+                <w:sz w:val="32"/>
+                <w:szCs w:val="32"/>
+              </w:rPr>
+            </w:pPr>
+            <w:r>
+              <w:rPr>
+                <w:sz w:val="24"/>
+                <w:szCs w:val="24"/>
+              </w:rPr>
+              <w:t>Product form</w:t>
+            </w:r>
+          </w:p>
+        </w:tc>
+        <w:tc>
+          <w:tcPr>
+            <w:tcW w:w="2321" w:type="dxa"/>
+          </w:tcPr>
+          <w:p>
+            <w:pPr>
+              <w:jc w:val="center"/>
+              <w:rPr>
+                <w:b/>
+                <w:bCs/>
+                <w:sz w:val="32"/>
+                <w:szCs w:val="32"/>
+              </w:rPr>
+            </w:pPr>
+            <w:r>
+              <w:rPr>
+                <w:sz w:val="24"/>
+                <w:szCs w:val="24"/>
+              </w:rPr>
+              <w:t>Form for product information that a producer will fill out to advertise their products</w:t>
+            </w:r>
+          </w:p>
+        </w:tc>
+        <w:tc>
+          <w:tcPr>
+            <w:tcW w:w="684" w:type="dxa"/>
+          </w:tcPr>
+          <w:p>
+            <w:pPr>
+              <w:jc w:val="center"/>
+              <w:rPr>
+                <w:b/>
+                <w:bCs/>
+                <w:sz w:val="32"/>
+                <w:szCs w:val="32"/>
+              </w:rPr>
+            </w:pPr>
+            <w:r>
+              <w:rPr>
+                <w:sz w:val="24"/>
+                <w:szCs w:val="24"/>
+              </w:rPr>
+              <w:t>28/02</w:t>
+            </w:r>
+          </w:p>
+        </w:tc>
+        <w:tc>
+          <w:tcPr>
+            <w:tcW w:w="1503" w:type="dxa"/>
+          </w:tcPr>
+          <w:p>
+            <w:pPr>
+              <w:jc w:val="center"/>
+              <w:rPr>
+                <w:b/>
+                <w:bCs/>
+                <w:sz w:val="32"/>
+                <w:szCs w:val="32"/>
+              </w:rPr>
+            </w:pPr>
+            <w:r>
+              <w:rPr>
+                <w:sz w:val="24"/>
+                <w:szCs w:val="24"/>
+              </w:rPr>
+              <w:t>05/02</w:t>
+            </w:r>
+          </w:p>
+        </w:tc>
+        <w:tc>
+          <w:tcPr>
+            <w:tcW w:w="1503" w:type="dxa"/>
+          </w:tcPr>
+          <w:p>
+            <w:pPr>
+              <w:jc w:val="center"/>
+              <w:rPr>
+                <w:b/>
+                <w:bCs/>
+                <w:sz w:val="32"/>
+                <w:szCs w:val="32"/>
+              </w:rPr>
+            </w:pPr>
+            <w:r>
+              <w:rPr>
+                <w:sz w:val="24"/>
+                <w:szCs w:val="24"/>
+              </w:rPr>
+              <w:t>Ongoing</w:t>
+            </w:r>
+          </w:p>
+        </w:tc>
+        <w:tc>
+          <w:tcPr>
+            <w:tcW w:w="1503" w:type="dxa"/>
+          </w:tcPr>
+          <w:p>
+            <w:pPr>
+              <w:rPr>
+                <w:b/>
+                <w:bCs/>
+                <w:sz w:val="32"/>
+                <w:szCs w:val="32"/>
+              </w:rPr>
+            </w:pPr>
+            <w:r>
+              <w:rPr>
+                <w:sz w:val="24"/>
+                <w:szCs w:val="24"/>
+              </w:rPr>
+              <w:t xml:space="preserve">Must contain seasonal availability </w:t>
+            </w:r>
+          </w:p>
+        </w:tc>
+      </w:tr>
+      <w:tr>
+        <w:tc>
+          <w:tcPr>
+            <w:tcW w:w="1502" w:type="dxa"/>
+          </w:tcPr>
+          <w:p>
+            <w:pPr>
+              <w:jc w:val="center"/>
+              <w:rPr>
+                <w:b/>
+                <w:bCs/>
+                <w:sz w:val="32"/>
+                <w:szCs w:val="32"/>
+              </w:rPr>
+            </w:pPr>
+          </w:p>
+        </w:tc>
+        <w:tc>
+          <w:tcPr>
+            <w:tcW w:w="2321" w:type="dxa"/>
+          </w:tcPr>
+          <w:p>
+            <w:pPr>
+              <w:jc w:val="center"/>
+              <w:rPr>
+                <w:b/>
+                <w:bCs/>
+                <w:sz w:val="32"/>
+                <w:szCs w:val="32"/>
+              </w:rPr>
+            </w:pPr>
+          </w:p>
+        </w:tc>
+        <w:tc>
+          <w:tcPr>
+            <w:tcW w:w="684" w:type="dxa"/>
+          </w:tcPr>
+          <w:p>
+            <w:pPr>
+              <w:jc w:val="center"/>
+              <w:rPr>
+                <w:b/>
+                <w:bCs/>
+                <w:sz w:val="32"/>
+                <w:szCs w:val="32"/>
+              </w:rPr>
+            </w:pPr>
+          </w:p>
+        </w:tc>
+        <w:tc>
+          <w:tcPr>
+            <w:tcW w:w="1503" w:type="dxa"/>
+          </w:tcPr>
+          <w:p>
+            <w:pPr>
+              <w:jc w:val="center"/>
+              <w:rPr>
+                <w:b/>
+                <w:bCs/>
+                <w:sz w:val="32"/>
+                <w:szCs w:val="32"/>
+              </w:rPr>
+            </w:pPr>
+          </w:p>
+        </w:tc>
+        <w:tc>
+          <w:tcPr>
+            <w:tcW w:w="1503" w:type="dxa"/>
+          </w:tcPr>
+          <w:p>
+            <w:pPr>
+              <w:jc w:val="center"/>
+              <w:rPr>
+                <w:b/>
+                <w:bCs/>
+                <w:sz w:val="32"/>
+                <w:szCs w:val="32"/>
+              </w:rPr>
+            </w:pPr>
+          </w:p>
+        </w:tc>
+        <w:tc>
+          <w:tcPr>
+            <w:tcW w:w="1503" w:type="dxa"/>
+          </w:tcPr>
+          <w:p>
+            <w:pPr>
+              <w:jc w:val="center"/>
+              <w:rPr>
+                <w:b/>
+                <w:bCs/>
+                <w:sz w:val="32"/>
+                <w:szCs w:val="32"/>
+              </w:rPr>
+            </w:pPr>
+          </w:p>
+        </w:tc>
+      </w:tr>
+    </w:tbl>
     <w:p>
       <w:pPr>
         <w:jc w:val="center"/>
         <w:rPr>
+          <w:b/>
+          <w:bCs/>
           <w:sz w:val="32"/>
           <w:szCs w:val="32"/>
         </w:rPr>
       </w:pPr>
-      <w:r>
-        <w:rPr>
+    </w:p>
+    <w:p>
+      <w:pPr>
+        <w:rPr>
+          <w:b/>
+          <w:bCs/>
+          <w:sz w:val="28"/>
+          <w:szCs w:val="28"/>
+        </w:rPr>
+      </w:pPr>
+      <w:r>
+        <w:rPr>
+          <w:b/>
+          <w:bCs/>
+          <w:sz w:val="28"/>
+          <w:szCs w:val="28"/>
+        </w:rPr>
+        <w:t>Ahmad</w:t>
+      </w:r>
+    </w:p>
+    <w:p>
+      <w:pPr>
+        <w:rPr>
+          <w:sz w:val="24"/>
+          <w:szCs w:val="24"/>
+        </w:rPr>
+      </w:pPr>
+      <w:r>
+        <w:rPr>
+          <w:sz w:val="24"/>
+          <w:szCs w:val="24"/>
+        </w:rPr>
+        <w:t xml:space="preserve">Role: </w:t>
+      </w:r>
+    </w:p>
+    <w:p>
+      <w:pPr>
+        <w:rPr>
+          <w:b/>
+          <w:bCs/>
+          <w:sz w:val="28"/>
+          <w:szCs w:val="28"/>
+        </w:rPr>
+      </w:pPr>
+    </w:p>
+    <w:p>
+      <w:pPr>
+        <w:rPr>
+          <w:b/>
+          <w:bCs/>
+          <w:sz w:val="28"/>
+          <w:szCs w:val="28"/>
+        </w:rPr>
+      </w:pPr>
+      <w:r>
+        <w:rPr>
+          <w:b/>
+          <w:bCs/>
+          <w:sz w:val="28"/>
+          <w:szCs w:val="28"/>
+        </w:rPr>
+        <w:t>Danai</w:t>
+      </w:r>
+    </w:p>
+    <w:p>
+      <w:pPr>
+        <w:rPr>
+          <w:sz w:val="24"/>
+          <w:szCs w:val="24"/>
+        </w:rPr>
+      </w:pPr>
+      <w:r>
+        <w:rPr>
+          <w:sz w:val="24"/>
+          <w:szCs w:val="24"/>
+        </w:rPr>
+        <w:t xml:space="preserve">Role: </w:t>
+      </w:r>
+    </w:p>
+    <w:p>
+      <w:pPr>
+        <w:rPr>
+          <w:b/>
+          <w:bCs/>
           <w:sz w:val="32"/>
           <w:szCs w:val="32"/>
         </w:rPr>
-        <w:t>[GANT CHART?]</w:t>
-      </w:r>
-    </w:p>
-    <w:p>
-      <w:pPr>
-        <w:jc w:val="center"/>
-        <w:rPr>
+      </w:pPr>
+    </w:p>
+    <w:p>
+      <w:pPr>
+        <w:rPr>
+          <w:b/>
+          <w:bCs/>
           <w:sz w:val="32"/>
           <w:szCs w:val="32"/>
         </w:rPr>
       </w:pPr>
-      <w:r>
-        <w:rPr>
+    </w:p>
+    <w:p>
+      <w:pPr>
+        <w:rPr>
+          <w:b/>
+          <w:bCs/>
           <w:sz w:val="32"/>
           <w:szCs w:val="32"/>
         </w:rPr>
-        <w:t>Evidence of progress tracking and issue identification</w:t>
-      </w:r>
-    </w:p>
-    <w:p>
-      <w:pPr>
-        <w:rPr>
+      </w:pPr>
+    </w:p>
+    <w:p>
+      <w:pPr>
+        <w:rPr>
+          <w:b/>
+          <w:bCs/>
           <w:sz w:val="32"/>
           <w:szCs w:val="32"/>
         </w:rPr>
@@ -1158,21 +1782,30 @@
     <w:p>
       <w:pPr>
         <w:rPr>
+          <w:b/>
+          <w:bCs/>
           <w:sz w:val="32"/>
           <w:szCs w:val="32"/>
         </w:rPr>
       </w:pPr>
-      <w:r>
-        <w:rPr>
+    </w:p>
+    <w:p>
+      <w:pPr>
+        <w:jc w:val="center"/>
+        <w:rPr>
+          <w:b/>
+          <w:bCs/>
           <w:sz w:val="32"/>
           <w:szCs w:val="32"/>
         </w:rPr>
-        <w:t>[INSERT DETAILED MEETING NOTES HERE]</w:t>
-      </w:r>
-    </w:p>
-    <w:p>
-      <w:pPr>
-        <w:rPr>
+      </w:pPr>
+    </w:p>
+    <w:p>
+      <w:pPr>
+        <w:jc w:val="center"/>
+        <w:rPr>
+          <w:b/>
+          <w:bCs/>
           <w:sz w:val="32"/>
           <w:szCs w:val="32"/>
         </w:rPr>
@@ -1180,7 +1813,10 @@
     </w:p>
     <w:p>
       <w:pPr>
-        <w:rPr>
+        <w:jc w:val="center"/>
+        <w:rPr>
+          <w:b/>
+          <w:bCs/>
           <w:sz w:val="32"/>
           <w:szCs w:val="32"/>
         </w:rPr>
@@ -1188,7 +1824,10 @@
     </w:p>
     <w:p>
       <w:pPr>
-        <w:rPr>
+        <w:jc w:val="center"/>
+        <w:rPr>
+          <w:b/>
+          <w:bCs/>
           <w:sz w:val="32"/>
           <w:szCs w:val="32"/>
         </w:rPr>
@@ -1198,93 +1837,956 @@
       <w:pPr>
         <w:jc w:val="center"/>
         <w:rPr>
+          <w:b/>
+          <w:bCs/>
           <w:sz w:val="32"/>
           <w:szCs w:val="32"/>
         </w:rPr>
       </w:pPr>
       <w:r>
         <w:rPr>
+          <w:b/>
+          <w:bCs/>
           <w:sz w:val="32"/>
           <w:szCs w:val="32"/>
         </w:rPr>
+        <w:t>Delivery Schedule with realistic milestones</w:t>
+      </w:r>
+    </w:p>
+    <w:p>
+      <w:pPr>
+        <w:jc w:val="center"/>
+        <w:rPr>
+          <w:sz w:val="32"/>
+          <w:szCs w:val="32"/>
+        </w:rPr>
+      </w:pPr>
+      <w:r>
+        <w:rPr>
+          <w:sz w:val="32"/>
+          <w:szCs w:val="32"/>
+        </w:rPr>
+        <w:t>[GANT CHART?]</w:t>
+      </w:r>
+    </w:p>
+    <w:p>
+      <w:pPr>
+        <w:rPr>
+          <w:sz w:val="32"/>
+          <w:szCs w:val="32"/>
+        </w:rPr>
+      </w:pPr>
+    </w:p>
+    <w:p>
+      <w:pPr>
+        <w:rPr>
+          <w:sz w:val="32"/>
+          <w:szCs w:val="32"/>
+        </w:rPr>
+      </w:pPr>
+    </w:p>
+    <w:p>
+      <w:pPr>
+        <w:rPr>
+          <w:b/>
+          <w:bCs/>
+          <w:sz w:val="32"/>
+          <w:szCs w:val="32"/>
+          <w:u w:val="single"/>
+        </w:rPr>
+      </w:pPr>
+    </w:p>
+    <w:p>
+      <w:pPr>
+        <w:jc w:val="center"/>
+        <w:rPr>
+          <w:b/>
+          <w:bCs/>
+          <w:sz w:val="32"/>
+          <w:szCs w:val="32"/>
+        </w:rPr>
+      </w:pPr>
+      <w:r>
+        <w:rPr>
+          <w:b/>
+          <w:bCs/>
+          <w:sz w:val="32"/>
+          <w:szCs w:val="32"/>
+        </w:rPr>
         <w:lastRenderedPageBreak/>
         <w:t>Database implementation with Django models and CRUD operations.</w:t>
       </w:r>
     </w:p>
     <w:p>
       <w:pPr>
-        <w:jc w:val="center"/>
-        <w:rPr>
+        <w:rPr>
+          <w:sz w:val="24"/>
+          <w:szCs w:val="24"/>
+        </w:rPr>
+      </w:pPr>
+    </w:p>
+    <w:p>
+      <w:pPr>
+        <w:rPr>
+          <w:b/>
+          <w:bCs/>
+          <w:sz w:val="26"/>
+          <w:szCs w:val="26"/>
+        </w:rPr>
+      </w:pPr>
+      <w:r>
+        <w:rPr>
+          <w:b/>
+          <w:bCs/>
+          <w:sz w:val="26"/>
+          <w:szCs w:val="26"/>
+        </w:rPr>
+        <w:t>Configuration</w:t>
+      </w:r>
+    </w:p>
+    <w:p>
+      <w:pPr>
+        <w:rPr>
+          <w:sz w:val="24"/>
+          <w:szCs w:val="24"/>
+        </w:rPr>
+      </w:pPr>
+      <w:r>
+        <w:rPr>
+          <w:sz w:val="24"/>
+          <w:szCs w:val="24"/>
+        </w:rPr>
+        <w:t>Docker-</w:t>
+      </w:r>
+      <w:proofErr w:type="spellStart"/>
+      <w:proofErr w:type="gramStart"/>
+      <w:r>
+        <w:rPr>
+          <w:sz w:val="24"/>
+          <w:szCs w:val="24"/>
+        </w:rPr>
+        <w:t>compose.yaml</w:t>
+      </w:r>
+      <w:proofErr w:type="spellEnd"/>
+      <w:proofErr w:type="gramEnd"/>
+    </w:p>
+    <w:p>
+      <w:pPr>
+        <w:pStyle w:val="ListParagraph"/>
+        <w:numPr>
+          <w:ilvl w:val="0"/>
+          <w:numId w:val="1"/>
+        </w:numPr>
+        <w:rPr>
+          <w:sz w:val="24"/>
+          <w:szCs w:val="24"/>
+        </w:rPr>
+      </w:pPr>
+      <w:proofErr w:type="spellStart"/>
+      <w:r>
+        <w:rPr>
+          <w:sz w:val="24"/>
+          <w:szCs w:val="24"/>
+        </w:rPr>
+        <w:t>Postgress</w:t>
+      </w:r>
+      <w:proofErr w:type="spellEnd"/>
+      <w:r>
+        <w:rPr>
+          <w:sz w:val="24"/>
+          <w:szCs w:val="24"/>
+        </w:rPr>
+        <w:t xml:space="preserve"> 15</w:t>
+      </w:r>
+    </w:p>
+    <w:p>
+      <w:pPr>
+        <w:pStyle w:val="ListParagraph"/>
+        <w:numPr>
+          <w:ilvl w:val="0"/>
+          <w:numId w:val="1"/>
+        </w:numPr>
+        <w:rPr>
+          <w:sz w:val="24"/>
+          <w:szCs w:val="24"/>
+        </w:rPr>
+      </w:pPr>
+      <w:r>
+        <w:rPr>
+          <w:sz w:val="24"/>
+          <w:szCs w:val="24"/>
+        </w:rPr>
+        <w:t>Port mapping 5432:5432</w:t>
+      </w:r>
+    </w:p>
+    <w:p>
+      <w:pPr>
+        <w:pStyle w:val="ListParagraph"/>
+        <w:numPr>
+          <w:ilvl w:val="0"/>
+          <w:numId w:val="1"/>
+        </w:numPr>
+        <w:rPr>
+          <w:sz w:val="24"/>
+          <w:szCs w:val="24"/>
+        </w:rPr>
+      </w:pPr>
+      <w:r>
+        <w:rPr>
+          <w:sz w:val="24"/>
+          <w:szCs w:val="24"/>
+        </w:rPr>
+        <w:t xml:space="preserve">Volume mounting </w:t>
+      </w:r>
+      <w:proofErr w:type="spellStart"/>
+      <w:r>
+        <w:rPr>
+          <w:sz w:val="24"/>
+          <w:szCs w:val="24"/>
+        </w:rPr>
+        <w:t>postgress_data</w:t>
+      </w:r>
+      <w:proofErr w:type="spellEnd"/>
+      <w:r>
+        <w:rPr>
+          <w:sz w:val="24"/>
+          <w:szCs w:val="24"/>
+        </w:rPr>
+        <w:t xml:space="preserve"> for persistence</w:t>
+      </w:r>
+    </w:p>
+    <w:p>
+      <w:pPr>
+        <w:pStyle w:val="ListParagraph"/>
+        <w:numPr>
+          <w:ilvl w:val="0"/>
+          <w:numId w:val="1"/>
+        </w:numPr>
+        <w:rPr>
+          <w:sz w:val="24"/>
+          <w:szCs w:val="24"/>
+        </w:rPr>
+      </w:pPr>
+      <w:r>
+        <w:rPr>
+          <w:sz w:val="24"/>
+          <w:szCs w:val="24"/>
+        </w:rPr>
+        <w:t xml:space="preserve">Web service must wait on </w:t>
+      </w:r>
+      <w:proofErr w:type="spellStart"/>
+      <w:r>
+        <w:rPr>
+          <w:sz w:val="24"/>
+          <w:szCs w:val="24"/>
+        </w:rPr>
+        <w:t>db</w:t>
+      </w:r>
+      <w:proofErr w:type="spellEnd"/>
+      <w:r>
+        <w:rPr>
+          <w:sz w:val="24"/>
+          <w:szCs w:val="24"/>
+        </w:rPr>
+        <w:t xml:space="preserve"> service through “</w:t>
+      </w:r>
+      <w:proofErr w:type="spellStart"/>
+      <w:r>
+        <w:rPr>
+          <w:sz w:val="24"/>
+          <w:szCs w:val="24"/>
+        </w:rPr>
+        <w:t>depends_on</w:t>
+      </w:r>
+      <w:proofErr w:type="spellEnd"/>
+      <w:r>
+        <w:rPr>
+          <w:sz w:val="24"/>
+          <w:szCs w:val="24"/>
+        </w:rPr>
+        <w:t>”</w:t>
+      </w:r>
+    </w:p>
+    <w:p>
+      <w:pPr>
+        <w:rPr>
+          <w:sz w:val="24"/>
+          <w:szCs w:val="24"/>
+        </w:rPr>
+      </w:pPr>
+      <w:r>
+        <w:rPr>
+          <w:sz w:val="24"/>
+          <w:szCs w:val="24"/>
+        </w:rPr>
+        <w:t>Security:</w:t>
+      </w:r>
+    </w:p>
+    <w:p>
+      <w:pPr>
+        <w:pStyle w:val="ListParagraph"/>
+        <w:numPr>
+          <w:ilvl w:val="0"/>
+          <w:numId w:val="2"/>
+        </w:numPr>
+        <w:rPr>
+          <w:sz w:val="24"/>
+          <w:szCs w:val="24"/>
+        </w:rPr>
+      </w:pPr>
+      <w:proofErr w:type="gramStart"/>
+      <w:r>
+        <w:rPr>
+          <w:sz w:val="24"/>
+          <w:szCs w:val="24"/>
+        </w:rPr>
+        <w:t>.env</w:t>
+      </w:r>
+      <w:proofErr w:type="gramEnd"/>
+      <w:r>
+        <w:rPr>
+          <w:sz w:val="24"/>
+          <w:szCs w:val="24"/>
+        </w:rPr>
+        <w:t xml:space="preserve"> included </w:t>
+      </w:r>
+      <w:proofErr w:type="gramStart"/>
+      <w:r>
+        <w:rPr>
+          <w:sz w:val="24"/>
+          <w:szCs w:val="24"/>
+        </w:rPr>
+        <w:t>in .</w:t>
+      </w:r>
+      <w:proofErr w:type="spellStart"/>
+      <w:r>
+        <w:rPr>
+          <w:sz w:val="24"/>
+          <w:szCs w:val="24"/>
+        </w:rPr>
+        <w:t>gitignore</w:t>
+      </w:r>
+      <w:proofErr w:type="spellEnd"/>
+      <w:proofErr w:type="gramEnd"/>
+      <w:r>
+        <w:rPr>
+          <w:sz w:val="24"/>
+          <w:szCs w:val="24"/>
+        </w:rPr>
+        <w:t xml:space="preserve"> to keep the password hidden</w:t>
+      </w:r>
+    </w:p>
+    <w:p>
+      <w:pPr>
+        <w:ind w:left="360"/>
+        <w:rPr>
+          <w:sz w:val="24"/>
+          <w:szCs w:val="24"/>
+        </w:rPr>
+      </w:pPr>
+    </w:p>
+    <w:p>
+      <w:pPr>
+        <w:rPr>
+          <w:b/>
+          <w:bCs/>
+          <w:sz w:val="26"/>
+          <w:szCs w:val="26"/>
+        </w:rPr>
+      </w:pPr>
+      <w:r>
+        <w:rPr>
+          <w:b/>
+          <w:bCs/>
+          <w:sz w:val="26"/>
+          <w:szCs w:val="26"/>
+        </w:rPr>
+        <w:t>Django models</w:t>
+      </w:r>
+    </w:p>
+    <w:p>
+      <w:pPr>
+        <w:pStyle w:val="ListParagraph"/>
+        <w:numPr>
+          <w:ilvl w:val="0"/>
+          <w:numId w:val="2"/>
+        </w:numPr>
+        <w:rPr>
+          <w:sz w:val="24"/>
+          <w:szCs w:val="24"/>
+        </w:rPr>
+      </w:pPr>
+      <w:r>
+        <w:rPr>
+          <w:sz w:val="24"/>
+          <w:szCs w:val="24"/>
+        </w:rPr>
+        <w:t xml:space="preserve">Default user model for industry standard password hashing. A </w:t>
+      </w:r>
+      <w:proofErr w:type="gramStart"/>
+      <w:r>
+        <w:rPr>
+          <w:sz w:val="24"/>
+          <w:szCs w:val="24"/>
+        </w:rPr>
+        <w:t>one to one</w:t>
+      </w:r>
+      <w:proofErr w:type="gramEnd"/>
+      <w:r>
+        <w:rPr>
+          <w:sz w:val="24"/>
+          <w:szCs w:val="24"/>
+        </w:rPr>
+        <w:t xml:space="preserve"> relationship between the Producer/customer and user models.</w:t>
+      </w:r>
+    </w:p>
+    <w:p>
+      <w:pPr>
+        <w:rPr>
+          <w:sz w:val="24"/>
+          <w:szCs w:val="24"/>
+        </w:rPr>
+      </w:pPr>
+    </w:p>
+    <w:p>
+      <w:pPr>
+        <w:rPr>
+          <w:sz w:val="24"/>
+          <w:szCs w:val="24"/>
+        </w:rPr>
+      </w:pPr>
+      <w:r>
+        <w:rPr>
+          <w:sz w:val="24"/>
+          <w:szCs w:val="24"/>
+        </w:rPr>
+        <w:t>The database is implemented as a docker container, separate from the web container. Volume is used for data persistency when composed down. All credentials for the database are stored in a .env file for additional security.</w:t>
+      </w:r>
+    </w:p>
+    <w:p>
+      <w:pPr>
+        <w:rPr>
+          <w:sz w:val="24"/>
+          <w:szCs w:val="24"/>
+        </w:rPr>
+      </w:pPr>
+    </w:p>
+    <w:p>
+      <w:pPr>
+        <w:rPr>
+          <w:sz w:val="24"/>
+          <w:szCs w:val="24"/>
+        </w:rPr>
+      </w:pPr>
+    </w:p>
+    <w:p>
+      <w:pPr>
+        <w:rPr>
+          <w:b/>
+          <w:bCs/>
           <w:sz w:val="32"/>
           <w:szCs w:val="32"/>
         </w:rPr>
       </w:pPr>
-    </w:p>
-    <w:p>
-      <w:pPr>
-        <w:jc w:val="center"/>
-        <w:rPr>
+      <w:r>
+        <w:rPr>
+          <w:b/>
+          <w:bCs/>
           <w:sz w:val="32"/>
           <w:szCs w:val="32"/>
         </w:rPr>
-      </w:pPr>
-      <w:r>
+        <w:t>Complete User Authentication System</w:t>
+      </w:r>
+    </w:p>
+    <w:p>
+      <w:pPr>
+        <w:rPr>
+          <w:b/>
+          <w:bCs/>
+          <w:sz w:val="26"/>
+          <w:szCs w:val="26"/>
+        </w:rPr>
+      </w:pPr>
+      <w:r>
+        <w:rPr>
+          <w:b/>
+          <w:bCs/>
+          <w:sz w:val="26"/>
+          <w:szCs w:val="26"/>
+        </w:rPr>
+        <w:t>Models.py</w:t>
+      </w:r>
+    </w:p>
+    <w:p>
+      <w:pPr>
+        <w:pStyle w:val="ListParagraph"/>
+        <w:numPr>
+          <w:ilvl w:val="0"/>
+          <w:numId w:val="2"/>
+        </w:numPr>
+        <w:rPr>
+          <w:sz w:val="24"/>
+          <w:szCs w:val="24"/>
+        </w:rPr>
+      </w:pPr>
+      <w:r>
+        <w:rPr>
+          <w:sz w:val="24"/>
+          <w:szCs w:val="24"/>
+        </w:rPr>
+        <w:t xml:space="preserve">Customer and producer each have their own models to store relevant data as they do not share identical requirements. </w:t>
+      </w:r>
+    </w:p>
+    <w:p>
+      <w:pPr>
+        <w:pStyle w:val="ListParagraph"/>
+        <w:numPr>
+          <w:ilvl w:val="0"/>
+          <w:numId w:val="2"/>
+        </w:numPr>
+        <w:rPr>
+          <w:sz w:val="24"/>
+          <w:szCs w:val="24"/>
+        </w:rPr>
+      </w:pPr>
+      <w:r>
+        <w:rPr>
+          <w:sz w:val="24"/>
+          <w:szCs w:val="24"/>
+        </w:rPr>
+        <w:t>‘</w:t>
+      </w:r>
+      <w:proofErr w:type="spellStart"/>
+      <w:r>
+        <w:rPr>
+          <w:sz w:val="24"/>
+          <w:szCs w:val="24"/>
+        </w:rPr>
+        <w:t>On_delete</w:t>
+      </w:r>
+      <w:proofErr w:type="spellEnd"/>
+      <w:r>
+        <w:rPr>
+          <w:sz w:val="24"/>
+          <w:szCs w:val="24"/>
+        </w:rPr>
+        <w:t>=</w:t>
+      </w:r>
+      <w:proofErr w:type="spellStart"/>
+      <w:proofErr w:type="gramStart"/>
+      <w:r>
+        <w:rPr>
+          <w:sz w:val="24"/>
+          <w:szCs w:val="24"/>
+        </w:rPr>
+        <w:t>models.CASCADE</w:t>
+      </w:r>
+      <w:proofErr w:type="spellEnd"/>
+      <w:proofErr w:type="gramEnd"/>
+      <w:r>
+        <w:rPr>
+          <w:sz w:val="24"/>
+          <w:szCs w:val="24"/>
+        </w:rPr>
+        <w:t>’ used to remove producer/customer profiles if the user profile is deleted</w:t>
+      </w:r>
+    </w:p>
+    <w:p>
+      <w:pPr>
+        <w:rPr>
+          <w:b/>
+          <w:bCs/>
+          <w:sz w:val="26"/>
+          <w:szCs w:val="26"/>
+        </w:rPr>
+      </w:pPr>
+      <w:r>
+        <w:rPr>
+          <w:b/>
+          <w:bCs/>
+          <w:sz w:val="26"/>
+          <w:szCs w:val="26"/>
+        </w:rPr>
+        <w:t>Forms.py</w:t>
+      </w:r>
+    </w:p>
+    <w:p>
+      <w:pPr>
+        <w:pStyle w:val="ListParagraph"/>
+        <w:numPr>
+          <w:ilvl w:val="0"/>
+          <w:numId w:val="3"/>
+        </w:numPr>
+        <w:rPr>
+          <w:sz w:val="24"/>
+          <w:szCs w:val="24"/>
+        </w:rPr>
+      </w:pPr>
+      <w:r>
+        <w:rPr>
+          <w:sz w:val="24"/>
+          <w:szCs w:val="24"/>
+        </w:rPr>
+        <w:t xml:space="preserve">Direct field constraints for postcodes and emails ensure only correct data is stored in the database </w:t>
+      </w:r>
+    </w:p>
+    <w:p>
+      <w:pPr>
+        <w:pStyle w:val="ListParagraph"/>
+        <w:numPr>
+          <w:ilvl w:val="0"/>
+          <w:numId w:val="3"/>
+        </w:numPr>
+        <w:rPr>
+          <w:sz w:val="24"/>
+          <w:szCs w:val="24"/>
+        </w:rPr>
+      </w:pPr>
+      <w:r>
+        <w:rPr>
+          <w:sz w:val="24"/>
+          <w:szCs w:val="24"/>
+        </w:rPr>
+        <w:t>Handles password hashing</w:t>
+      </w:r>
+    </w:p>
+    <w:p>
+      <w:pPr>
+        <w:ind w:left="360"/>
+        <w:rPr>
+          <w:sz w:val="24"/>
+          <w:szCs w:val="24"/>
+        </w:rPr>
+      </w:pPr>
+    </w:p>
+    <w:p>
+      <w:pPr>
+        <w:rPr>
+          <w:b/>
+          <w:bCs/>
+          <w:sz w:val="26"/>
+          <w:szCs w:val="26"/>
+        </w:rPr>
+      </w:pPr>
+      <w:r>
+        <w:rPr>
+          <w:b/>
+          <w:bCs/>
+          <w:sz w:val="26"/>
+          <w:szCs w:val="26"/>
+        </w:rPr>
+        <w:lastRenderedPageBreak/>
+        <w:t>Views and urls.py</w:t>
+      </w:r>
+    </w:p>
+    <w:p>
+      <w:pPr>
+        <w:pStyle w:val="ListParagraph"/>
+        <w:numPr>
+          <w:ilvl w:val="0"/>
+          <w:numId w:val="4"/>
+        </w:numPr>
+        <w:rPr>
+          <w:sz w:val="24"/>
+          <w:szCs w:val="24"/>
+        </w:rPr>
+      </w:pPr>
+      <w:r>
+        <w:rPr>
+          <w:sz w:val="24"/>
+          <w:szCs w:val="24"/>
+        </w:rPr>
+        <w:t>Login and logout redirects found in settings.py ensure that logged out users will return to home page</w:t>
+      </w:r>
+    </w:p>
+    <w:p>
+      <w:pPr>
+        <w:jc w:val="center"/>
         <w:rPr>
           <w:sz w:val="32"/>
           <w:szCs w:val="32"/>
         </w:rPr>
-        <w:t>Complete User Authentication System</w:t>
-      </w:r>
+      </w:pPr>
     </w:p>
     <w:p>
       <w:pPr>
         <w:jc w:val="center"/>
         <w:rPr>
+          <w:b/>
+          <w:bCs/>
           <w:sz w:val="32"/>
           <w:szCs w:val="32"/>
         </w:rPr>
       </w:pPr>
-    </w:p>
-    <w:p>
-      <w:pPr>
-        <w:jc w:val="center"/>
-        <w:rPr>
+      <w:r>
+        <w:rPr>
+          <w:b/>
+          <w:bCs/>
           <w:sz w:val="32"/>
           <w:szCs w:val="32"/>
         </w:rPr>
-      </w:pPr>
-      <w:r>
-        <w:rPr>
+        <w:t>Successfully containerised using docker</w:t>
+      </w:r>
+    </w:p>
+    <w:p>
+      <w:pPr>
+        <w:jc w:val="center"/>
+        <w:rPr>
+          <w:b/>
+          <w:bCs/>
           <w:sz w:val="32"/>
           <w:szCs w:val="32"/>
         </w:rPr>
-        <w:t>Successfully containerised using docker</w:t>
+      </w:pPr>
+    </w:p>
+    <w:p>
+      <w:pPr>
+        <w:pStyle w:val="ListParagraph"/>
+        <w:numPr>
+          <w:ilvl w:val="0"/>
+          <w:numId w:val="4"/>
+        </w:numPr>
+        <w:rPr>
+          <w:sz w:val="24"/>
+          <w:szCs w:val="24"/>
+        </w:rPr>
+      </w:pPr>
+      <w:r>
+        <w:rPr>
+          <w:sz w:val="24"/>
+          <w:szCs w:val="24"/>
+        </w:rPr>
+        <w:t>Python 3.11-slim to reduce image size</w:t>
+      </w:r>
+    </w:p>
+    <w:p>
+      <w:pPr>
+        <w:pStyle w:val="ListParagraph"/>
+        <w:numPr>
+          <w:ilvl w:val="0"/>
+          <w:numId w:val="4"/>
+        </w:numPr>
+        <w:rPr>
+          <w:sz w:val="24"/>
+          <w:szCs w:val="24"/>
+        </w:rPr>
+      </w:pPr>
+      <w:r>
+        <w:rPr>
+          <w:sz w:val="24"/>
+          <w:szCs w:val="24"/>
+        </w:rPr>
+        <w:t>Use of requirements.txt to effectively install all dependencies</w:t>
+      </w:r>
+    </w:p>
+    <w:p>
+      <w:pPr>
+        <w:pStyle w:val="ListParagraph"/>
+        <w:numPr>
+          <w:ilvl w:val="0"/>
+          <w:numId w:val="4"/>
+        </w:numPr>
+        <w:rPr>
+          <w:sz w:val="24"/>
+          <w:szCs w:val="24"/>
+        </w:rPr>
+      </w:pPr>
+      <w:r>
+        <w:rPr>
+          <w:sz w:val="24"/>
+          <w:szCs w:val="24"/>
+        </w:rPr>
+        <w:t>Bridge network</w:t>
+      </w:r>
+      <w:r>
+        <w:rPr>
+          <w:sz w:val="24"/>
+          <w:szCs w:val="24"/>
+        </w:rPr>
+        <w:t xml:space="preserve"> allows the web service to communicate with </w:t>
+      </w:r>
+      <w:proofErr w:type="spellStart"/>
+      <w:r>
+        <w:rPr>
+          <w:sz w:val="24"/>
+          <w:szCs w:val="24"/>
+        </w:rPr>
+        <w:t>postgress</w:t>
+      </w:r>
+      <w:proofErr w:type="spellEnd"/>
+      <w:r>
+        <w:rPr>
+          <w:sz w:val="24"/>
+          <w:szCs w:val="24"/>
+        </w:rPr>
+        <w:t xml:space="preserve"> through ‘</w:t>
+      </w:r>
+      <w:proofErr w:type="spellStart"/>
+      <w:r>
+        <w:rPr>
+          <w:sz w:val="24"/>
+          <w:szCs w:val="24"/>
+        </w:rPr>
+        <w:t>db</w:t>
+      </w:r>
+      <w:proofErr w:type="spellEnd"/>
+      <w:r>
+        <w:rPr>
+          <w:sz w:val="24"/>
+          <w:szCs w:val="24"/>
+        </w:rPr>
+        <w:t>’</w:t>
       </w:r>
     </w:p>
     <w:p>
       <w:pPr>
         <w:jc w:val="center"/>
         <w:rPr>
+          <w:b/>
+          <w:bCs/>
           <w:sz w:val="32"/>
           <w:szCs w:val="32"/>
         </w:rPr>
       </w:pPr>
-    </w:p>
-    <w:p>
-      <w:pPr>
-        <w:jc w:val="center"/>
-        <w:rPr>
+      <w:r>
+        <w:rPr>
+          <w:b/>
+          <w:bCs/>
           <w:sz w:val="32"/>
           <w:szCs w:val="32"/>
         </w:rPr>
-      </w:pPr>
-      <w:r>
+        <w:t>Clear Architecture development for later phases</w:t>
+      </w:r>
+    </w:p>
+    <w:p>
+      <w:pPr>
+        <w:jc w:val="center"/>
         <w:rPr>
           <w:sz w:val="32"/>
           <w:szCs w:val="32"/>
         </w:rPr>
-        <w:t>Clear Architecture development for later phases</w:t>
-      </w:r>
+      </w:pPr>
+    </w:p>
+    <w:p>
+      <w:pPr>
+        <w:pStyle w:val="ListParagraph"/>
+        <w:numPr>
+          <w:ilvl w:val="0"/>
+          <w:numId w:val="5"/>
+        </w:numPr>
+        <w:rPr>
+          <w:sz w:val="24"/>
+          <w:szCs w:val="24"/>
+        </w:rPr>
+      </w:pPr>
+      <w:r>
+        <w:rPr>
+          <w:sz w:val="24"/>
+          <w:szCs w:val="24"/>
+        </w:rPr>
+        <w:t>A base template for all pages is used so the front end looks consistent. This ensures that the project is easily scalable.</w:t>
+      </w:r>
+    </w:p>
+    <w:p>
+      <w:pPr>
+        <w:pStyle w:val="ListParagraph"/>
+        <w:numPr>
+          <w:ilvl w:val="0"/>
+          <w:numId w:val="5"/>
+        </w:numPr>
+        <w:rPr>
+          <w:sz w:val="24"/>
+          <w:szCs w:val="24"/>
+        </w:rPr>
+      </w:pPr>
+      <w:r>
+        <w:rPr>
+          <w:sz w:val="24"/>
+          <w:szCs w:val="24"/>
+        </w:rPr>
+        <w:t>Separate styles.css file for template design.</w:t>
+      </w:r>
+    </w:p>
+    <w:p>
+      <w:pPr>
+        <w:pStyle w:val="ListParagraph"/>
+        <w:numPr>
+          <w:ilvl w:val="0"/>
+          <w:numId w:val="5"/>
+        </w:numPr>
+        <w:rPr>
+          <w:sz w:val="24"/>
+          <w:szCs w:val="24"/>
+        </w:rPr>
+      </w:pPr>
+      <w:r>
+        <w:rPr>
+          <w:sz w:val="24"/>
+          <w:szCs w:val="24"/>
+        </w:rPr>
+        <w:t xml:space="preserve">By having a separate model for customers and produces, the need for null values in the </w:t>
+      </w:r>
+      <w:proofErr w:type="spellStart"/>
+      <w:r>
+        <w:rPr>
+          <w:sz w:val="24"/>
+          <w:szCs w:val="24"/>
+        </w:rPr>
+        <w:t>db</w:t>
+      </w:r>
+      <w:proofErr w:type="spellEnd"/>
+      <w:r>
+        <w:rPr>
+          <w:sz w:val="24"/>
+          <w:szCs w:val="24"/>
+        </w:rPr>
+        <w:t xml:space="preserve"> where a customer does not have a business name are not necessary</w:t>
+      </w:r>
+    </w:p>
+    <w:p>
+      <w:pPr>
+        <w:pStyle w:val="ListParagraph"/>
+        <w:numPr>
+          <w:ilvl w:val="0"/>
+          <w:numId w:val="5"/>
+        </w:numPr>
+        <w:rPr>
+          <w:sz w:val="24"/>
+          <w:szCs w:val="24"/>
+        </w:rPr>
+      </w:pPr>
+      <w:r>
+        <w:rPr>
+          <w:sz w:val="24"/>
+          <w:szCs w:val="24"/>
+        </w:rPr>
+        <w:t xml:space="preserve">Separate containerisation of the web and </w:t>
+      </w:r>
+      <w:proofErr w:type="spellStart"/>
+      <w:r>
+        <w:rPr>
+          <w:sz w:val="24"/>
+          <w:szCs w:val="24"/>
+        </w:rPr>
+        <w:t>db</w:t>
+      </w:r>
+      <w:proofErr w:type="spellEnd"/>
+      <w:r>
+        <w:rPr>
+          <w:sz w:val="24"/>
+          <w:szCs w:val="24"/>
+        </w:rPr>
+        <w:t xml:space="preserve"> service using docker compose up removes any need to run any pip install commands to run the project.</w:t>
+      </w:r>
+    </w:p>
+    <w:p>
+      <w:pPr>
+        <w:ind w:left="360"/>
+        <w:rPr>
+          <w:sz w:val="24"/>
+          <w:szCs w:val="24"/>
+        </w:rPr>
+      </w:pPr>
     </w:p>
     <w:sectPr>
       <w:pgSz w:w="11906" w:h="16838"/>
@@ -1294,6 +2796,823 @@
     </w:sectPr>
   </w:body>
 </w:document>
+</file>
+
+<file path=word/numbering.xml><?xml version="1.0" encoding="utf-8"?>
+<w:numbering xmlns:wpc="http://schemas.microsoft.com/office/word/2010/wordprocessingCanvas" xmlns:cx="http://schemas.microsoft.com/office/drawing/2014/chartex" xmlns:cx1="http://schemas.microsoft.com/office/drawing/2015/9/8/chartex" xmlns:cx2="http://schemas.microsoft.com/office/drawing/2015/10/21/chartex" xmlns:cx3="http://schemas.microsoft.com/office/drawing/2016/5/9/chartex" xmlns:cx4="http://schemas.microsoft.com/office/drawing/2016/5/10/chartex" xmlns:cx5="http://schemas.microsoft.com/office/drawing/2016/5/11/chartex" xmlns:cx6="http://schemas.microsoft.com/office/drawing/2016/5/12/chartex" xmlns:cx7="http://schemas.microsoft.com/office/drawing/2016/5/13/chartex" xmlns:cx8="http://schemas.microsoft.com/office/drawing/2016/5/14/chartex" xmlns:mc="http://schemas.openxmlformats.org/markup-compatibility/2006" xmlns:aink="http://schemas.microsoft.com/office/drawing/2016/ink" xmlns:am3d="http://schemas.microsoft.com/office/drawing/2017/model3d" xmlns:o="urn:schemas-microsoft-com:office:office" xmlns:oel="http://schemas.microsoft.com/office/2019/extlst" xmlns:r="http://schemas.openxmlformats.org/officeDocument/2006/relationships" xmlns:m="http://schemas.openxmlformats.org/officeDocument/2006/math" xmlns:v="urn:schemas-microsoft-com:vml" xmlns:wp14="http://schemas.microsoft.com/office/word/2010/wordprocessingDrawing" xmlns:wp="http://schemas.openxmlformats.org/drawingml/2006/wordprocessingDrawing" xmlns:w10="urn:schemas-microsoft-com:office:word" xmlns:w="http://schemas.openxmlformats.org/wordprocessingml/2006/main" xmlns:w14="http://schemas.microsoft.com/office/word/2010/wordml" xmlns:w15="http://schemas.microsoft.com/office/word/2012/wordml" xmlns:w16cex="http://schemas.microsoft.com/office/word/2018/wordml/cex" xmlns:w16cid="http://schemas.microsoft.com/office/word/2016/wordml/cid" xmlns:w16="http://schemas.microsoft.com/office/word/2018/wordml" xmlns:w16du="http://schemas.microsoft.com/office/word/2023/wordml/word16du" xmlns:w16sdtdh="http://schemas.microsoft.com/office/word/2020/wordml/sdtdatahash" xmlns:w16sdtfl="http://schemas.microsoft.com/office/word/2024/wordml/sdtformatlock" xmlns:w16se="http://schemas.microsoft.com/office/word/2015/wordml/symex" xmlns:wpg="http://schemas.microsoft.com/office/word/2010/wordprocessingGroup" xmlns:wpi="http://schemas.microsoft.com/office/word/2010/wordprocessingInk" xmlns:wne="http://schemas.microsoft.com/office/word/2006/wordml" xmlns:wps="http://schemas.microsoft.com/office/word/2010/wordprocessingShape" mc:Ignorable="w14 w15 w16se w16cid w16 w16cex w16sdtdh w16sdtfl w16du wp14">
+  <w:abstractNum w:abstractNumId="0" w15:restartNumberingAfterBreak="0">
+    <w:nsid w:val="171C40EE"/>
+    <w:multiLevelType w:val="hybridMultilevel"/>
+    <w:tmpl w:val="72AA6F16"/>
+    <w:lvl w:ilvl="0" w:tplc="08090001">
+      <w:start w:val="1"/>
+      <w:numFmt w:val="bullet"/>
+      <w:lvlText w:val=""/>
+      <w:lvlJc w:val="left"/>
+      <w:pPr>
+        <w:ind w:left="720" w:hanging="360"/>
+      </w:pPr>
+      <w:rPr>
+        <w:rFonts w:ascii="Symbol" w:hAnsi="Symbol" w:hint="default"/>
+      </w:rPr>
+    </w:lvl>
+    <w:lvl w:ilvl="1" w:tplc="08090003" w:tentative="1">
+      <w:start w:val="1"/>
+      <w:numFmt w:val="bullet"/>
+      <w:lvlText w:val="o"/>
+      <w:lvlJc w:val="left"/>
+      <w:pPr>
+        <w:ind w:left="1440" w:hanging="360"/>
+      </w:pPr>
+      <w:rPr>
+        <w:rFonts w:ascii="Courier New" w:hAnsi="Courier New" w:cs="Courier New" w:hint="default"/>
+      </w:rPr>
+    </w:lvl>
+    <w:lvl w:ilvl="2" w:tplc="08090005" w:tentative="1">
+      <w:start w:val="1"/>
+      <w:numFmt w:val="bullet"/>
+      <w:lvlText w:val=""/>
+      <w:lvlJc w:val="left"/>
+      <w:pPr>
+        <w:ind w:left="2160" w:hanging="360"/>
+      </w:pPr>
+      <w:rPr>
+        <w:rFonts w:ascii="Wingdings" w:hAnsi="Wingdings" w:hint="default"/>
+      </w:rPr>
+    </w:lvl>
+    <w:lvl w:ilvl="3" w:tplc="08090001" w:tentative="1">
+      <w:start w:val="1"/>
+      <w:numFmt w:val="bullet"/>
+      <w:lvlText w:val=""/>
+      <w:lvlJc w:val="left"/>
+      <w:pPr>
+        <w:ind w:left="2880" w:hanging="360"/>
+      </w:pPr>
+      <w:rPr>
+        <w:rFonts w:ascii="Symbol" w:hAnsi="Symbol" w:hint="default"/>
+      </w:rPr>
+    </w:lvl>
+    <w:lvl w:ilvl="4" w:tplc="08090003" w:tentative="1">
+      <w:start w:val="1"/>
+      <w:numFmt w:val="bullet"/>
+      <w:lvlText w:val="o"/>
+      <w:lvlJc w:val="left"/>
+      <w:pPr>
+        <w:ind w:left="3600" w:hanging="360"/>
+      </w:pPr>
+      <w:rPr>
+        <w:rFonts w:ascii="Courier New" w:hAnsi="Courier New" w:cs="Courier New" w:hint="default"/>
+      </w:rPr>
+    </w:lvl>
+    <w:lvl w:ilvl="5" w:tplc="08090005" w:tentative="1">
+      <w:start w:val="1"/>
+      <w:numFmt w:val="bullet"/>
+      <w:lvlText w:val=""/>
+      <w:lvlJc w:val="left"/>
+      <w:pPr>
+        <w:ind w:left="4320" w:hanging="360"/>
+      </w:pPr>
+      <w:rPr>
+        <w:rFonts w:ascii="Wingdings" w:hAnsi="Wingdings" w:hint="default"/>
+      </w:rPr>
+    </w:lvl>
+    <w:lvl w:ilvl="6" w:tplc="08090001" w:tentative="1">
+      <w:start w:val="1"/>
+      <w:numFmt w:val="bullet"/>
+      <w:lvlText w:val=""/>
+      <w:lvlJc w:val="left"/>
+      <w:pPr>
+        <w:ind w:left="5040" w:hanging="360"/>
+      </w:pPr>
+      <w:rPr>
+        <w:rFonts w:ascii="Symbol" w:hAnsi="Symbol" w:hint="default"/>
+      </w:rPr>
+    </w:lvl>
+    <w:lvl w:ilvl="7" w:tplc="08090003" w:tentative="1">
+      <w:start w:val="1"/>
+      <w:numFmt w:val="bullet"/>
+      <w:lvlText w:val="o"/>
+      <w:lvlJc w:val="left"/>
+      <w:pPr>
+        <w:ind w:left="5760" w:hanging="360"/>
+      </w:pPr>
+      <w:rPr>
+        <w:rFonts w:ascii="Courier New" w:hAnsi="Courier New" w:cs="Courier New" w:hint="default"/>
+      </w:rPr>
+    </w:lvl>
+    <w:lvl w:ilvl="8" w:tplc="08090005" w:tentative="1">
+      <w:start w:val="1"/>
+      <w:numFmt w:val="bullet"/>
+      <w:lvlText w:val=""/>
+      <w:lvlJc w:val="left"/>
+      <w:pPr>
+        <w:ind w:left="6480" w:hanging="360"/>
+      </w:pPr>
+      <w:rPr>
+        <w:rFonts w:ascii="Wingdings" w:hAnsi="Wingdings" w:hint="default"/>
+      </w:rPr>
+    </w:lvl>
+  </w:abstractNum>
+  <w:abstractNum w:abstractNumId="1" w15:restartNumberingAfterBreak="0">
+    <w:nsid w:val="3C403060"/>
+    <w:multiLevelType w:val="hybridMultilevel"/>
+    <w:tmpl w:val="23C221D2"/>
+    <w:lvl w:ilvl="0" w:tplc="08090001">
+      <w:start w:val="1"/>
+      <w:numFmt w:val="bullet"/>
+      <w:lvlText w:val=""/>
+      <w:lvlJc w:val="left"/>
+      <w:pPr>
+        <w:ind w:left="720" w:hanging="360"/>
+      </w:pPr>
+      <w:rPr>
+        <w:rFonts w:ascii="Symbol" w:hAnsi="Symbol" w:hint="default"/>
+      </w:rPr>
+    </w:lvl>
+    <w:lvl w:ilvl="1" w:tplc="08090003" w:tentative="1">
+      <w:start w:val="1"/>
+      <w:numFmt w:val="bullet"/>
+      <w:lvlText w:val="o"/>
+      <w:lvlJc w:val="left"/>
+      <w:pPr>
+        <w:ind w:left="1440" w:hanging="360"/>
+      </w:pPr>
+      <w:rPr>
+        <w:rFonts w:ascii="Courier New" w:hAnsi="Courier New" w:cs="Courier New" w:hint="default"/>
+      </w:rPr>
+    </w:lvl>
+    <w:lvl w:ilvl="2" w:tplc="08090005" w:tentative="1">
+      <w:start w:val="1"/>
+      <w:numFmt w:val="bullet"/>
+      <w:lvlText w:val=""/>
+      <w:lvlJc w:val="left"/>
+      <w:pPr>
+        <w:ind w:left="2160" w:hanging="360"/>
+      </w:pPr>
+      <w:rPr>
+        <w:rFonts w:ascii="Wingdings" w:hAnsi="Wingdings" w:hint="default"/>
+      </w:rPr>
+    </w:lvl>
+    <w:lvl w:ilvl="3" w:tplc="08090001" w:tentative="1">
+      <w:start w:val="1"/>
+      <w:numFmt w:val="bullet"/>
+      <w:lvlText w:val=""/>
+      <w:lvlJc w:val="left"/>
+      <w:pPr>
+        <w:ind w:left="2880" w:hanging="360"/>
+      </w:pPr>
+      <w:rPr>
+        <w:rFonts w:ascii="Symbol" w:hAnsi="Symbol" w:hint="default"/>
+      </w:rPr>
+    </w:lvl>
+    <w:lvl w:ilvl="4" w:tplc="08090003" w:tentative="1">
+      <w:start w:val="1"/>
+      <w:numFmt w:val="bullet"/>
+      <w:lvlText w:val="o"/>
+      <w:lvlJc w:val="left"/>
+      <w:pPr>
+        <w:ind w:left="3600" w:hanging="360"/>
+      </w:pPr>
+      <w:rPr>
+        <w:rFonts w:ascii="Courier New" w:hAnsi="Courier New" w:cs="Courier New" w:hint="default"/>
+      </w:rPr>
+    </w:lvl>
+    <w:lvl w:ilvl="5" w:tplc="08090005" w:tentative="1">
+      <w:start w:val="1"/>
+      <w:numFmt w:val="bullet"/>
+      <w:lvlText w:val=""/>
+      <w:lvlJc w:val="left"/>
+      <w:pPr>
+        <w:ind w:left="4320" w:hanging="360"/>
+      </w:pPr>
+      <w:rPr>
+        <w:rFonts w:ascii="Wingdings" w:hAnsi="Wingdings" w:hint="default"/>
+      </w:rPr>
+    </w:lvl>
+    <w:lvl w:ilvl="6" w:tplc="08090001" w:tentative="1">
+      <w:start w:val="1"/>
+      <w:numFmt w:val="bullet"/>
+      <w:lvlText w:val=""/>
+      <w:lvlJc w:val="left"/>
+      <w:pPr>
+        <w:ind w:left="5040" w:hanging="360"/>
+      </w:pPr>
+      <w:rPr>
+        <w:rFonts w:ascii="Symbol" w:hAnsi="Symbol" w:hint="default"/>
+      </w:rPr>
+    </w:lvl>
+    <w:lvl w:ilvl="7" w:tplc="08090003" w:tentative="1">
+      <w:start w:val="1"/>
+      <w:numFmt w:val="bullet"/>
+      <w:lvlText w:val="o"/>
+      <w:lvlJc w:val="left"/>
+      <w:pPr>
+        <w:ind w:left="5760" w:hanging="360"/>
+      </w:pPr>
+      <w:rPr>
+        <w:rFonts w:ascii="Courier New" w:hAnsi="Courier New" w:cs="Courier New" w:hint="default"/>
+      </w:rPr>
+    </w:lvl>
+    <w:lvl w:ilvl="8" w:tplc="08090005" w:tentative="1">
+      <w:start w:val="1"/>
+      <w:numFmt w:val="bullet"/>
+      <w:lvlText w:val=""/>
+      <w:lvlJc w:val="left"/>
+      <w:pPr>
+        <w:ind w:left="6480" w:hanging="360"/>
+      </w:pPr>
+      <w:rPr>
+        <w:rFonts w:ascii="Wingdings" w:hAnsi="Wingdings" w:hint="default"/>
+      </w:rPr>
+    </w:lvl>
+  </w:abstractNum>
+  <w:abstractNum w:abstractNumId="2" w15:restartNumberingAfterBreak="0">
+    <w:nsid w:val="45D370F3"/>
+    <w:multiLevelType w:val="hybridMultilevel"/>
+    <w:tmpl w:val="D4C62994"/>
+    <w:lvl w:ilvl="0" w:tplc="08090001">
+      <w:start w:val="1"/>
+      <w:numFmt w:val="bullet"/>
+      <w:lvlText w:val=""/>
+      <w:lvlJc w:val="left"/>
+      <w:pPr>
+        <w:ind w:left="720" w:hanging="360"/>
+      </w:pPr>
+      <w:rPr>
+        <w:rFonts w:ascii="Symbol" w:hAnsi="Symbol" w:hint="default"/>
+      </w:rPr>
+    </w:lvl>
+    <w:lvl w:ilvl="1" w:tplc="08090003" w:tentative="1">
+      <w:start w:val="1"/>
+      <w:numFmt w:val="bullet"/>
+      <w:lvlText w:val="o"/>
+      <w:lvlJc w:val="left"/>
+      <w:pPr>
+        <w:ind w:left="1440" w:hanging="360"/>
+      </w:pPr>
+      <w:rPr>
+        <w:rFonts w:ascii="Courier New" w:hAnsi="Courier New" w:cs="Courier New" w:hint="default"/>
+      </w:rPr>
+    </w:lvl>
+    <w:lvl w:ilvl="2" w:tplc="08090005" w:tentative="1">
+      <w:start w:val="1"/>
+      <w:numFmt w:val="bullet"/>
+      <w:lvlText w:val=""/>
+      <w:lvlJc w:val="left"/>
+      <w:pPr>
+        <w:ind w:left="2160" w:hanging="360"/>
+      </w:pPr>
+      <w:rPr>
+        <w:rFonts w:ascii="Wingdings" w:hAnsi="Wingdings" w:hint="default"/>
+      </w:rPr>
+    </w:lvl>
+    <w:lvl w:ilvl="3" w:tplc="08090001" w:tentative="1">
+      <w:start w:val="1"/>
+      <w:numFmt w:val="bullet"/>
+      <w:lvlText w:val=""/>
+      <w:lvlJc w:val="left"/>
+      <w:pPr>
+        <w:ind w:left="2880" w:hanging="360"/>
+      </w:pPr>
+      <w:rPr>
+        <w:rFonts w:ascii="Symbol" w:hAnsi="Symbol" w:hint="default"/>
+      </w:rPr>
+    </w:lvl>
+    <w:lvl w:ilvl="4" w:tplc="08090003" w:tentative="1">
+      <w:start w:val="1"/>
+      <w:numFmt w:val="bullet"/>
+      <w:lvlText w:val="o"/>
+      <w:lvlJc w:val="left"/>
+      <w:pPr>
+        <w:ind w:left="3600" w:hanging="360"/>
+      </w:pPr>
+      <w:rPr>
+        <w:rFonts w:ascii="Courier New" w:hAnsi="Courier New" w:cs="Courier New" w:hint="default"/>
+      </w:rPr>
+    </w:lvl>
+    <w:lvl w:ilvl="5" w:tplc="08090005" w:tentative="1">
+      <w:start w:val="1"/>
+      <w:numFmt w:val="bullet"/>
+      <w:lvlText w:val=""/>
+      <w:lvlJc w:val="left"/>
+      <w:pPr>
+        <w:ind w:left="4320" w:hanging="360"/>
+      </w:pPr>
+      <w:rPr>
+        <w:rFonts w:ascii="Wingdings" w:hAnsi="Wingdings" w:hint="default"/>
+      </w:rPr>
+    </w:lvl>
+    <w:lvl w:ilvl="6" w:tplc="08090001" w:tentative="1">
+      <w:start w:val="1"/>
+      <w:numFmt w:val="bullet"/>
+      <w:lvlText w:val=""/>
+      <w:lvlJc w:val="left"/>
+      <w:pPr>
+        <w:ind w:left="5040" w:hanging="360"/>
+      </w:pPr>
+      <w:rPr>
+        <w:rFonts w:ascii="Symbol" w:hAnsi="Symbol" w:hint="default"/>
+      </w:rPr>
+    </w:lvl>
+    <w:lvl w:ilvl="7" w:tplc="08090003" w:tentative="1">
+      <w:start w:val="1"/>
+      <w:numFmt w:val="bullet"/>
+      <w:lvlText w:val="o"/>
+      <w:lvlJc w:val="left"/>
+      <w:pPr>
+        <w:ind w:left="5760" w:hanging="360"/>
+      </w:pPr>
+      <w:rPr>
+        <w:rFonts w:ascii="Courier New" w:hAnsi="Courier New" w:cs="Courier New" w:hint="default"/>
+      </w:rPr>
+    </w:lvl>
+    <w:lvl w:ilvl="8" w:tplc="08090005" w:tentative="1">
+      <w:start w:val="1"/>
+      <w:numFmt w:val="bullet"/>
+      <w:lvlText w:val=""/>
+      <w:lvlJc w:val="left"/>
+      <w:pPr>
+        <w:ind w:left="6480" w:hanging="360"/>
+      </w:pPr>
+      <w:rPr>
+        <w:rFonts w:ascii="Wingdings" w:hAnsi="Wingdings" w:hint="default"/>
+      </w:rPr>
+    </w:lvl>
+  </w:abstractNum>
+  <w:abstractNum w:abstractNumId="3" w15:restartNumberingAfterBreak="0">
+    <w:nsid w:val="66951C1F"/>
+    <w:multiLevelType w:val="hybridMultilevel"/>
+    <w:tmpl w:val="15D86F3E"/>
+    <w:lvl w:ilvl="0" w:tplc="08090001">
+      <w:start w:val="1"/>
+      <w:numFmt w:val="bullet"/>
+      <w:lvlText w:val=""/>
+      <w:lvlJc w:val="left"/>
+      <w:pPr>
+        <w:ind w:left="720" w:hanging="360"/>
+      </w:pPr>
+      <w:rPr>
+        <w:rFonts w:ascii="Symbol" w:hAnsi="Symbol" w:hint="default"/>
+      </w:rPr>
+    </w:lvl>
+    <w:lvl w:ilvl="1" w:tplc="08090003" w:tentative="1">
+      <w:start w:val="1"/>
+      <w:numFmt w:val="bullet"/>
+      <w:lvlText w:val="o"/>
+      <w:lvlJc w:val="left"/>
+      <w:pPr>
+        <w:ind w:left="1440" w:hanging="360"/>
+      </w:pPr>
+      <w:rPr>
+        <w:rFonts w:ascii="Courier New" w:hAnsi="Courier New" w:cs="Courier New" w:hint="default"/>
+      </w:rPr>
+    </w:lvl>
+    <w:lvl w:ilvl="2" w:tplc="08090005" w:tentative="1">
+      <w:start w:val="1"/>
+      <w:numFmt w:val="bullet"/>
+      <w:lvlText w:val=""/>
+      <w:lvlJc w:val="left"/>
+      <w:pPr>
+        <w:ind w:left="2160" w:hanging="360"/>
+      </w:pPr>
+      <w:rPr>
+        <w:rFonts w:ascii="Wingdings" w:hAnsi="Wingdings" w:hint="default"/>
+      </w:rPr>
+    </w:lvl>
+    <w:lvl w:ilvl="3" w:tplc="08090001" w:tentative="1">
+      <w:start w:val="1"/>
+      <w:numFmt w:val="bullet"/>
+      <w:lvlText w:val=""/>
+      <w:lvlJc w:val="left"/>
+      <w:pPr>
+        <w:ind w:left="2880" w:hanging="360"/>
+      </w:pPr>
+      <w:rPr>
+        <w:rFonts w:ascii="Symbol" w:hAnsi="Symbol" w:hint="default"/>
+      </w:rPr>
+    </w:lvl>
+    <w:lvl w:ilvl="4" w:tplc="08090003" w:tentative="1">
+      <w:start w:val="1"/>
+      <w:numFmt w:val="bullet"/>
+      <w:lvlText w:val="o"/>
+      <w:lvlJc w:val="left"/>
+      <w:pPr>
+        <w:ind w:left="3600" w:hanging="360"/>
+      </w:pPr>
+      <w:rPr>
+        <w:rFonts w:ascii="Courier New" w:hAnsi="Courier New" w:cs="Courier New" w:hint="default"/>
+      </w:rPr>
+    </w:lvl>
+    <w:lvl w:ilvl="5" w:tplc="08090005" w:tentative="1">
+      <w:start w:val="1"/>
+      <w:numFmt w:val="bullet"/>
+      <w:lvlText w:val=""/>
+      <w:lvlJc w:val="left"/>
+      <w:pPr>
+        <w:ind w:left="4320" w:hanging="360"/>
+      </w:pPr>
+      <w:rPr>
+        <w:rFonts w:ascii="Wingdings" w:hAnsi="Wingdings" w:hint="default"/>
+      </w:rPr>
+    </w:lvl>
+    <w:lvl w:ilvl="6" w:tplc="08090001" w:tentative="1">
+      <w:start w:val="1"/>
+      <w:numFmt w:val="bullet"/>
+      <w:lvlText w:val=""/>
+      <w:lvlJc w:val="left"/>
+      <w:pPr>
+        <w:ind w:left="5040" w:hanging="360"/>
+      </w:pPr>
+      <w:rPr>
+        <w:rFonts w:ascii="Symbol" w:hAnsi="Symbol" w:hint="default"/>
+      </w:rPr>
+    </w:lvl>
+    <w:lvl w:ilvl="7" w:tplc="08090003" w:tentative="1">
+      <w:start w:val="1"/>
+      <w:numFmt w:val="bullet"/>
+      <w:lvlText w:val="o"/>
+      <w:lvlJc w:val="left"/>
+      <w:pPr>
+        <w:ind w:left="5760" w:hanging="360"/>
+      </w:pPr>
+      <w:rPr>
+        <w:rFonts w:ascii="Courier New" w:hAnsi="Courier New" w:cs="Courier New" w:hint="default"/>
+      </w:rPr>
+    </w:lvl>
+    <w:lvl w:ilvl="8" w:tplc="08090005" w:tentative="1">
+      <w:start w:val="1"/>
+      <w:numFmt w:val="bullet"/>
+      <w:lvlText w:val=""/>
+      <w:lvlJc w:val="left"/>
+      <w:pPr>
+        <w:ind w:left="6480" w:hanging="360"/>
+      </w:pPr>
+      <w:rPr>
+        <w:rFonts w:ascii="Wingdings" w:hAnsi="Wingdings" w:hint="default"/>
+      </w:rPr>
+    </w:lvl>
+  </w:abstractNum>
+  <w:abstractNum w:abstractNumId="4" w15:restartNumberingAfterBreak="0">
+    <w:nsid w:val="76060830"/>
+    <w:multiLevelType w:val="hybridMultilevel"/>
+    <w:tmpl w:val="78A4D0E6"/>
+    <w:lvl w:ilvl="0" w:tplc="08090001">
+      <w:start w:val="1"/>
+      <w:numFmt w:val="bullet"/>
+      <w:lvlText w:val=""/>
+      <w:lvlJc w:val="left"/>
+      <w:pPr>
+        <w:ind w:left="720" w:hanging="360"/>
+      </w:pPr>
+      <w:rPr>
+        <w:rFonts w:ascii="Symbol" w:hAnsi="Symbol" w:hint="default"/>
+      </w:rPr>
+    </w:lvl>
+    <w:lvl w:ilvl="1" w:tplc="08090003" w:tentative="1">
+      <w:start w:val="1"/>
+      <w:numFmt w:val="bullet"/>
+      <w:lvlText w:val="o"/>
+      <w:lvlJc w:val="left"/>
+      <w:pPr>
+        <w:ind w:left="1440" w:hanging="360"/>
+      </w:pPr>
+      <w:rPr>
+        <w:rFonts w:ascii="Courier New" w:hAnsi="Courier New" w:cs="Courier New" w:hint="default"/>
+      </w:rPr>
+    </w:lvl>
+    <w:lvl w:ilvl="2" w:tplc="08090005" w:tentative="1">
+      <w:start w:val="1"/>
+      <w:numFmt w:val="bullet"/>
+      <w:lvlText w:val=""/>
+      <w:lvlJc w:val="left"/>
+      <w:pPr>
+        <w:ind w:left="2160" w:hanging="360"/>
+      </w:pPr>
+      <w:rPr>
+        <w:rFonts w:ascii="Wingdings" w:hAnsi="Wingdings" w:hint="default"/>
+      </w:rPr>
+    </w:lvl>
+    <w:lvl w:ilvl="3" w:tplc="08090001" w:tentative="1">
+      <w:start w:val="1"/>
+      <w:numFmt w:val="bullet"/>
+      <w:lvlText w:val=""/>
+      <w:lvlJc w:val="left"/>
+      <w:pPr>
+        <w:ind w:left="2880" w:hanging="360"/>
+      </w:pPr>
+      <w:rPr>
+        <w:rFonts w:ascii="Symbol" w:hAnsi="Symbol" w:hint="default"/>
+      </w:rPr>
+    </w:lvl>
+    <w:lvl w:ilvl="4" w:tplc="08090003" w:tentative="1">
+      <w:start w:val="1"/>
+      <w:numFmt w:val="bullet"/>
+      <w:lvlText w:val="o"/>
+      <w:lvlJc w:val="left"/>
+      <w:pPr>
+        <w:ind w:left="3600" w:hanging="360"/>
+      </w:pPr>
+      <w:rPr>
+        <w:rFonts w:ascii="Courier New" w:hAnsi="Courier New" w:cs="Courier New" w:hint="default"/>
+      </w:rPr>
+    </w:lvl>
+    <w:lvl w:ilvl="5" w:tplc="08090005" w:tentative="1">
+      <w:start w:val="1"/>
+      <w:numFmt w:val="bullet"/>
+      <w:lvlText w:val=""/>
+      <w:lvlJc w:val="left"/>
+      <w:pPr>
+        <w:ind w:left="4320" w:hanging="360"/>
+      </w:pPr>
+      <w:rPr>
+        <w:rFonts w:ascii="Wingdings" w:hAnsi="Wingdings" w:hint="default"/>
+      </w:rPr>
+    </w:lvl>
+    <w:lvl w:ilvl="6" w:tplc="08090001" w:tentative="1">
+      <w:start w:val="1"/>
+      <w:numFmt w:val="bullet"/>
+      <w:lvlText w:val=""/>
+      <w:lvlJc w:val="left"/>
+      <w:pPr>
+        <w:ind w:left="5040" w:hanging="360"/>
+      </w:pPr>
+      <w:rPr>
+        <w:rFonts w:ascii="Symbol" w:hAnsi="Symbol" w:hint="default"/>
+      </w:rPr>
+    </w:lvl>
+    <w:lvl w:ilvl="7" w:tplc="08090003" w:tentative="1">
+      <w:start w:val="1"/>
+      <w:numFmt w:val="bullet"/>
+      <w:lvlText w:val="o"/>
+      <w:lvlJc w:val="left"/>
+      <w:pPr>
+        <w:ind w:left="5760" w:hanging="360"/>
+      </w:pPr>
+      <w:rPr>
+        <w:rFonts w:ascii="Courier New" w:hAnsi="Courier New" w:cs="Courier New" w:hint="default"/>
+      </w:rPr>
+    </w:lvl>
+    <w:lvl w:ilvl="8" w:tplc="08090005" w:tentative="1">
+      <w:start w:val="1"/>
+      <w:numFmt w:val="bullet"/>
+      <w:lvlText w:val=""/>
+      <w:lvlJc w:val="left"/>
+      <w:pPr>
+        <w:ind w:left="6480" w:hanging="360"/>
+      </w:pPr>
+      <w:rPr>
+        <w:rFonts w:ascii="Wingdings" w:hAnsi="Wingdings" w:hint="default"/>
+      </w:rPr>
+    </w:lvl>
+  </w:abstractNum>
+  <w:abstractNum w:abstractNumId="5" w15:restartNumberingAfterBreak="0">
+    <w:nsid w:val="786D307A"/>
+    <w:multiLevelType w:val="hybridMultilevel"/>
+    <w:tmpl w:val="61F8BFD0"/>
+    <w:lvl w:ilvl="0" w:tplc="08090001">
+      <w:start w:val="1"/>
+      <w:numFmt w:val="bullet"/>
+      <w:lvlText w:val=""/>
+      <w:lvlJc w:val="left"/>
+      <w:pPr>
+        <w:ind w:left="720" w:hanging="360"/>
+      </w:pPr>
+      <w:rPr>
+        <w:rFonts w:ascii="Symbol" w:hAnsi="Symbol" w:hint="default"/>
+      </w:rPr>
+    </w:lvl>
+    <w:lvl w:ilvl="1" w:tplc="08090003" w:tentative="1">
+      <w:start w:val="1"/>
+      <w:numFmt w:val="bullet"/>
+      <w:lvlText w:val="o"/>
+      <w:lvlJc w:val="left"/>
+      <w:pPr>
+        <w:ind w:left="1440" w:hanging="360"/>
+      </w:pPr>
+      <w:rPr>
+        <w:rFonts w:ascii="Courier New" w:hAnsi="Courier New" w:cs="Courier New" w:hint="default"/>
+      </w:rPr>
+    </w:lvl>
+    <w:lvl w:ilvl="2" w:tplc="08090005" w:tentative="1">
+      <w:start w:val="1"/>
+      <w:numFmt w:val="bullet"/>
+      <w:lvlText w:val=""/>
+      <w:lvlJc w:val="left"/>
+      <w:pPr>
+        <w:ind w:left="2160" w:hanging="360"/>
+      </w:pPr>
+      <w:rPr>
+        <w:rFonts w:ascii="Wingdings" w:hAnsi="Wingdings" w:hint="default"/>
+      </w:rPr>
+    </w:lvl>
+    <w:lvl w:ilvl="3" w:tplc="08090001" w:tentative="1">
+      <w:start w:val="1"/>
+      <w:numFmt w:val="bullet"/>
+      <w:lvlText w:val=""/>
+      <w:lvlJc w:val="left"/>
+      <w:pPr>
+        <w:ind w:left="2880" w:hanging="360"/>
+      </w:pPr>
+      <w:rPr>
+        <w:rFonts w:ascii="Symbol" w:hAnsi="Symbol" w:hint="default"/>
+      </w:rPr>
+    </w:lvl>
+    <w:lvl w:ilvl="4" w:tplc="08090003" w:tentative="1">
+      <w:start w:val="1"/>
+      <w:numFmt w:val="bullet"/>
+      <w:lvlText w:val="o"/>
+      <w:lvlJc w:val="left"/>
+      <w:pPr>
+        <w:ind w:left="3600" w:hanging="360"/>
+      </w:pPr>
+      <w:rPr>
+        <w:rFonts w:ascii="Courier New" w:hAnsi="Courier New" w:cs="Courier New" w:hint="default"/>
+      </w:rPr>
+    </w:lvl>
+    <w:lvl w:ilvl="5" w:tplc="08090005" w:tentative="1">
+      <w:start w:val="1"/>
+      <w:numFmt w:val="bullet"/>
+      <w:lvlText w:val=""/>
+      <w:lvlJc w:val="left"/>
+      <w:pPr>
+        <w:ind w:left="4320" w:hanging="360"/>
+      </w:pPr>
+      <w:rPr>
+        <w:rFonts w:ascii="Wingdings" w:hAnsi="Wingdings" w:hint="default"/>
+      </w:rPr>
+    </w:lvl>
+    <w:lvl w:ilvl="6" w:tplc="08090001" w:tentative="1">
+      <w:start w:val="1"/>
+      <w:numFmt w:val="bullet"/>
+      <w:lvlText w:val=""/>
+      <w:lvlJc w:val="left"/>
+      <w:pPr>
+        <w:ind w:left="5040" w:hanging="360"/>
+      </w:pPr>
+      <w:rPr>
+        <w:rFonts w:ascii="Symbol" w:hAnsi="Symbol" w:hint="default"/>
+      </w:rPr>
+    </w:lvl>
+    <w:lvl w:ilvl="7" w:tplc="08090003" w:tentative="1">
+      <w:start w:val="1"/>
+      <w:numFmt w:val="bullet"/>
+      <w:lvlText w:val="o"/>
+      <w:lvlJc w:val="left"/>
+      <w:pPr>
+        <w:ind w:left="5760" w:hanging="360"/>
+      </w:pPr>
+      <w:rPr>
+        <w:rFonts w:ascii="Courier New" w:hAnsi="Courier New" w:cs="Courier New" w:hint="default"/>
+      </w:rPr>
+    </w:lvl>
+    <w:lvl w:ilvl="8" w:tplc="08090005" w:tentative="1">
+      <w:start w:val="1"/>
+      <w:numFmt w:val="bullet"/>
+      <w:lvlText w:val=""/>
+      <w:lvlJc w:val="left"/>
+      <w:pPr>
+        <w:ind w:left="6480" w:hanging="360"/>
+      </w:pPr>
+      <w:rPr>
+        <w:rFonts w:ascii="Wingdings" w:hAnsi="Wingdings" w:hint="default"/>
+      </w:rPr>
+    </w:lvl>
+  </w:abstractNum>
+  <w:abstractNum w:abstractNumId="6" w15:restartNumberingAfterBreak="0">
+    <w:nsid w:val="7E154B1B"/>
+    <w:multiLevelType w:val="hybridMultilevel"/>
+    <w:tmpl w:val="2188BE8C"/>
+    <w:lvl w:ilvl="0" w:tplc="08090001">
+      <w:start w:val="1"/>
+      <w:numFmt w:val="bullet"/>
+      <w:lvlText w:val=""/>
+      <w:lvlJc w:val="left"/>
+      <w:pPr>
+        <w:ind w:left="720" w:hanging="360"/>
+      </w:pPr>
+      <w:rPr>
+        <w:rFonts w:ascii="Symbol" w:hAnsi="Symbol" w:hint="default"/>
+      </w:rPr>
+    </w:lvl>
+    <w:lvl w:ilvl="1" w:tplc="08090003" w:tentative="1">
+      <w:start w:val="1"/>
+      <w:numFmt w:val="bullet"/>
+      <w:lvlText w:val="o"/>
+      <w:lvlJc w:val="left"/>
+      <w:pPr>
+        <w:ind w:left="1440" w:hanging="360"/>
+      </w:pPr>
+      <w:rPr>
+        <w:rFonts w:ascii="Courier New" w:hAnsi="Courier New" w:cs="Courier New" w:hint="default"/>
+      </w:rPr>
+    </w:lvl>
+    <w:lvl w:ilvl="2" w:tplc="08090005" w:tentative="1">
+      <w:start w:val="1"/>
+      <w:numFmt w:val="bullet"/>
+      <w:lvlText w:val=""/>
+      <w:lvlJc w:val="left"/>
+      <w:pPr>
+        <w:ind w:left="2160" w:hanging="360"/>
+      </w:pPr>
+      <w:rPr>
+        <w:rFonts w:ascii="Wingdings" w:hAnsi="Wingdings" w:hint="default"/>
+      </w:rPr>
+    </w:lvl>
+    <w:lvl w:ilvl="3" w:tplc="08090001" w:tentative="1">
+      <w:start w:val="1"/>
+      <w:numFmt w:val="bullet"/>
+      <w:lvlText w:val=""/>
+      <w:lvlJc w:val="left"/>
+      <w:pPr>
+        <w:ind w:left="2880" w:hanging="360"/>
+      </w:pPr>
+      <w:rPr>
+        <w:rFonts w:ascii="Symbol" w:hAnsi="Symbol" w:hint="default"/>
+      </w:rPr>
+    </w:lvl>
+    <w:lvl w:ilvl="4" w:tplc="08090003" w:tentative="1">
+      <w:start w:val="1"/>
+      <w:numFmt w:val="bullet"/>
+      <w:lvlText w:val="o"/>
+      <w:lvlJc w:val="left"/>
+      <w:pPr>
+        <w:ind w:left="3600" w:hanging="360"/>
+      </w:pPr>
+      <w:rPr>
+        <w:rFonts w:ascii="Courier New" w:hAnsi="Courier New" w:cs="Courier New" w:hint="default"/>
+      </w:rPr>
+    </w:lvl>
+    <w:lvl w:ilvl="5" w:tplc="08090005" w:tentative="1">
+      <w:start w:val="1"/>
+      <w:numFmt w:val="bullet"/>
+      <w:lvlText w:val=""/>
+      <w:lvlJc w:val="left"/>
+      <w:pPr>
+        <w:ind w:left="4320" w:hanging="360"/>
+      </w:pPr>
+      <w:rPr>
+        <w:rFonts w:ascii="Wingdings" w:hAnsi="Wingdings" w:hint="default"/>
+      </w:rPr>
+    </w:lvl>
+    <w:lvl w:ilvl="6" w:tplc="08090001" w:tentative="1">
+      <w:start w:val="1"/>
+      <w:numFmt w:val="bullet"/>
+      <w:lvlText w:val=""/>
+      <w:lvlJc w:val="left"/>
+      <w:pPr>
+        <w:ind w:left="5040" w:hanging="360"/>
+      </w:pPr>
+      <w:rPr>
+        <w:rFonts w:ascii="Symbol" w:hAnsi="Symbol" w:hint="default"/>
+      </w:rPr>
+    </w:lvl>
+    <w:lvl w:ilvl="7" w:tplc="08090003" w:tentative="1">
+      <w:start w:val="1"/>
+      <w:numFmt w:val="bullet"/>
+      <w:lvlText w:val="o"/>
+      <w:lvlJc w:val="left"/>
+      <w:pPr>
+        <w:ind w:left="5760" w:hanging="360"/>
+      </w:pPr>
+      <w:rPr>
+        <w:rFonts w:ascii="Courier New" w:hAnsi="Courier New" w:cs="Courier New" w:hint="default"/>
+      </w:rPr>
+    </w:lvl>
+    <w:lvl w:ilvl="8" w:tplc="08090005" w:tentative="1">
+      <w:start w:val="1"/>
+      <w:numFmt w:val="bullet"/>
+      <w:lvlText w:val=""/>
+      <w:lvlJc w:val="left"/>
+      <w:pPr>
+        <w:ind w:left="6480" w:hanging="360"/>
+      </w:pPr>
+      <w:rPr>
+        <w:rFonts w:ascii="Wingdings" w:hAnsi="Wingdings" w:hint="default"/>
+      </w:rPr>
+    </w:lvl>
+  </w:abstractNum>
+  <w:num w:numId="1" w16cid:durableId="2075199024">
+    <w:abstractNumId w:val="6"/>
+  </w:num>
+  <w:num w:numId="2" w16cid:durableId="978269839">
+    <w:abstractNumId w:val="1"/>
+  </w:num>
+  <w:num w:numId="3" w16cid:durableId="483738724">
+    <w:abstractNumId w:val="4"/>
+  </w:num>
+  <w:num w:numId="4" w16cid:durableId="1086462716">
+    <w:abstractNumId w:val="5"/>
+  </w:num>
+  <w:num w:numId="5" w16cid:durableId="1013653516">
+    <w:abstractNumId w:val="0"/>
+  </w:num>
+  <w:num w:numId="6" w16cid:durableId="2027634323">
+    <w:abstractNumId w:val="2"/>
+  </w:num>
+  <w:num w:numId="7" w16cid:durableId="1822766896">
+    <w:abstractNumId w:val="3"/>
+  </w:num>
+</w:numbering>
 </file>
 
 <file path=word/styles.xml><?xml version="1.0" encoding="utf-8"?>

--- a/docs/Sprint Prep/DESD Sprint 1 Presentation Document.docx
+++ b/docs/Sprint Prep/DESD Sprint 1 Presentation Document.docx
@@ -406,6 +406,13 @@
           <w:sz w:val="24"/>
           <w:szCs w:val="24"/>
         </w:rPr>
+        <w:t>, authentication</w:t>
+      </w:r>
+      <w:r>
+        <w:rPr>
+          <w:sz w:val="24"/>
+          <w:szCs w:val="24"/>
+        </w:rPr>
         <w:t xml:space="preserve"> and database CRUD operations</w:t>
       </w:r>
     </w:p>
@@ -969,23 +976,7 @@
                 <w:sz w:val="24"/>
                 <w:szCs w:val="24"/>
               </w:rPr>
-              <w:t xml:space="preserve">Configure </w:t>
-            </w:r>
-            <w:proofErr w:type="spellStart"/>
-            <w:r>
-              <w:rPr>
-                <w:sz w:val="24"/>
-                <w:szCs w:val="24"/>
-              </w:rPr>
-              <w:t>dockerfile</w:t>
-            </w:r>
-            <w:proofErr w:type="spellEnd"/>
-            <w:r>
-              <w:rPr>
-                <w:sz w:val="24"/>
-                <w:szCs w:val="24"/>
-              </w:rPr>
-              <w:t xml:space="preserve">, requirements and docker-compose </w:t>
+              <w:t xml:space="preserve">Configure dockerfile, requirements and docker-compose </w:t>
             </w:r>
           </w:p>
         </w:tc>
@@ -1692,9 +1683,557 @@
           <w:sz w:val="24"/>
           <w:szCs w:val="24"/>
         </w:rPr>
-        <w:t xml:space="preserve">Role: </w:t>
+        <w:t xml:space="preserve">Role: Database developer </w:t>
       </w:r>
     </w:p>
+    <w:tbl>
+      <w:tblPr>
+        <w:tblStyle w:val="TableGrid"/>
+        <w:tblW w:w="0" w:type="auto"/>
+        <w:tblLook w:val="04A0" w:firstRow="1" w:lastRow="0" w:firstColumn="1" w:lastColumn="0" w:noHBand="0" w:noVBand="1"/>
+      </w:tblPr>
+      <w:tblGrid>
+        <w:gridCol w:w="1502"/>
+        <w:gridCol w:w="1502"/>
+        <w:gridCol w:w="1503"/>
+        <w:gridCol w:w="1503"/>
+        <w:gridCol w:w="1503"/>
+        <w:gridCol w:w="1503"/>
+      </w:tblGrid>
+      <w:tr>
+        <w:tc>
+          <w:tcPr>
+            <w:tcW w:w="1502" w:type="dxa"/>
+          </w:tcPr>
+          <w:p>
+            <w:pPr>
+              <w:rPr>
+                <w:sz w:val="24"/>
+                <w:szCs w:val="24"/>
+              </w:rPr>
+            </w:pPr>
+            <w:r>
+              <w:rPr>
+                <w:sz w:val="24"/>
+                <w:szCs w:val="24"/>
+              </w:rPr>
+              <w:t>Task</w:t>
+            </w:r>
+          </w:p>
+        </w:tc>
+        <w:tc>
+          <w:tcPr>
+            <w:tcW w:w="1502" w:type="dxa"/>
+          </w:tcPr>
+          <w:p>
+            <w:pPr>
+              <w:rPr>
+                <w:sz w:val="24"/>
+                <w:szCs w:val="24"/>
+              </w:rPr>
+            </w:pPr>
+            <w:r>
+              <w:rPr>
+                <w:sz w:val="24"/>
+                <w:szCs w:val="24"/>
+              </w:rPr>
+              <w:t xml:space="preserve">Description </w:t>
+            </w:r>
+          </w:p>
+        </w:tc>
+        <w:tc>
+          <w:tcPr>
+            <w:tcW w:w="1503" w:type="dxa"/>
+          </w:tcPr>
+          <w:p>
+            <w:pPr>
+              <w:rPr>
+                <w:sz w:val="24"/>
+                <w:szCs w:val="24"/>
+              </w:rPr>
+            </w:pPr>
+            <w:r>
+              <w:rPr>
+                <w:sz w:val="24"/>
+                <w:szCs w:val="24"/>
+              </w:rPr>
+              <w:t>Start</w:t>
+            </w:r>
+          </w:p>
+        </w:tc>
+        <w:tc>
+          <w:tcPr>
+            <w:tcW w:w="1503" w:type="dxa"/>
+          </w:tcPr>
+          <w:p>
+            <w:pPr>
+              <w:rPr>
+                <w:sz w:val="24"/>
+                <w:szCs w:val="24"/>
+              </w:rPr>
+            </w:pPr>
+            <w:r>
+              <w:rPr>
+                <w:sz w:val="24"/>
+                <w:szCs w:val="24"/>
+              </w:rPr>
+              <w:t>End</w:t>
+            </w:r>
+          </w:p>
+        </w:tc>
+        <w:tc>
+          <w:tcPr>
+            <w:tcW w:w="1503" w:type="dxa"/>
+          </w:tcPr>
+          <w:p>
+            <w:pPr>
+              <w:rPr>
+                <w:sz w:val="24"/>
+                <w:szCs w:val="24"/>
+              </w:rPr>
+            </w:pPr>
+            <w:r>
+              <w:rPr>
+                <w:sz w:val="24"/>
+                <w:szCs w:val="24"/>
+              </w:rPr>
+              <w:t>Status</w:t>
+            </w:r>
+          </w:p>
+        </w:tc>
+        <w:tc>
+          <w:tcPr>
+            <w:tcW w:w="1503" w:type="dxa"/>
+          </w:tcPr>
+          <w:p>
+            <w:pPr>
+              <w:rPr>
+                <w:sz w:val="24"/>
+                <w:szCs w:val="24"/>
+              </w:rPr>
+            </w:pPr>
+            <w:r>
+              <w:rPr>
+                <w:sz w:val="24"/>
+                <w:szCs w:val="24"/>
+              </w:rPr>
+              <w:t>Notes</w:t>
+            </w:r>
+          </w:p>
+        </w:tc>
+      </w:tr>
+      <w:tr>
+        <w:tc>
+          <w:tcPr>
+            <w:tcW w:w="1502" w:type="dxa"/>
+          </w:tcPr>
+          <w:p>
+            <w:pPr>
+              <w:rPr>
+                <w:sz w:val="24"/>
+                <w:szCs w:val="24"/>
+              </w:rPr>
+            </w:pPr>
+            <w:r>
+              <w:rPr>
+                <w:sz w:val="24"/>
+                <w:szCs w:val="24"/>
+              </w:rPr>
+              <w:t>Database Schema Design</w:t>
+            </w:r>
+          </w:p>
+        </w:tc>
+        <w:tc>
+          <w:tcPr>
+            <w:tcW w:w="1502" w:type="dxa"/>
+          </w:tcPr>
+          <w:p>
+            <w:pPr>
+              <w:rPr>
+                <w:sz w:val="24"/>
+                <w:szCs w:val="24"/>
+              </w:rPr>
+            </w:pPr>
+            <w:r>
+              <w:rPr>
+                <w:sz w:val="24"/>
+                <w:szCs w:val="24"/>
+              </w:rPr>
+              <w:t xml:space="preserve">Design schema for </w:t>
+            </w:r>
+          </w:p>
+        </w:tc>
+        <w:tc>
+          <w:tcPr>
+            <w:tcW w:w="1503" w:type="dxa"/>
+          </w:tcPr>
+          <w:p>
+            <w:pPr>
+              <w:rPr>
+                <w:sz w:val="24"/>
+                <w:szCs w:val="24"/>
+              </w:rPr>
+            </w:pPr>
+            <w:r>
+              <w:rPr>
+                <w:sz w:val="24"/>
+                <w:szCs w:val="24"/>
+              </w:rPr>
+              <w:t>20/02</w:t>
+            </w:r>
+          </w:p>
+        </w:tc>
+        <w:tc>
+          <w:tcPr>
+            <w:tcW w:w="1503" w:type="dxa"/>
+          </w:tcPr>
+          <w:p>
+            <w:pPr>
+              <w:rPr>
+                <w:sz w:val="24"/>
+                <w:szCs w:val="24"/>
+              </w:rPr>
+            </w:pPr>
+            <w:r>
+              <w:rPr>
+                <w:sz w:val="24"/>
+                <w:szCs w:val="24"/>
+              </w:rPr>
+              <w:t>02/03</w:t>
+            </w:r>
+          </w:p>
+        </w:tc>
+        <w:tc>
+          <w:tcPr>
+            <w:tcW w:w="1503" w:type="dxa"/>
+          </w:tcPr>
+          <w:p>
+            <w:pPr>
+              <w:rPr>
+                <w:sz w:val="24"/>
+                <w:szCs w:val="24"/>
+              </w:rPr>
+            </w:pPr>
+            <w:r>
+              <w:rPr>
+                <w:sz w:val="24"/>
+                <w:szCs w:val="24"/>
+              </w:rPr>
+              <w:t>Ongoing</w:t>
+            </w:r>
+          </w:p>
+        </w:tc>
+        <w:tc>
+          <w:tcPr>
+            <w:tcW w:w="1503" w:type="dxa"/>
+          </w:tcPr>
+          <w:p>
+            <w:pPr>
+              <w:rPr>
+                <w:sz w:val="24"/>
+                <w:szCs w:val="24"/>
+              </w:rPr>
+            </w:pPr>
+          </w:p>
+        </w:tc>
+      </w:tr>
+      <w:tr>
+        <w:tc>
+          <w:tcPr>
+            <w:tcW w:w="1502" w:type="dxa"/>
+          </w:tcPr>
+          <w:p>
+            <w:pPr>
+              <w:rPr>
+                <w:sz w:val="24"/>
+                <w:szCs w:val="24"/>
+              </w:rPr>
+            </w:pPr>
+            <w:r>
+              <w:rPr>
+                <w:sz w:val="24"/>
+                <w:szCs w:val="24"/>
+              </w:rPr>
+              <w:t>Project planning Diagrams</w:t>
+            </w:r>
+          </w:p>
+        </w:tc>
+        <w:tc>
+          <w:tcPr>
+            <w:tcW w:w="1502" w:type="dxa"/>
+          </w:tcPr>
+          <w:p>
+            <w:pPr>
+              <w:rPr>
+                <w:sz w:val="24"/>
+                <w:szCs w:val="24"/>
+              </w:rPr>
+            </w:pPr>
+            <w:r>
+              <w:rPr>
+                <w:sz w:val="24"/>
+                <w:szCs w:val="24"/>
+              </w:rPr>
+              <w:t>Planning diagram</w:t>
+            </w:r>
+          </w:p>
+        </w:tc>
+        <w:tc>
+          <w:tcPr>
+            <w:tcW w:w="1503" w:type="dxa"/>
+          </w:tcPr>
+          <w:p>
+            <w:pPr>
+              <w:rPr>
+                <w:sz w:val="24"/>
+                <w:szCs w:val="24"/>
+              </w:rPr>
+            </w:pPr>
+            <w:r>
+              <w:rPr>
+                <w:sz w:val="24"/>
+                <w:szCs w:val="24"/>
+              </w:rPr>
+              <w:t>18/02</w:t>
+            </w:r>
+          </w:p>
+        </w:tc>
+        <w:tc>
+          <w:tcPr>
+            <w:tcW w:w="1503" w:type="dxa"/>
+          </w:tcPr>
+          <w:p>
+            <w:pPr>
+              <w:rPr>
+                <w:sz w:val="24"/>
+                <w:szCs w:val="24"/>
+              </w:rPr>
+            </w:pPr>
+            <w:r>
+              <w:rPr>
+                <w:sz w:val="24"/>
+                <w:szCs w:val="24"/>
+              </w:rPr>
+              <w:t>19/02</w:t>
+            </w:r>
+          </w:p>
+        </w:tc>
+        <w:tc>
+          <w:tcPr>
+            <w:tcW w:w="1503" w:type="dxa"/>
+          </w:tcPr>
+          <w:p>
+            <w:pPr>
+              <w:rPr>
+                <w:sz w:val="24"/>
+                <w:szCs w:val="24"/>
+              </w:rPr>
+            </w:pPr>
+            <w:r>
+              <w:rPr>
+                <w:sz w:val="24"/>
+                <w:szCs w:val="24"/>
+              </w:rPr>
+              <w:t>completed</w:t>
+            </w:r>
+          </w:p>
+        </w:tc>
+        <w:tc>
+          <w:tcPr>
+            <w:tcW w:w="1503" w:type="dxa"/>
+          </w:tcPr>
+          <w:p>
+            <w:pPr>
+              <w:rPr>
+                <w:sz w:val="24"/>
+                <w:szCs w:val="24"/>
+              </w:rPr>
+            </w:pPr>
+            <w:r>
+              <w:rPr>
+                <w:sz w:val="24"/>
+                <w:szCs w:val="24"/>
+              </w:rPr>
+              <w:t>Designed Gantt Chart</w:t>
+            </w:r>
+          </w:p>
+        </w:tc>
+      </w:tr>
+      <w:tr>
+        <w:tc>
+          <w:tcPr>
+            <w:tcW w:w="1502" w:type="dxa"/>
+          </w:tcPr>
+          <w:p>
+            <w:pPr>
+              <w:rPr>
+                <w:sz w:val="24"/>
+                <w:szCs w:val="24"/>
+              </w:rPr>
+            </w:pPr>
+            <w:r>
+              <w:rPr>
+                <w:sz w:val="24"/>
+                <w:szCs w:val="24"/>
+              </w:rPr>
+              <w:t>Django model creation</w:t>
+            </w:r>
+          </w:p>
+        </w:tc>
+        <w:tc>
+          <w:tcPr>
+            <w:tcW w:w="1502" w:type="dxa"/>
+          </w:tcPr>
+          <w:p>
+            <w:pPr>
+              <w:rPr>
+                <w:sz w:val="24"/>
+                <w:szCs w:val="24"/>
+              </w:rPr>
+            </w:pPr>
+            <w:r>
+              <w:rPr>
+                <w:sz w:val="24"/>
+                <w:szCs w:val="24"/>
+              </w:rPr>
+              <w:t>Implement models in Django for Postgrsess connection.</w:t>
+            </w:r>
+          </w:p>
+        </w:tc>
+        <w:tc>
+          <w:tcPr>
+            <w:tcW w:w="1503" w:type="dxa"/>
+          </w:tcPr>
+          <w:p>
+            <w:pPr>
+              <w:rPr>
+                <w:sz w:val="24"/>
+                <w:szCs w:val="24"/>
+              </w:rPr>
+            </w:pPr>
+          </w:p>
+        </w:tc>
+        <w:tc>
+          <w:tcPr>
+            <w:tcW w:w="1503" w:type="dxa"/>
+          </w:tcPr>
+          <w:p>
+            <w:pPr>
+              <w:rPr>
+                <w:sz w:val="24"/>
+                <w:szCs w:val="24"/>
+              </w:rPr>
+            </w:pPr>
+          </w:p>
+        </w:tc>
+        <w:tc>
+          <w:tcPr>
+            <w:tcW w:w="1503" w:type="dxa"/>
+          </w:tcPr>
+          <w:p>
+            <w:pPr>
+              <w:rPr>
+                <w:sz w:val="24"/>
+                <w:szCs w:val="24"/>
+              </w:rPr>
+            </w:pPr>
+          </w:p>
+        </w:tc>
+        <w:tc>
+          <w:tcPr>
+            <w:tcW w:w="1503" w:type="dxa"/>
+          </w:tcPr>
+          <w:p>
+            <w:pPr>
+              <w:rPr>
+                <w:sz w:val="24"/>
+                <w:szCs w:val="24"/>
+              </w:rPr>
+            </w:pPr>
+          </w:p>
+        </w:tc>
+      </w:tr>
+      <w:tr>
+        <w:tc>
+          <w:tcPr>
+            <w:tcW w:w="1502" w:type="dxa"/>
+          </w:tcPr>
+          <w:p>
+            <w:pPr>
+              <w:rPr>
+                <w:sz w:val="24"/>
+                <w:szCs w:val="24"/>
+              </w:rPr>
+            </w:pPr>
+          </w:p>
+        </w:tc>
+        <w:tc>
+          <w:tcPr>
+            <w:tcW w:w="1502" w:type="dxa"/>
+          </w:tcPr>
+          <w:p>
+            <w:pPr>
+              <w:rPr>
+                <w:sz w:val="24"/>
+                <w:szCs w:val="24"/>
+              </w:rPr>
+            </w:pPr>
+          </w:p>
+        </w:tc>
+        <w:tc>
+          <w:tcPr>
+            <w:tcW w:w="1503" w:type="dxa"/>
+          </w:tcPr>
+          <w:p>
+            <w:pPr>
+              <w:rPr>
+                <w:sz w:val="24"/>
+                <w:szCs w:val="24"/>
+              </w:rPr>
+            </w:pPr>
+          </w:p>
+        </w:tc>
+        <w:tc>
+          <w:tcPr>
+            <w:tcW w:w="1503" w:type="dxa"/>
+          </w:tcPr>
+          <w:p>
+            <w:pPr>
+              <w:rPr>
+                <w:sz w:val="24"/>
+                <w:szCs w:val="24"/>
+              </w:rPr>
+            </w:pPr>
+          </w:p>
+        </w:tc>
+        <w:tc>
+          <w:tcPr>
+            <w:tcW w:w="1503" w:type="dxa"/>
+          </w:tcPr>
+          <w:p>
+            <w:pPr>
+              <w:rPr>
+                <w:sz w:val="24"/>
+                <w:szCs w:val="24"/>
+              </w:rPr>
+            </w:pPr>
+          </w:p>
+        </w:tc>
+        <w:tc>
+          <w:tcPr>
+            <w:tcW w:w="1503" w:type="dxa"/>
+          </w:tcPr>
+          <w:p>
+            <w:pPr>
+              <w:rPr>
+                <w:sz w:val="24"/>
+                <w:szCs w:val="24"/>
+              </w:rPr>
+            </w:pPr>
+          </w:p>
+        </w:tc>
+      </w:tr>
+    </w:tbl>
     <w:p>
       <w:pPr>
         <w:rPr>
@@ -1853,6 +2392,3231 @@
         <w:t>Delivery Schedule with realistic milestones</w:t>
       </w:r>
     </w:p>
+    <w:tbl>
+      <w:tblPr>
+        <w:tblStyle w:val="TableGrid"/>
+        <w:tblW w:w="0" w:type="auto"/>
+        <w:tblLook w:val="04A0" w:firstRow="1" w:lastRow="0" w:firstColumn="1" w:lastColumn="0" w:noHBand="0" w:noVBand="1"/>
+      </w:tblPr>
+      <w:tblGrid>
+        <w:gridCol w:w="2417"/>
+        <w:gridCol w:w="1934"/>
+        <w:gridCol w:w="1544"/>
+        <w:gridCol w:w="1531"/>
+        <w:gridCol w:w="1590"/>
+      </w:tblGrid>
+      <w:tr>
+        <w:tc>
+          <w:tcPr>
+            <w:tcW w:w="2417" w:type="dxa"/>
+          </w:tcPr>
+          <w:p>
+            <w:pPr>
+              <w:jc w:val="center"/>
+              <w:rPr>
+                <w:sz w:val="32"/>
+                <w:szCs w:val="32"/>
+              </w:rPr>
+            </w:pPr>
+            <w:r>
+              <w:rPr>
+                <w:sz w:val="32"/>
+                <w:szCs w:val="32"/>
+              </w:rPr>
+              <w:t>Tasks</w:t>
+            </w:r>
+          </w:p>
+        </w:tc>
+        <w:tc>
+          <w:tcPr>
+            <w:tcW w:w="1934" w:type="dxa"/>
+          </w:tcPr>
+          <w:p>
+            <w:pPr>
+              <w:jc w:val="center"/>
+              <w:rPr>
+                <w:sz w:val="32"/>
+                <w:szCs w:val="32"/>
+              </w:rPr>
+            </w:pPr>
+            <w:r>
+              <w:rPr>
+                <w:sz w:val="32"/>
+                <w:szCs w:val="32"/>
+              </w:rPr>
+              <w:t>Role Responsible</w:t>
+            </w:r>
+          </w:p>
+        </w:tc>
+        <w:tc>
+          <w:tcPr>
+            <w:tcW w:w="1544" w:type="dxa"/>
+          </w:tcPr>
+          <w:p>
+            <w:pPr>
+              <w:jc w:val="center"/>
+              <w:rPr>
+                <w:sz w:val="32"/>
+                <w:szCs w:val="32"/>
+              </w:rPr>
+            </w:pPr>
+            <w:r>
+              <w:rPr>
+                <w:sz w:val="32"/>
+                <w:szCs w:val="32"/>
+              </w:rPr>
+              <w:t>Start date</w:t>
+            </w:r>
+          </w:p>
+        </w:tc>
+        <w:tc>
+          <w:tcPr>
+            <w:tcW w:w="1531" w:type="dxa"/>
+          </w:tcPr>
+          <w:p>
+            <w:pPr>
+              <w:jc w:val="center"/>
+              <w:rPr>
+                <w:sz w:val="32"/>
+                <w:szCs w:val="32"/>
+              </w:rPr>
+            </w:pPr>
+            <w:r>
+              <w:rPr>
+                <w:sz w:val="32"/>
+                <w:szCs w:val="32"/>
+              </w:rPr>
+              <w:t>End date</w:t>
+            </w:r>
+          </w:p>
+        </w:tc>
+        <w:tc>
+          <w:tcPr>
+            <w:tcW w:w="1590" w:type="dxa"/>
+          </w:tcPr>
+          <w:p>
+            <w:pPr>
+              <w:jc w:val="center"/>
+              <w:rPr>
+                <w:sz w:val="32"/>
+                <w:szCs w:val="32"/>
+              </w:rPr>
+            </w:pPr>
+            <w:r>
+              <w:rPr>
+                <w:sz w:val="32"/>
+                <w:szCs w:val="32"/>
+              </w:rPr>
+              <w:t>Sprint</w:t>
+            </w:r>
+          </w:p>
+        </w:tc>
+      </w:tr>
+      <w:tr>
+        <w:tc>
+          <w:tcPr>
+            <w:tcW w:w="2417" w:type="dxa"/>
+          </w:tcPr>
+          <w:p>
+            <w:pPr>
+              <w:jc w:val="center"/>
+              <w:rPr>
+                <w:sz w:val="28"/>
+                <w:szCs w:val="28"/>
+              </w:rPr>
+            </w:pPr>
+            <w:r>
+              <w:rPr>
+                <w:sz w:val="28"/>
+                <w:szCs w:val="28"/>
+              </w:rPr>
+              <w:t>team planning</w:t>
+            </w:r>
+          </w:p>
+        </w:tc>
+        <w:tc>
+          <w:tcPr>
+            <w:tcW w:w="1934" w:type="dxa"/>
+          </w:tcPr>
+          <w:p>
+            <w:pPr>
+              <w:jc w:val="center"/>
+              <w:rPr>
+                <w:sz w:val="28"/>
+                <w:szCs w:val="28"/>
+              </w:rPr>
+            </w:pPr>
+            <w:r>
+              <w:rPr>
+                <w:sz w:val="28"/>
+                <w:szCs w:val="28"/>
+              </w:rPr>
+              <w:t>Group team</w:t>
+            </w:r>
+          </w:p>
+        </w:tc>
+        <w:tc>
+          <w:tcPr>
+            <w:tcW w:w="1544" w:type="dxa"/>
+          </w:tcPr>
+          <w:p>
+            <w:pPr>
+              <w:jc w:val="center"/>
+              <w:rPr>
+                <w:sz w:val="28"/>
+                <w:szCs w:val="28"/>
+              </w:rPr>
+            </w:pPr>
+            <w:r>
+              <w:rPr>
+                <w:sz w:val="28"/>
+                <w:szCs w:val="28"/>
+              </w:rPr>
+              <w:t>16/02</w:t>
+            </w:r>
+          </w:p>
+        </w:tc>
+        <w:tc>
+          <w:tcPr>
+            <w:tcW w:w="1531" w:type="dxa"/>
+          </w:tcPr>
+          <w:p>
+            <w:pPr>
+              <w:jc w:val="center"/>
+              <w:rPr>
+                <w:sz w:val="28"/>
+                <w:szCs w:val="28"/>
+              </w:rPr>
+            </w:pPr>
+            <w:r>
+              <w:rPr>
+                <w:sz w:val="28"/>
+                <w:szCs w:val="28"/>
+              </w:rPr>
+              <w:t>16/02</w:t>
+            </w:r>
+          </w:p>
+        </w:tc>
+        <w:tc>
+          <w:tcPr>
+            <w:tcW w:w="1590" w:type="dxa"/>
+          </w:tcPr>
+          <w:p>
+            <w:pPr>
+              <w:jc w:val="center"/>
+              <w:rPr>
+                <w:sz w:val="28"/>
+                <w:szCs w:val="28"/>
+              </w:rPr>
+            </w:pPr>
+            <w:r>
+              <w:rPr>
+                <w:sz w:val="28"/>
+                <w:szCs w:val="28"/>
+              </w:rPr>
+              <w:t>Sprint 1</w:t>
+            </w:r>
+          </w:p>
+        </w:tc>
+      </w:tr>
+      <w:tr>
+        <w:tc>
+          <w:tcPr>
+            <w:tcW w:w="2417" w:type="dxa"/>
+          </w:tcPr>
+          <w:p>
+            <w:pPr>
+              <w:jc w:val="center"/>
+              <w:rPr>
+                <w:sz w:val="28"/>
+                <w:szCs w:val="28"/>
+              </w:rPr>
+            </w:pPr>
+            <w:r>
+              <w:rPr>
+                <w:sz w:val="28"/>
+                <w:szCs w:val="28"/>
+              </w:rPr>
+              <w:t>Project planning</w:t>
+            </w:r>
+          </w:p>
+        </w:tc>
+        <w:tc>
+          <w:tcPr>
+            <w:tcW w:w="1934" w:type="dxa"/>
+          </w:tcPr>
+          <w:p>
+            <w:pPr>
+              <w:jc w:val="center"/>
+              <w:rPr>
+                <w:sz w:val="28"/>
+                <w:szCs w:val="28"/>
+              </w:rPr>
+            </w:pPr>
+            <w:r>
+              <w:rPr>
+                <w:sz w:val="28"/>
+                <w:szCs w:val="28"/>
+              </w:rPr>
+              <w:t>Database developer</w:t>
+            </w:r>
+          </w:p>
+        </w:tc>
+        <w:tc>
+          <w:tcPr>
+            <w:tcW w:w="1544" w:type="dxa"/>
+          </w:tcPr>
+          <w:p>
+            <w:pPr>
+              <w:jc w:val="center"/>
+              <w:rPr>
+                <w:sz w:val="28"/>
+                <w:szCs w:val="28"/>
+              </w:rPr>
+            </w:pPr>
+            <w:r>
+              <w:rPr>
+                <w:sz w:val="28"/>
+                <w:szCs w:val="28"/>
+              </w:rPr>
+              <w:t>17/02</w:t>
+            </w:r>
+          </w:p>
+        </w:tc>
+        <w:tc>
+          <w:tcPr>
+            <w:tcW w:w="1531" w:type="dxa"/>
+          </w:tcPr>
+          <w:p>
+            <w:pPr>
+              <w:jc w:val="center"/>
+              <w:rPr>
+                <w:sz w:val="28"/>
+                <w:szCs w:val="28"/>
+              </w:rPr>
+            </w:pPr>
+            <w:r>
+              <w:rPr>
+                <w:sz w:val="28"/>
+                <w:szCs w:val="28"/>
+              </w:rPr>
+              <w:t>17/02</w:t>
+            </w:r>
+          </w:p>
+        </w:tc>
+        <w:tc>
+          <w:tcPr>
+            <w:tcW w:w="1590" w:type="dxa"/>
+          </w:tcPr>
+          <w:p>
+            <w:pPr>
+              <w:jc w:val="center"/>
+              <w:rPr>
+                <w:sz w:val="28"/>
+                <w:szCs w:val="28"/>
+              </w:rPr>
+            </w:pPr>
+            <w:r>
+              <w:rPr>
+                <w:sz w:val="28"/>
+                <w:szCs w:val="28"/>
+              </w:rPr>
+              <w:t>Sprint 1</w:t>
+            </w:r>
+          </w:p>
+        </w:tc>
+      </w:tr>
+      <w:tr>
+        <w:tc>
+          <w:tcPr>
+            <w:tcW w:w="2417" w:type="dxa"/>
+          </w:tcPr>
+          <w:p>
+            <w:pPr>
+              <w:jc w:val="center"/>
+              <w:rPr>
+                <w:sz w:val="28"/>
+                <w:szCs w:val="28"/>
+              </w:rPr>
+            </w:pPr>
+            <w:r>
+              <w:rPr>
+                <w:sz w:val="28"/>
+                <w:szCs w:val="28"/>
+              </w:rPr>
+              <w:t>Requirement analysis from test cases</w:t>
+            </w:r>
+          </w:p>
+        </w:tc>
+        <w:tc>
+          <w:tcPr>
+            <w:tcW w:w="1934" w:type="dxa"/>
+          </w:tcPr>
+          <w:p>
+            <w:pPr>
+              <w:jc w:val="center"/>
+              <w:rPr>
+                <w:sz w:val="28"/>
+                <w:szCs w:val="28"/>
+              </w:rPr>
+            </w:pPr>
+            <w:r>
+              <w:rPr>
+                <w:sz w:val="28"/>
+                <w:szCs w:val="28"/>
+              </w:rPr>
+              <w:t>Business analyst</w:t>
+            </w:r>
+          </w:p>
+        </w:tc>
+        <w:tc>
+          <w:tcPr>
+            <w:tcW w:w="1544" w:type="dxa"/>
+          </w:tcPr>
+          <w:p>
+            <w:pPr>
+              <w:jc w:val="center"/>
+              <w:rPr>
+                <w:sz w:val="28"/>
+                <w:szCs w:val="28"/>
+              </w:rPr>
+            </w:pPr>
+            <w:r>
+              <w:rPr>
+                <w:sz w:val="28"/>
+                <w:szCs w:val="28"/>
+              </w:rPr>
+              <w:t>18/02</w:t>
+            </w:r>
+          </w:p>
+        </w:tc>
+        <w:tc>
+          <w:tcPr>
+            <w:tcW w:w="1531" w:type="dxa"/>
+          </w:tcPr>
+          <w:p>
+            <w:pPr>
+              <w:jc w:val="center"/>
+              <w:rPr>
+                <w:sz w:val="28"/>
+                <w:szCs w:val="28"/>
+              </w:rPr>
+            </w:pPr>
+            <w:r>
+              <w:rPr>
+                <w:sz w:val="28"/>
+                <w:szCs w:val="28"/>
+              </w:rPr>
+              <w:t>20/02</w:t>
+            </w:r>
+          </w:p>
+        </w:tc>
+        <w:tc>
+          <w:tcPr>
+            <w:tcW w:w="1590" w:type="dxa"/>
+          </w:tcPr>
+          <w:p>
+            <w:pPr>
+              <w:jc w:val="center"/>
+              <w:rPr>
+                <w:sz w:val="28"/>
+                <w:szCs w:val="28"/>
+              </w:rPr>
+            </w:pPr>
+            <w:r>
+              <w:rPr>
+                <w:sz w:val="28"/>
+                <w:szCs w:val="28"/>
+              </w:rPr>
+              <w:t>Sprint 1</w:t>
+            </w:r>
+          </w:p>
+        </w:tc>
+      </w:tr>
+      <w:tr>
+        <w:tc>
+          <w:tcPr>
+            <w:tcW w:w="2417" w:type="dxa"/>
+          </w:tcPr>
+          <w:p>
+            <w:pPr>
+              <w:jc w:val="center"/>
+              <w:rPr>
+                <w:sz w:val="28"/>
+                <w:szCs w:val="28"/>
+              </w:rPr>
+            </w:pPr>
+            <w:r>
+              <w:rPr>
+                <w:sz w:val="28"/>
+                <w:szCs w:val="28"/>
+              </w:rPr>
+              <w:t>System architecture design</w:t>
+            </w:r>
+          </w:p>
+        </w:tc>
+        <w:tc>
+          <w:tcPr>
+            <w:tcW w:w="1934" w:type="dxa"/>
+          </w:tcPr>
+          <w:p>
+            <w:pPr>
+              <w:jc w:val="center"/>
+              <w:rPr>
+                <w:sz w:val="28"/>
+                <w:szCs w:val="28"/>
+              </w:rPr>
+            </w:pPr>
+            <w:r>
+              <w:rPr>
+                <w:sz w:val="28"/>
+                <w:szCs w:val="28"/>
+              </w:rPr>
+              <w:t>Backend developer</w:t>
+            </w:r>
+          </w:p>
+        </w:tc>
+        <w:tc>
+          <w:tcPr>
+            <w:tcW w:w="1544" w:type="dxa"/>
+          </w:tcPr>
+          <w:p>
+            <w:pPr>
+              <w:jc w:val="center"/>
+              <w:rPr>
+                <w:sz w:val="28"/>
+                <w:szCs w:val="28"/>
+              </w:rPr>
+            </w:pPr>
+            <w:r>
+              <w:rPr>
+                <w:sz w:val="28"/>
+                <w:szCs w:val="28"/>
+              </w:rPr>
+              <w:t>19/02</w:t>
+            </w:r>
+          </w:p>
+        </w:tc>
+        <w:tc>
+          <w:tcPr>
+            <w:tcW w:w="1531" w:type="dxa"/>
+          </w:tcPr>
+          <w:p>
+            <w:pPr>
+              <w:jc w:val="center"/>
+              <w:rPr>
+                <w:sz w:val="28"/>
+                <w:szCs w:val="28"/>
+              </w:rPr>
+            </w:pPr>
+            <w:r>
+              <w:rPr>
+                <w:sz w:val="28"/>
+                <w:szCs w:val="28"/>
+              </w:rPr>
+              <w:t>22/02</w:t>
+            </w:r>
+          </w:p>
+        </w:tc>
+        <w:tc>
+          <w:tcPr>
+            <w:tcW w:w="1590" w:type="dxa"/>
+          </w:tcPr>
+          <w:p>
+            <w:pPr>
+              <w:jc w:val="center"/>
+              <w:rPr>
+                <w:sz w:val="28"/>
+                <w:szCs w:val="28"/>
+              </w:rPr>
+            </w:pPr>
+            <w:r>
+              <w:rPr>
+                <w:sz w:val="28"/>
+                <w:szCs w:val="28"/>
+              </w:rPr>
+              <w:t>Sprint 1</w:t>
+            </w:r>
+          </w:p>
+        </w:tc>
+      </w:tr>
+      <w:tr>
+        <w:tc>
+          <w:tcPr>
+            <w:tcW w:w="2417" w:type="dxa"/>
+          </w:tcPr>
+          <w:p>
+            <w:pPr>
+              <w:jc w:val="center"/>
+              <w:rPr>
+                <w:sz w:val="28"/>
+                <w:szCs w:val="28"/>
+              </w:rPr>
+            </w:pPr>
+            <w:r>
+              <w:rPr>
+                <w:sz w:val="28"/>
+                <w:szCs w:val="28"/>
+              </w:rPr>
+              <w:t>Database schema design</w:t>
+            </w:r>
+          </w:p>
+        </w:tc>
+        <w:tc>
+          <w:tcPr>
+            <w:tcW w:w="1934" w:type="dxa"/>
+          </w:tcPr>
+          <w:p>
+            <w:pPr>
+              <w:jc w:val="center"/>
+              <w:rPr>
+                <w:sz w:val="28"/>
+                <w:szCs w:val="28"/>
+              </w:rPr>
+            </w:pPr>
+            <w:r>
+              <w:rPr>
+                <w:sz w:val="28"/>
+                <w:szCs w:val="28"/>
+              </w:rPr>
+              <w:t>Database developer</w:t>
+            </w:r>
+          </w:p>
+        </w:tc>
+        <w:tc>
+          <w:tcPr>
+            <w:tcW w:w="1544" w:type="dxa"/>
+          </w:tcPr>
+          <w:p>
+            <w:pPr>
+              <w:jc w:val="center"/>
+              <w:rPr>
+                <w:sz w:val="28"/>
+                <w:szCs w:val="28"/>
+              </w:rPr>
+            </w:pPr>
+            <w:r>
+              <w:rPr>
+                <w:sz w:val="28"/>
+                <w:szCs w:val="28"/>
+              </w:rPr>
+              <w:t>20/02</w:t>
+            </w:r>
+          </w:p>
+        </w:tc>
+        <w:tc>
+          <w:tcPr>
+            <w:tcW w:w="1531" w:type="dxa"/>
+          </w:tcPr>
+          <w:p>
+            <w:pPr>
+              <w:jc w:val="center"/>
+              <w:rPr>
+                <w:sz w:val="28"/>
+                <w:szCs w:val="28"/>
+              </w:rPr>
+            </w:pPr>
+            <w:r>
+              <w:rPr>
+                <w:sz w:val="28"/>
+                <w:szCs w:val="28"/>
+              </w:rPr>
+              <w:t>24/02</w:t>
+            </w:r>
+          </w:p>
+        </w:tc>
+        <w:tc>
+          <w:tcPr>
+            <w:tcW w:w="1590" w:type="dxa"/>
+          </w:tcPr>
+          <w:p>
+            <w:pPr>
+              <w:jc w:val="center"/>
+              <w:rPr>
+                <w:sz w:val="28"/>
+                <w:szCs w:val="28"/>
+              </w:rPr>
+            </w:pPr>
+            <w:r>
+              <w:rPr>
+                <w:sz w:val="28"/>
+                <w:szCs w:val="28"/>
+              </w:rPr>
+              <w:t>Sprint 1</w:t>
+            </w:r>
+          </w:p>
+        </w:tc>
+      </w:tr>
+      <w:tr>
+        <w:tc>
+          <w:tcPr>
+            <w:tcW w:w="2417" w:type="dxa"/>
+          </w:tcPr>
+          <w:p>
+            <w:pPr>
+              <w:jc w:val="center"/>
+              <w:rPr>
+                <w:sz w:val="28"/>
+                <w:szCs w:val="28"/>
+              </w:rPr>
+            </w:pPr>
+            <w:r>
+              <w:rPr>
+                <w:sz w:val="28"/>
+                <w:szCs w:val="28"/>
+              </w:rPr>
+              <w:t>Docker &amp; development environment setup</w:t>
+            </w:r>
+          </w:p>
+        </w:tc>
+        <w:tc>
+          <w:tcPr>
+            <w:tcW w:w="1934" w:type="dxa"/>
+          </w:tcPr>
+          <w:p>
+            <w:pPr>
+              <w:jc w:val="center"/>
+              <w:rPr>
+                <w:sz w:val="28"/>
+                <w:szCs w:val="28"/>
+              </w:rPr>
+            </w:pPr>
+            <w:r>
+              <w:rPr>
+                <w:sz w:val="28"/>
+                <w:szCs w:val="28"/>
+              </w:rPr>
+              <w:t>Backend developer</w:t>
+            </w:r>
+          </w:p>
+        </w:tc>
+        <w:tc>
+          <w:tcPr>
+            <w:tcW w:w="1544" w:type="dxa"/>
+          </w:tcPr>
+          <w:p>
+            <w:pPr>
+              <w:jc w:val="center"/>
+              <w:rPr>
+                <w:sz w:val="28"/>
+                <w:szCs w:val="28"/>
+              </w:rPr>
+            </w:pPr>
+            <w:r>
+              <w:rPr>
+                <w:sz w:val="28"/>
+                <w:szCs w:val="28"/>
+              </w:rPr>
+              <w:t>22/02</w:t>
+            </w:r>
+          </w:p>
+        </w:tc>
+        <w:tc>
+          <w:tcPr>
+            <w:tcW w:w="1531" w:type="dxa"/>
+          </w:tcPr>
+          <w:p>
+            <w:pPr>
+              <w:jc w:val="center"/>
+              <w:rPr>
+                <w:sz w:val="28"/>
+                <w:szCs w:val="28"/>
+              </w:rPr>
+            </w:pPr>
+            <w:r>
+              <w:rPr>
+                <w:sz w:val="28"/>
+                <w:szCs w:val="28"/>
+              </w:rPr>
+              <w:t>25/02</w:t>
+            </w:r>
+          </w:p>
+        </w:tc>
+        <w:tc>
+          <w:tcPr>
+            <w:tcW w:w="1590" w:type="dxa"/>
+          </w:tcPr>
+          <w:p>
+            <w:pPr>
+              <w:jc w:val="center"/>
+              <w:rPr>
+                <w:sz w:val="28"/>
+                <w:szCs w:val="28"/>
+              </w:rPr>
+            </w:pPr>
+            <w:r>
+              <w:rPr>
+                <w:sz w:val="28"/>
+                <w:szCs w:val="28"/>
+              </w:rPr>
+              <w:t>Sprint 1</w:t>
+            </w:r>
+          </w:p>
+        </w:tc>
+      </w:tr>
+      <w:tr>
+        <w:tc>
+          <w:tcPr>
+            <w:tcW w:w="2417" w:type="dxa"/>
+          </w:tcPr>
+          <w:p>
+            <w:pPr>
+              <w:jc w:val="center"/>
+              <w:rPr>
+                <w:sz w:val="28"/>
+                <w:szCs w:val="28"/>
+              </w:rPr>
+            </w:pPr>
+            <w:r>
+              <w:rPr>
+                <w:sz w:val="28"/>
+                <w:szCs w:val="28"/>
+              </w:rPr>
+              <w:t>User authentication system</w:t>
+            </w:r>
+          </w:p>
+        </w:tc>
+        <w:tc>
+          <w:tcPr>
+            <w:tcW w:w="1934" w:type="dxa"/>
+          </w:tcPr>
+          <w:p>
+            <w:pPr>
+              <w:jc w:val="center"/>
+              <w:rPr>
+                <w:sz w:val="28"/>
+                <w:szCs w:val="28"/>
+              </w:rPr>
+            </w:pPr>
+            <w:r>
+              <w:rPr>
+                <w:sz w:val="28"/>
+                <w:szCs w:val="28"/>
+              </w:rPr>
+              <w:t>Backend developer</w:t>
+            </w:r>
+          </w:p>
+        </w:tc>
+        <w:tc>
+          <w:tcPr>
+            <w:tcW w:w="1544" w:type="dxa"/>
+          </w:tcPr>
+          <w:p>
+            <w:pPr>
+              <w:jc w:val="center"/>
+              <w:rPr>
+                <w:sz w:val="28"/>
+                <w:szCs w:val="28"/>
+              </w:rPr>
+            </w:pPr>
+            <w:r>
+              <w:rPr>
+                <w:sz w:val="28"/>
+                <w:szCs w:val="28"/>
+              </w:rPr>
+              <w:t>24/02</w:t>
+            </w:r>
+          </w:p>
+        </w:tc>
+        <w:tc>
+          <w:tcPr>
+            <w:tcW w:w="1531" w:type="dxa"/>
+          </w:tcPr>
+          <w:p>
+            <w:pPr>
+              <w:jc w:val="center"/>
+              <w:rPr>
+                <w:sz w:val="28"/>
+                <w:szCs w:val="28"/>
+              </w:rPr>
+            </w:pPr>
+            <w:r>
+              <w:rPr>
+                <w:sz w:val="28"/>
+                <w:szCs w:val="28"/>
+              </w:rPr>
+              <w:t>02/03</w:t>
+            </w:r>
+          </w:p>
+        </w:tc>
+        <w:tc>
+          <w:tcPr>
+            <w:tcW w:w="1590" w:type="dxa"/>
+          </w:tcPr>
+          <w:p>
+            <w:pPr>
+              <w:jc w:val="center"/>
+              <w:rPr>
+                <w:sz w:val="28"/>
+                <w:szCs w:val="28"/>
+              </w:rPr>
+            </w:pPr>
+            <w:r>
+              <w:rPr>
+                <w:sz w:val="28"/>
+                <w:szCs w:val="28"/>
+              </w:rPr>
+              <w:t>Sprint 1</w:t>
+            </w:r>
+          </w:p>
+        </w:tc>
+      </w:tr>
+      <w:tr>
+        <w:tc>
+          <w:tcPr>
+            <w:tcW w:w="2417" w:type="dxa"/>
+          </w:tcPr>
+          <w:p>
+            <w:pPr>
+              <w:jc w:val="center"/>
+              <w:rPr>
+                <w:sz w:val="28"/>
+                <w:szCs w:val="28"/>
+              </w:rPr>
+            </w:pPr>
+            <w:r>
+              <w:rPr>
+                <w:sz w:val="28"/>
+                <w:szCs w:val="28"/>
+              </w:rPr>
+              <w:t>Producer registration</w:t>
+            </w:r>
+          </w:p>
+        </w:tc>
+        <w:tc>
+          <w:tcPr>
+            <w:tcW w:w="1934" w:type="dxa"/>
+          </w:tcPr>
+          <w:p>
+            <w:pPr>
+              <w:jc w:val="center"/>
+              <w:rPr>
+                <w:sz w:val="28"/>
+                <w:szCs w:val="28"/>
+              </w:rPr>
+            </w:pPr>
+            <w:r>
+              <w:rPr>
+                <w:sz w:val="28"/>
+                <w:szCs w:val="28"/>
+              </w:rPr>
+              <w:t>Backend developer</w:t>
+            </w:r>
+          </w:p>
+        </w:tc>
+        <w:tc>
+          <w:tcPr>
+            <w:tcW w:w="1544" w:type="dxa"/>
+          </w:tcPr>
+          <w:p>
+            <w:pPr>
+              <w:jc w:val="center"/>
+              <w:rPr>
+                <w:sz w:val="28"/>
+                <w:szCs w:val="28"/>
+              </w:rPr>
+            </w:pPr>
+            <w:r>
+              <w:rPr>
+                <w:sz w:val="28"/>
+                <w:szCs w:val="28"/>
+              </w:rPr>
+              <w:t>25/02</w:t>
+            </w:r>
+          </w:p>
+        </w:tc>
+        <w:tc>
+          <w:tcPr>
+            <w:tcW w:w="1531" w:type="dxa"/>
+          </w:tcPr>
+          <w:p>
+            <w:pPr>
+              <w:jc w:val="center"/>
+              <w:rPr>
+                <w:sz w:val="28"/>
+                <w:szCs w:val="28"/>
+              </w:rPr>
+            </w:pPr>
+            <w:r>
+              <w:rPr>
+                <w:sz w:val="28"/>
+                <w:szCs w:val="28"/>
+              </w:rPr>
+              <w:t>03/03</w:t>
+            </w:r>
+          </w:p>
+        </w:tc>
+        <w:tc>
+          <w:tcPr>
+            <w:tcW w:w="1590" w:type="dxa"/>
+          </w:tcPr>
+          <w:p>
+            <w:pPr>
+              <w:jc w:val="center"/>
+              <w:rPr>
+                <w:sz w:val="28"/>
+                <w:szCs w:val="28"/>
+              </w:rPr>
+            </w:pPr>
+            <w:r>
+              <w:rPr>
+                <w:sz w:val="28"/>
+                <w:szCs w:val="28"/>
+              </w:rPr>
+              <w:t>Sprint 1</w:t>
+            </w:r>
+          </w:p>
+        </w:tc>
+      </w:tr>
+      <w:tr>
+        <w:tc>
+          <w:tcPr>
+            <w:tcW w:w="2417" w:type="dxa"/>
+          </w:tcPr>
+          <w:p>
+            <w:pPr>
+              <w:jc w:val="center"/>
+              <w:rPr>
+                <w:sz w:val="28"/>
+                <w:szCs w:val="28"/>
+              </w:rPr>
+            </w:pPr>
+            <w:r>
+              <w:rPr>
+                <w:sz w:val="28"/>
+                <w:szCs w:val="28"/>
+              </w:rPr>
+              <w:t>Customer registration</w:t>
+            </w:r>
+          </w:p>
+        </w:tc>
+        <w:tc>
+          <w:tcPr>
+            <w:tcW w:w="1934" w:type="dxa"/>
+          </w:tcPr>
+          <w:p>
+            <w:pPr>
+              <w:jc w:val="center"/>
+              <w:rPr>
+                <w:sz w:val="28"/>
+                <w:szCs w:val="28"/>
+              </w:rPr>
+            </w:pPr>
+            <w:r>
+              <w:rPr>
+                <w:sz w:val="28"/>
+                <w:szCs w:val="28"/>
+              </w:rPr>
+              <w:t>Backend developer</w:t>
+            </w:r>
+          </w:p>
+        </w:tc>
+        <w:tc>
+          <w:tcPr>
+            <w:tcW w:w="1544" w:type="dxa"/>
+          </w:tcPr>
+          <w:p>
+            <w:pPr>
+              <w:jc w:val="center"/>
+              <w:rPr>
+                <w:sz w:val="28"/>
+                <w:szCs w:val="28"/>
+              </w:rPr>
+            </w:pPr>
+            <w:r>
+              <w:rPr>
+                <w:sz w:val="28"/>
+                <w:szCs w:val="28"/>
+              </w:rPr>
+              <w:t>25/02</w:t>
+            </w:r>
+          </w:p>
+        </w:tc>
+        <w:tc>
+          <w:tcPr>
+            <w:tcW w:w="1531" w:type="dxa"/>
+          </w:tcPr>
+          <w:p>
+            <w:pPr>
+              <w:jc w:val="center"/>
+              <w:rPr>
+                <w:sz w:val="28"/>
+                <w:szCs w:val="28"/>
+              </w:rPr>
+            </w:pPr>
+            <w:r>
+              <w:rPr>
+                <w:sz w:val="28"/>
+                <w:szCs w:val="28"/>
+              </w:rPr>
+              <w:t>03/03</w:t>
+            </w:r>
+          </w:p>
+        </w:tc>
+        <w:tc>
+          <w:tcPr>
+            <w:tcW w:w="1590" w:type="dxa"/>
+          </w:tcPr>
+          <w:p>
+            <w:pPr>
+              <w:jc w:val="center"/>
+              <w:rPr>
+                <w:sz w:val="28"/>
+                <w:szCs w:val="28"/>
+              </w:rPr>
+            </w:pPr>
+            <w:r>
+              <w:rPr>
+                <w:sz w:val="28"/>
+                <w:szCs w:val="28"/>
+              </w:rPr>
+              <w:t>Sprint 1</w:t>
+            </w:r>
+          </w:p>
+        </w:tc>
+      </w:tr>
+      <w:tr>
+        <w:tc>
+          <w:tcPr>
+            <w:tcW w:w="2417" w:type="dxa"/>
+          </w:tcPr>
+          <w:p>
+            <w:pPr>
+              <w:jc w:val="center"/>
+              <w:rPr>
+                <w:sz w:val="28"/>
+                <w:szCs w:val="28"/>
+              </w:rPr>
+            </w:pPr>
+            <w:r>
+              <w:rPr>
+                <w:sz w:val="28"/>
+                <w:szCs w:val="28"/>
+              </w:rPr>
+              <w:t>Product listing</w:t>
+            </w:r>
+          </w:p>
+        </w:tc>
+        <w:tc>
+          <w:tcPr>
+            <w:tcW w:w="1934" w:type="dxa"/>
+          </w:tcPr>
+          <w:p>
+            <w:pPr>
+              <w:jc w:val="center"/>
+              <w:rPr>
+                <w:sz w:val="28"/>
+                <w:szCs w:val="28"/>
+              </w:rPr>
+            </w:pPr>
+            <w:r>
+              <w:rPr>
+                <w:sz w:val="28"/>
+                <w:szCs w:val="28"/>
+              </w:rPr>
+              <w:t>Backend developer</w:t>
+            </w:r>
+          </w:p>
+        </w:tc>
+        <w:tc>
+          <w:tcPr>
+            <w:tcW w:w="1544" w:type="dxa"/>
+          </w:tcPr>
+          <w:p>
+            <w:pPr>
+              <w:jc w:val="center"/>
+              <w:rPr>
+                <w:sz w:val="28"/>
+                <w:szCs w:val="28"/>
+              </w:rPr>
+            </w:pPr>
+            <w:r>
+              <w:rPr>
+                <w:sz w:val="28"/>
+                <w:szCs w:val="28"/>
+              </w:rPr>
+              <w:t>01/03</w:t>
+            </w:r>
+          </w:p>
+        </w:tc>
+        <w:tc>
+          <w:tcPr>
+            <w:tcW w:w="1531" w:type="dxa"/>
+          </w:tcPr>
+          <w:p>
+            <w:pPr>
+              <w:jc w:val="center"/>
+              <w:rPr>
+                <w:sz w:val="28"/>
+                <w:szCs w:val="28"/>
+              </w:rPr>
+            </w:pPr>
+            <w:r>
+              <w:rPr>
+                <w:sz w:val="28"/>
+                <w:szCs w:val="28"/>
+              </w:rPr>
+              <w:t>05/03</w:t>
+            </w:r>
+          </w:p>
+        </w:tc>
+        <w:tc>
+          <w:tcPr>
+            <w:tcW w:w="1590" w:type="dxa"/>
+          </w:tcPr>
+          <w:p>
+            <w:pPr>
+              <w:jc w:val="center"/>
+              <w:rPr>
+                <w:sz w:val="28"/>
+                <w:szCs w:val="28"/>
+              </w:rPr>
+            </w:pPr>
+            <w:r>
+              <w:rPr>
+                <w:sz w:val="28"/>
+                <w:szCs w:val="28"/>
+              </w:rPr>
+              <w:t>Sprint 1</w:t>
+            </w:r>
+          </w:p>
+        </w:tc>
+      </w:tr>
+      <w:tr>
+        <w:tc>
+          <w:tcPr>
+            <w:tcW w:w="2417" w:type="dxa"/>
+          </w:tcPr>
+          <w:p>
+            <w:pPr>
+              <w:jc w:val="center"/>
+              <w:rPr>
+                <w:sz w:val="28"/>
+                <w:szCs w:val="28"/>
+              </w:rPr>
+            </w:pPr>
+            <w:r>
+              <w:rPr>
+                <w:sz w:val="28"/>
+                <w:szCs w:val="28"/>
+              </w:rPr>
+              <w:t>Browse products by category</w:t>
+            </w:r>
+          </w:p>
+        </w:tc>
+        <w:tc>
+          <w:tcPr>
+            <w:tcW w:w="1934" w:type="dxa"/>
+          </w:tcPr>
+          <w:p>
+            <w:pPr>
+              <w:jc w:val="center"/>
+              <w:rPr>
+                <w:sz w:val="28"/>
+                <w:szCs w:val="28"/>
+              </w:rPr>
+            </w:pPr>
+            <w:r>
+              <w:rPr>
+                <w:sz w:val="28"/>
+                <w:szCs w:val="28"/>
+              </w:rPr>
+              <w:t>Frontend developer</w:t>
+            </w:r>
+          </w:p>
+        </w:tc>
+        <w:tc>
+          <w:tcPr>
+            <w:tcW w:w="1544" w:type="dxa"/>
+          </w:tcPr>
+          <w:p>
+            <w:pPr>
+              <w:jc w:val="center"/>
+              <w:rPr>
+                <w:sz w:val="28"/>
+                <w:szCs w:val="28"/>
+              </w:rPr>
+            </w:pPr>
+            <w:r>
+              <w:rPr>
+                <w:sz w:val="28"/>
+                <w:szCs w:val="28"/>
+              </w:rPr>
+              <w:t>02/03</w:t>
+            </w:r>
+          </w:p>
+        </w:tc>
+        <w:tc>
+          <w:tcPr>
+            <w:tcW w:w="1531" w:type="dxa"/>
+          </w:tcPr>
+          <w:p>
+            <w:pPr>
+              <w:jc w:val="center"/>
+              <w:rPr>
+                <w:sz w:val="28"/>
+                <w:szCs w:val="28"/>
+              </w:rPr>
+            </w:pPr>
+            <w:r>
+              <w:rPr>
+                <w:sz w:val="28"/>
+                <w:szCs w:val="28"/>
+              </w:rPr>
+              <w:t>05/03</w:t>
+            </w:r>
+          </w:p>
+        </w:tc>
+        <w:tc>
+          <w:tcPr>
+            <w:tcW w:w="1590" w:type="dxa"/>
+          </w:tcPr>
+          <w:p>
+            <w:pPr>
+              <w:jc w:val="center"/>
+              <w:rPr>
+                <w:sz w:val="28"/>
+                <w:szCs w:val="28"/>
+              </w:rPr>
+            </w:pPr>
+            <w:r>
+              <w:rPr>
+                <w:sz w:val="28"/>
+                <w:szCs w:val="28"/>
+              </w:rPr>
+              <w:t>Sprint 1</w:t>
+            </w:r>
+          </w:p>
+        </w:tc>
+      </w:tr>
+      <w:tr>
+        <w:tc>
+          <w:tcPr>
+            <w:tcW w:w="2417" w:type="dxa"/>
+          </w:tcPr>
+          <w:p>
+            <w:pPr>
+              <w:jc w:val="center"/>
+              <w:rPr>
+                <w:sz w:val="28"/>
+                <w:szCs w:val="28"/>
+              </w:rPr>
+            </w:pPr>
+            <w:r>
+              <w:rPr>
+                <w:sz w:val="28"/>
+                <w:szCs w:val="28"/>
+              </w:rPr>
+              <w:t>Sprint 1 review</w:t>
+            </w:r>
+          </w:p>
+        </w:tc>
+        <w:tc>
+          <w:tcPr>
+            <w:tcW w:w="1934" w:type="dxa"/>
+          </w:tcPr>
+          <w:p>
+            <w:pPr>
+              <w:jc w:val="center"/>
+              <w:rPr>
+                <w:sz w:val="28"/>
+                <w:szCs w:val="28"/>
+              </w:rPr>
+            </w:pPr>
+            <w:r>
+              <w:rPr>
+                <w:sz w:val="28"/>
+                <w:szCs w:val="28"/>
+              </w:rPr>
+              <w:t>Group team</w:t>
+            </w:r>
+          </w:p>
+        </w:tc>
+        <w:tc>
+          <w:tcPr>
+            <w:tcW w:w="1544" w:type="dxa"/>
+          </w:tcPr>
+          <w:p>
+            <w:pPr>
+              <w:jc w:val="center"/>
+              <w:rPr>
+                <w:sz w:val="28"/>
+                <w:szCs w:val="28"/>
+              </w:rPr>
+            </w:pPr>
+            <w:r>
+              <w:rPr>
+                <w:sz w:val="28"/>
+                <w:szCs w:val="28"/>
+              </w:rPr>
+              <w:t>06/03</w:t>
+            </w:r>
+          </w:p>
+        </w:tc>
+        <w:tc>
+          <w:tcPr>
+            <w:tcW w:w="1531" w:type="dxa"/>
+          </w:tcPr>
+          <w:p>
+            <w:pPr>
+              <w:jc w:val="center"/>
+              <w:rPr>
+                <w:sz w:val="28"/>
+                <w:szCs w:val="28"/>
+              </w:rPr>
+            </w:pPr>
+            <w:r>
+              <w:rPr>
+                <w:sz w:val="28"/>
+                <w:szCs w:val="28"/>
+              </w:rPr>
+              <w:t>06/03</w:t>
+            </w:r>
+          </w:p>
+        </w:tc>
+        <w:tc>
+          <w:tcPr>
+            <w:tcW w:w="1590" w:type="dxa"/>
+          </w:tcPr>
+          <w:p>
+            <w:pPr>
+              <w:jc w:val="center"/>
+              <w:rPr>
+                <w:sz w:val="28"/>
+                <w:szCs w:val="28"/>
+              </w:rPr>
+            </w:pPr>
+            <w:r>
+              <w:rPr>
+                <w:sz w:val="28"/>
+                <w:szCs w:val="28"/>
+              </w:rPr>
+              <w:t>Sprint 1</w:t>
+            </w:r>
+          </w:p>
+        </w:tc>
+      </w:tr>
+      <w:tr>
+        <w:tc>
+          <w:tcPr>
+            <w:tcW w:w="2417" w:type="dxa"/>
+          </w:tcPr>
+          <w:p>
+            <w:pPr>
+              <w:jc w:val="center"/>
+              <w:rPr>
+                <w:sz w:val="28"/>
+                <w:szCs w:val="28"/>
+              </w:rPr>
+            </w:pPr>
+            <w:r>
+              <w:rPr>
+                <w:sz w:val="28"/>
+                <w:szCs w:val="28"/>
+              </w:rPr>
+              <w:t>Shopping cart implementation</w:t>
+            </w:r>
+          </w:p>
+        </w:tc>
+        <w:tc>
+          <w:tcPr>
+            <w:tcW w:w="1934" w:type="dxa"/>
+          </w:tcPr>
+          <w:p>
+            <w:pPr>
+              <w:jc w:val="center"/>
+              <w:rPr>
+                <w:sz w:val="28"/>
+                <w:szCs w:val="28"/>
+              </w:rPr>
+            </w:pPr>
+            <w:r>
+              <w:rPr>
+                <w:sz w:val="28"/>
+                <w:szCs w:val="28"/>
+              </w:rPr>
+              <w:t>Backend &amp;frontend developer</w:t>
+            </w:r>
+          </w:p>
+        </w:tc>
+        <w:tc>
+          <w:tcPr>
+            <w:tcW w:w="1544" w:type="dxa"/>
+          </w:tcPr>
+          <w:p>
+            <w:pPr>
+              <w:jc w:val="center"/>
+              <w:rPr>
+                <w:sz w:val="28"/>
+                <w:szCs w:val="28"/>
+              </w:rPr>
+            </w:pPr>
+            <w:r>
+              <w:rPr>
+                <w:sz w:val="28"/>
+                <w:szCs w:val="28"/>
+              </w:rPr>
+              <w:t>07/03</w:t>
+            </w:r>
+          </w:p>
+        </w:tc>
+        <w:tc>
+          <w:tcPr>
+            <w:tcW w:w="1531" w:type="dxa"/>
+          </w:tcPr>
+          <w:p>
+            <w:pPr>
+              <w:jc w:val="center"/>
+              <w:rPr>
+                <w:sz w:val="28"/>
+                <w:szCs w:val="28"/>
+              </w:rPr>
+            </w:pPr>
+            <w:r>
+              <w:rPr>
+                <w:sz w:val="28"/>
+                <w:szCs w:val="28"/>
+              </w:rPr>
+              <w:t>12/03</w:t>
+            </w:r>
+          </w:p>
+        </w:tc>
+        <w:tc>
+          <w:tcPr>
+            <w:tcW w:w="1590" w:type="dxa"/>
+          </w:tcPr>
+          <w:p>
+            <w:pPr>
+              <w:jc w:val="center"/>
+              <w:rPr>
+                <w:sz w:val="28"/>
+                <w:szCs w:val="28"/>
+              </w:rPr>
+            </w:pPr>
+            <w:r>
+              <w:rPr>
+                <w:sz w:val="28"/>
+                <w:szCs w:val="28"/>
+              </w:rPr>
+              <w:t>Sprint 2</w:t>
+            </w:r>
+          </w:p>
+        </w:tc>
+      </w:tr>
+      <w:tr>
+        <w:tc>
+          <w:tcPr>
+            <w:tcW w:w="2417" w:type="dxa"/>
+          </w:tcPr>
+          <w:p>
+            <w:pPr>
+              <w:jc w:val="center"/>
+              <w:rPr>
+                <w:sz w:val="28"/>
+                <w:szCs w:val="28"/>
+              </w:rPr>
+            </w:pPr>
+            <w:r>
+              <w:rPr>
+                <w:sz w:val="28"/>
+                <w:szCs w:val="28"/>
+              </w:rPr>
+              <w:t>Product search feature</w:t>
+            </w:r>
+          </w:p>
+        </w:tc>
+        <w:tc>
+          <w:tcPr>
+            <w:tcW w:w="1934" w:type="dxa"/>
+          </w:tcPr>
+          <w:p>
+            <w:pPr>
+              <w:jc w:val="center"/>
+              <w:rPr>
+                <w:sz w:val="28"/>
+                <w:szCs w:val="28"/>
+              </w:rPr>
+            </w:pPr>
+            <w:r>
+              <w:rPr>
+                <w:sz w:val="28"/>
+                <w:szCs w:val="28"/>
+              </w:rPr>
+              <w:t>Backend developer</w:t>
+            </w:r>
+          </w:p>
+        </w:tc>
+        <w:tc>
+          <w:tcPr>
+            <w:tcW w:w="1544" w:type="dxa"/>
+          </w:tcPr>
+          <w:p>
+            <w:pPr>
+              <w:jc w:val="center"/>
+              <w:rPr>
+                <w:sz w:val="28"/>
+                <w:szCs w:val="28"/>
+              </w:rPr>
+            </w:pPr>
+            <w:r>
+              <w:rPr>
+                <w:sz w:val="28"/>
+                <w:szCs w:val="28"/>
+              </w:rPr>
+              <w:t>10/03</w:t>
+            </w:r>
+          </w:p>
+        </w:tc>
+        <w:tc>
+          <w:tcPr>
+            <w:tcW w:w="1531" w:type="dxa"/>
+          </w:tcPr>
+          <w:p>
+            <w:pPr>
+              <w:jc w:val="center"/>
+              <w:rPr>
+                <w:sz w:val="28"/>
+                <w:szCs w:val="28"/>
+              </w:rPr>
+            </w:pPr>
+            <w:r>
+              <w:rPr>
+                <w:sz w:val="28"/>
+                <w:szCs w:val="28"/>
+              </w:rPr>
+              <w:t>16/03</w:t>
+            </w:r>
+          </w:p>
+        </w:tc>
+        <w:tc>
+          <w:tcPr>
+            <w:tcW w:w="1590" w:type="dxa"/>
+          </w:tcPr>
+          <w:p>
+            <w:pPr>
+              <w:jc w:val="center"/>
+              <w:rPr>
+                <w:sz w:val="28"/>
+                <w:szCs w:val="28"/>
+              </w:rPr>
+            </w:pPr>
+            <w:r>
+              <w:rPr>
+                <w:sz w:val="28"/>
+                <w:szCs w:val="28"/>
+              </w:rPr>
+              <w:t>Sprint 2</w:t>
+            </w:r>
+          </w:p>
+        </w:tc>
+      </w:tr>
+      <w:tr>
+        <w:tc>
+          <w:tcPr>
+            <w:tcW w:w="2417" w:type="dxa"/>
+          </w:tcPr>
+          <w:p>
+            <w:pPr>
+              <w:jc w:val="center"/>
+              <w:rPr>
+                <w:sz w:val="28"/>
+                <w:szCs w:val="28"/>
+              </w:rPr>
+            </w:pPr>
+            <w:r>
+              <w:rPr>
+                <w:sz w:val="28"/>
+                <w:szCs w:val="28"/>
+              </w:rPr>
+              <w:t>Single producer checkout</w:t>
+            </w:r>
+          </w:p>
+        </w:tc>
+        <w:tc>
+          <w:tcPr>
+            <w:tcW w:w="1934" w:type="dxa"/>
+          </w:tcPr>
+          <w:p>
+            <w:pPr>
+              <w:jc w:val="center"/>
+              <w:rPr>
+                <w:sz w:val="28"/>
+                <w:szCs w:val="28"/>
+              </w:rPr>
+            </w:pPr>
+            <w:r>
+              <w:rPr>
+                <w:sz w:val="28"/>
+                <w:szCs w:val="28"/>
+              </w:rPr>
+              <w:t>Backend developer</w:t>
+            </w:r>
+          </w:p>
+        </w:tc>
+        <w:tc>
+          <w:tcPr>
+            <w:tcW w:w="1544" w:type="dxa"/>
+          </w:tcPr>
+          <w:p>
+            <w:pPr>
+              <w:jc w:val="center"/>
+              <w:rPr>
+                <w:sz w:val="28"/>
+                <w:szCs w:val="28"/>
+              </w:rPr>
+            </w:pPr>
+            <w:r>
+              <w:rPr>
+                <w:sz w:val="28"/>
+                <w:szCs w:val="28"/>
+              </w:rPr>
+              <w:t>13/03</w:t>
+            </w:r>
+          </w:p>
+        </w:tc>
+        <w:tc>
+          <w:tcPr>
+            <w:tcW w:w="1531" w:type="dxa"/>
+          </w:tcPr>
+          <w:p>
+            <w:pPr>
+              <w:jc w:val="center"/>
+              <w:rPr>
+                <w:sz w:val="28"/>
+                <w:szCs w:val="28"/>
+              </w:rPr>
+            </w:pPr>
+            <w:r>
+              <w:rPr>
+                <w:sz w:val="28"/>
+                <w:szCs w:val="28"/>
+              </w:rPr>
+              <w:t>19/03</w:t>
+            </w:r>
+          </w:p>
+        </w:tc>
+        <w:tc>
+          <w:tcPr>
+            <w:tcW w:w="1590" w:type="dxa"/>
+          </w:tcPr>
+          <w:p>
+            <w:pPr>
+              <w:jc w:val="center"/>
+              <w:rPr>
+                <w:sz w:val="28"/>
+                <w:szCs w:val="28"/>
+              </w:rPr>
+            </w:pPr>
+            <w:r>
+              <w:rPr>
+                <w:sz w:val="28"/>
+                <w:szCs w:val="28"/>
+              </w:rPr>
+              <w:t>Sprint 2</w:t>
+            </w:r>
+          </w:p>
+        </w:tc>
+      </w:tr>
+      <w:tr>
+        <w:tc>
+          <w:tcPr>
+            <w:tcW w:w="2417" w:type="dxa"/>
+          </w:tcPr>
+          <w:p>
+            <w:pPr>
+              <w:jc w:val="center"/>
+              <w:rPr>
+                <w:sz w:val="28"/>
+                <w:szCs w:val="28"/>
+              </w:rPr>
+            </w:pPr>
+            <w:r>
+              <w:rPr>
+                <w:sz w:val="28"/>
+                <w:szCs w:val="28"/>
+              </w:rPr>
+              <w:lastRenderedPageBreak/>
+              <w:t>Multi-vendor checkout</w:t>
+            </w:r>
+          </w:p>
+        </w:tc>
+        <w:tc>
+          <w:tcPr>
+            <w:tcW w:w="1934" w:type="dxa"/>
+          </w:tcPr>
+          <w:p>
+            <w:pPr>
+              <w:jc w:val="center"/>
+              <w:rPr>
+                <w:sz w:val="28"/>
+                <w:szCs w:val="28"/>
+              </w:rPr>
+            </w:pPr>
+            <w:r>
+              <w:rPr>
+                <w:sz w:val="28"/>
+                <w:szCs w:val="28"/>
+              </w:rPr>
+              <w:t>Backend developer</w:t>
+            </w:r>
+          </w:p>
+        </w:tc>
+        <w:tc>
+          <w:tcPr>
+            <w:tcW w:w="1544" w:type="dxa"/>
+          </w:tcPr>
+          <w:p>
+            <w:pPr>
+              <w:jc w:val="center"/>
+              <w:rPr>
+                <w:sz w:val="28"/>
+                <w:szCs w:val="28"/>
+              </w:rPr>
+            </w:pPr>
+            <w:r>
+              <w:rPr>
+                <w:sz w:val="28"/>
+                <w:szCs w:val="28"/>
+              </w:rPr>
+              <w:t>17/03</w:t>
+            </w:r>
+          </w:p>
+        </w:tc>
+        <w:tc>
+          <w:tcPr>
+            <w:tcW w:w="1531" w:type="dxa"/>
+          </w:tcPr>
+          <w:p>
+            <w:pPr>
+              <w:jc w:val="center"/>
+              <w:rPr>
+                <w:sz w:val="28"/>
+                <w:szCs w:val="28"/>
+              </w:rPr>
+            </w:pPr>
+            <w:r>
+              <w:rPr>
+                <w:sz w:val="28"/>
+                <w:szCs w:val="28"/>
+              </w:rPr>
+              <w:t>22/03</w:t>
+            </w:r>
+          </w:p>
+        </w:tc>
+        <w:tc>
+          <w:tcPr>
+            <w:tcW w:w="1590" w:type="dxa"/>
+          </w:tcPr>
+          <w:p>
+            <w:pPr>
+              <w:jc w:val="center"/>
+              <w:rPr>
+                <w:sz w:val="28"/>
+                <w:szCs w:val="28"/>
+              </w:rPr>
+            </w:pPr>
+            <w:r>
+              <w:rPr>
+                <w:sz w:val="28"/>
+                <w:szCs w:val="28"/>
+              </w:rPr>
+              <w:t>Sprint 2</w:t>
+            </w:r>
+          </w:p>
+        </w:tc>
+      </w:tr>
+      <w:tr>
+        <w:tc>
+          <w:tcPr>
+            <w:tcW w:w="2417" w:type="dxa"/>
+          </w:tcPr>
+          <w:p>
+            <w:pPr>
+              <w:jc w:val="center"/>
+              <w:rPr>
+                <w:sz w:val="28"/>
+                <w:szCs w:val="28"/>
+              </w:rPr>
+            </w:pPr>
+            <w:r>
+              <w:rPr>
+                <w:sz w:val="28"/>
+                <w:szCs w:val="28"/>
+              </w:rPr>
+              <w:t>Producer order dashboard</w:t>
+            </w:r>
+          </w:p>
+        </w:tc>
+        <w:tc>
+          <w:tcPr>
+            <w:tcW w:w="1934" w:type="dxa"/>
+          </w:tcPr>
+          <w:p>
+            <w:pPr>
+              <w:jc w:val="center"/>
+              <w:rPr>
+                <w:sz w:val="28"/>
+                <w:szCs w:val="28"/>
+              </w:rPr>
+            </w:pPr>
+            <w:r>
+              <w:rPr>
+                <w:sz w:val="28"/>
+                <w:szCs w:val="28"/>
+              </w:rPr>
+              <w:t>Backend &amp; frontend</w:t>
+            </w:r>
+          </w:p>
+        </w:tc>
+        <w:tc>
+          <w:tcPr>
+            <w:tcW w:w="1544" w:type="dxa"/>
+          </w:tcPr>
+          <w:p>
+            <w:pPr>
+              <w:jc w:val="center"/>
+              <w:rPr>
+                <w:sz w:val="28"/>
+                <w:szCs w:val="28"/>
+              </w:rPr>
+            </w:pPr>
+            <w:r>
+              <w:rPr>
+                <w:sz w:val="28"/>
+                <w:szCs w:val="28"/>
+              </w:rPr>
+              <w:t>19/03</w:t>
+            </w:r>
+          </w:p>
+        </w:tc>
+        <w:tc>
+          <w:tcPr>
+            <w:tcW w:w="1531" w:type="dxa"/>
+          </w:tcPr>
+          <w:p>
+            <w:pPr>
+              <w:jc w:val="center"/>
+              <w:rPr>
+                <w:sz w:val="28"/>
+                <w:szCs w:val="28"/>
+              </w:rPr>
+            </w:pPr>
+            <w:r>
+              <w:rPr>
+                <w:sz w:val="28"/>
+                <w:szCs w:val="28"/>
+              </w:rPr>
+              <w:t>24/03</w:t>
+            </w:r>
+          </w:p>
+        </w:tc>
+        <w:tc>
+          <w:tcPr>
+            <w:tcW w:w="1590" w:type="dxa"/>
+          </w:tcPr>
+          <w:p>
+            <w:pPr>
+              <w:jc w:val="center"/>
+              <w:rPr>
+                <w:sz w:val="28"/>
+                <w:szCs w:val="28"/>
+              </w:rPr>
+            </w:pPr>
+            <w:r>
+              <w:rPr>
+                <w:sz w:val="28"/>
+                <w:szCs w:val="28"/>
+              </w:rPr>
+              <w:t>Sprint 2</w:t>
+            </w:r>
+          </w:p>
+        </w:tc>
+      </w:tr>
+      <w:tr>
+        <w:tc>
+          <w:tcPr>
+            <w:tcW w:w="2417" w:type="dxa"/>
+          </w:tcPr>
+          <w:p>
+            <w:pPr>
+              <w:jc w:val="center"/>
+              <w:rPr>
+                <w:sz w:val="28"/>
+                <w:szCs w:val="28"/>
+              </w:rPr>
+            </w:pPr>
+            <w:r>
+              <w:rPr>
+                <w:sz w:val="28"/>
+                <w:szCs w:val="28"/>
+              </w:rPr>
+              <w:t>Order status management</w:t>
+            </w:r>
+          </w:p>
+        </w:tc>
+        <w:tc>
+          <w:tcPr>
+            <w:tcW w:w="1934" w:type="dxa"/>
+          </w:tcPr>
+          <w:p>
+            <w:pPr>
+              <w:jc w:val="center"/>
+              <w:rPr>
+                <w:sz w:val="28"/>
+                <w:szCs w:val="28"/>
+              </w:rPr>
+            </w:pPr>
+            <w:r>
+              <w:rPr>
+                <w:sz w:val="28"/>
+                <w:szCs w:val="28"/>
+              </w:rPr>
+              <w:t>Backend developer</w:t>
+            </w:r>
+          </w:p>
+        </w:tc>
+        <w:tc>
+          <w:tcPr>
+            <w:tcW w:w="1544" w:type="dxa"/>
+          </w:tcPr>
+          <w:p>
+            <w:pPr>
+              <w:jc w:val="center"/>
+              <w:rPr>
+                <w:sz w:val="28"/>
+                <w:szCs w:val="28"/>
+              </w:rPr>
+            </w:pPr>
+            <w:r>
+              <w:rPr>
+                <w:sz w:val="28"/>
+                <w:szCs w:val="28"/>
+              </w:rPr>
+              <w:t>27/03</w:t>
+            </w:r>
+          </w:p>
+        </w:tc>
+        <w:tc>
+          <w:tcPr>
+            <w:tcW w:w="1531" w:type="dxa"/>
+          </w:tcPr>
+          <w:p>
+            <w:pPr>
+              <w:jc w:val="center"/>
+              <w:rPr>
+                <w:sz w:val="28"/>
+                <w:szCs w:val="28"/>
+              </w:rPr>
+            </w:pPr>
+            <w:r>
+              <w:rPr>
+                <w:sz w:val="28"/>
+                <w:szCs w:val="28"/>
+              </w:rPr>
+              <w:t>27/03</w:t>
+            </w:r>
+          </w:p>
+        </w:tc>
+        <w:tc>
+          <w:tcPr>
+            <w:tcW w:w="1590" w:type="dxa"/>
+          </w:tcPr>
+          <w:p>
+            <w:pPr>
+              <w:jc w:val="center"/>
+              <w:rPr>
+                <w:sz w:val="28"/>
+                <w:szCs w:val="28"/>
+              </w:rPr>
+            </w:pPr>
+            <w:r>
+              <w:rPr>
+                <w:sz w:val="28"/>
+                <w:szCs w:val="28"/>
+              </w:rPr>
+              <w:t>Sprint 2</w:t>
+            </w:r>
+          </w:p>
+        </w:tc>
+      </w:tr>
+      <w:tr>
+        <w:tc>
+          <w:tcPr>
+            <w:tcW w:w="2417" w:type="dxa"/>
+          </w:tcPr>
+          <w:p>
+            <w:pPr>
+              <w:jc w:val="center"/>
+              <w:rPr>
+                <w:sz w:val="28"/>
+                <w:szCs w:val="28"/>
+              </w:rPr>
+            </w:pPr>
+            <w:r>
+              <w:rPr>
+                <w:sz w:val="28"/>
+                <w:szCs w:val="28"/>
+              </w:rPr>
+              <w:t>Sprint 2 review</w:t>
+            </w:r>
+          </w:p>
+        </w:tc>
+        <w:tc>
+          <w:tcPr>
+            <w:tcW w:w="1934" w:type="dxa"/>
+          </w:tcPr>
+          <w:p>
+            <w:pPr>
+              <w:jc w:val="center"/>
+              <w:rPr>
+                <w:sz w:val="28"/>
+                <w:szCs w:val="28"/>
+              </w:rPr>
+            </w:pPr>
+            <w:r>
+              <w:rPr>
+                <w:sz w:val="28"/>
+                <w:szCs w:val="28"/>
+              </w:rPr>
+              <w:t>Group team</w:t>
+            </w:r>
+          </w:p>
+        </w:tc>
+        <w:tc>
+          <w:tcPr>
+            <w:tcW w:w="1544" w:type="dxa"/>
+          </w:tcPr>
+          <w:p>
+            <w:pPr>
+              <w:jc w:val="center"/>
+              <w:rPr>
+                <w:sz w:val="28"/>
+                <w:szCs w:val="28"/>
+              </w:rPr>
+            </w:pPr>
+            <w:r>
+              <w:rPr>
+                <w:sz w:val="28"/>
+                <w:szCs w:val="28"/>
+              </w:rPr>
+              <w:t>28/03</w:t>
+            </w:r>
+          </w:p>
+        </w:tc>
+        <w:tc>
+          <w:tcPr>
+            <w:tcW w:w="1531" w:type="dxa"/>
+          </w:tcPr>
+          <w:p>
+            <w:pPr>
+              <w:jc w:val="center"/>
+              <w:rPr>
+                <w:sz w:val="28"/>
+                <w:szCs w:val="28"/>
+              </w:rPr>
+            </w:pPr>
+            <w:r>
+              <w:rPr>
+                <w:sz w:val="28"/>
+                <w:szCs w:val="28"/>
+              </w:rPr>
+              <w:t>03/04</w:t>
+            </w:r>
+          </w:p>
+        </w:tc>
+        <w:tc>
+          <w:tcPr>
+            <w:tcW w:w="1590" w:type="dxa"/>
+          </w:tcPr>
+          <w:p>
+            <w:pPr>
+              <w:jc w:val="center"/>
+              <w:rPr>
+                <w:sz w:val="28"/>
+                <w:szCs w:val="28"/>
+              </w:rPr>
+            </w:pPr>
+            <w:r>
+              <w:rPr>
+                <w:sz w:val="28"/>
+                <w:szCs w:val="28"/>
+              </w:rPr>
+              <w:t>Sprint 2</w:t>
+            </w:r>
+          </w:p>
+        </w:tc>
+      </w:tr>
+      <w:tr>
+        <w:tc>
+          <w:tcPr>
+            <w:tcW w:w="2417" w:type="dxa"/>
+          </w:tcPr>
+          <w:p>
+            <w:pPr>
+              <w:jc w:val="center"/>
+              <w:rPr>
+                <w:sz w:val="28"/>
+                <w:szCs w:val="28"/>
+              </w:rPr>
+            </w:pPr>
+            <w:r>
+              <w:rPr>
+                <w:sz w:val="28"/>
+                <w:szCs w:val="28"/>
+              </w:rPr>
+              <w:t>Product inventory management</w:t>
+            </w:r>
+          </w:p>
+        </w:tc>
+        <w:tc>
+          <w:tcPr>
+            <w:tcW w:w="1934" w:type="dxa"/>
+          </w:tcPr>
+          <w:p>
+            <w:pPr>
+              <w:jc w:val="center"/>
+              <w:rPr>
+                <w:sz w:val="28"/>
+                <w:szCs w:val="28"/>
+              </w:rPr>
+            </w:pPr>
+            <w:r>
+              <w:rPr>
+                <w:sz w:val="28"/>
+                <w:szCs w:val="28"/>
+              </w:rPr>
+              <w:t>Backend developer</w:t>
+            </w:r>
+          </w:p>
+        </w:tc>
+        <w:tc>
+          <w:tcPr>
+            <w:tcW w:w="1544" w:type="dxa"/>
+          </w:tcPr>
+          <w:p>
+            <w:pPr>
+              <w:jc w:val="center"/>
+              <w:rPr>
+                <w:sz w:val="28"/>
+                <w:szCs w:val="28"/>
+              </w:rPr>
+            </w:pPr>
+            <w:r>
+              <w:rPr>
+                <w:sz w:val="28"/>
+                <w:szCs w:val="28"/>
+              </w:rPr>
+              <w:t>30/03</w:t>
+            </w:r>
+          </w:p>
+        </w:tc>
+        <w:tc>
+          <w:tcPr>
+            <w:tcW w:w="1531" w:type="dxa"/>
+          </w:tcPr>
+          <w:p>
+            <w:pPr>
+              <w:jc w:val="center"/>
+              <w:rPr>
+                <w:sz w:val="28"/>
+                <w:szCs w:val="28"/>
+              </w:rPr>
+            </w:pPr>
+            <w:r>
+              <w:rPr>
+                <w:sz w:val="28"/>
+                <w:szCs w:val="28"/>
+              </w:rPr>
+              <w:t>05/04</w:t>
+            </w:r>
+          </w:p>
+        </w:tc>
+        <w:tc>
+          <w:tcPr>
+            <w:tcW w:w="1590" w:type="dxa"/>
+          </w:tcPr>
+          <w:p>
+            <w:pPr>
+              <w:jc w:val="center"/>
+              <w:rPr>
+                <w:sz w:val="28"/>
+                <w:szCs w:val="28"/>
+              </w:rPr>
+            </w:pPr>
+            <w:r>
+              <w:rPr>
+                <w:sz w:val="28"/>
+                <w:szCs w:val="28"/>
+              </w:rPr>
+              <w:t>Sprint 3</w:t>
+            </w:r>
+          </w:p>
+        </w:tc>
+      </w:tr>
+      <w:tr>
+        <w:tc>
+          <w:tcPr>
+            <w:tcW w:w="2417" w:type="dxa"/>
+          </w:tcPr>
+          <w:p>
+            <w:pPr>
+              <w:jc w:val="center"/>
+              <w:rPr>
+                <w:sz w:val="28"/>
+                <w:szCs w:val="28"/>
+              </w:rPr>
+            </w:pPr>
+            <w:r>
+              <w:rPr>
+                <w:sz w:val="28"/>
+                <w:szCs w:val="28"/>
+              </w:rPr>
+              <w:t>Payment settlement system</w:t>
+            </w:r>
+          </w:p>
+        </w:tc>
+        <w:tc>
+          <w:tcPr>
+            <w:tcW w:w="1934" w:type="dxa"/>
+          </w:tcPr>
+          <w:p>
+            <w:pPr>
+              <w:jc w:val="center"/>
+              <w:rPr>
+                <w:sz w:val="28"/>
+                <w:szCs w:val="28"/>
+              </w:rPr>
+            </w:pPr>
+            <w:r>
+              <w:rPr>
+                <w:sz w:val="28"/>
+                <w:szCs w:val="28"/>
+              </w:rPr>
+              <w:t>Backend developer</w:t>
+            </w:r>
+          </w:p>
+        </w:tc>
+        <w:tc>
+          <w:tcPr>
+            <w:tcW w:w="1544" w:type="dxa"/>
+          </w:tcPr>
+          <w:p>
+            <w:pPr>
+              <w:jc w:val="center"/>
+              <w:rPr>
+                <w:sz w:val="28"/>
+                <w:szCs w:val="28"/>
+              </w:rPr>
+            </w:pPr>
+            <w:r>
+              <w:rPr>
+                <w:sz w:val="28"/>
+                <w:szCs w:val="28"/>
+              </w:rPr>
+              <w:t>02/04</w:t>
+            </w:r>
+          </w:p>
+        </w:tc>
+        <w:tc>
+          <w:tcPr>
+            <w:tcW w:w="1531" w:type="dxa"/>
+          </w:tcPr>
+          <w:p>
+            <w:pPr>
+              <w:jc w:val="center"/>
+              <w:rPr>
+                <w:sz w:val="28"/>
+                <w:szCs w:val="28"/>
+              </w:rPr>
+            </w:pPr>
+            <w:r>
+              <w:rPr>
+                <w:sz w:val="28"/>
+                <w:szCs w:val="28"/>
+              </w:rPr>
+              <w:t>08/04</w:t>
+            </w:r>
+          </w:p>
+        </w:tc>
+        <w:tc>
+          <w:tcPr>
+            <w:tcW w:w="1590" w:type="dxa"/>
+          </w:tcPr>
+          <w:p>
+            <w:pPr>
+              <w:jc w:val="center"/>
+              <w:rPr>
+                <w:sz w:val="28"/>
+                <w:szCs w:val="28"/>
+              </w:rPr>
+            </w:pPr>
+            <w:r>
+              <w:rPr>
+                <w:sz w:val="28"/>
+                <w:szCs w:val="28"/>
+              </w:rPr>
+              <w:t>Sprint 3</w:t>
+            </w:r>
+          </w:p>
+        </w:tc>
+      </w:tr>
+      <w:tr>
+        <w:tc>
+          <w:tcPr>
+            <w:tcW w:w="2417" w:type="dxa"/>
+          </w:tcPr>
+          <w:p>
+            <w:pPr>
+              <w:jc w:val="center"/>
+              <w:rPr>
+                <w:sz w:val="28"/>
+                <w:szCs w:val="28"/>
+              </w:rPr>
+            </w:pPr>
+            <w:r>
+              <w:rPr>
+                <w:sz w:val="28"/>
+                <w:szCs w:val="28"/>
+              </w:rPr>
+              <w:t>Food miles feature</w:t>
+            </w:r>
+          </w:p>
+        </w:tc>
+        <w:tc>
+          <w:tcPr>
+            <w:tcW w:w="1934" w:type="dxa"/>
+          </w:tcPr>
+          <w:p>
+            <w:pPr>
+              <w:jc w:val="center"/>
+              <w:rPr>
+                <w:sz w:val="28"/>
+                <w:szCs w:val="28"/>
+              </w:rPr>
+            </w:pPr>
+            <w:r>
+              <w:rPr>
+                <w:sz w:val="28"/>
+                <w:szCs w:val="28"/>
+              </w:rPr>
+              <w:t>Backend developer</w:t>
+            </w:r>
+          </w:p>
+        </w:tc>
+        <w:tc>
+          <w:tcPr>
+            <w:tcW w:w="1544" w:type="dxa"/>
+          </w:tcPr>
+          <w:p>
+            <w:pPr>
+              <w:jc w:val="center"/>
+              <w:rPr>
+                <w:sz w:val="28"/>
+                <w:szCs w:val="28"/>
+              </w:rPr>
+            </w:pPr>
+            <w:r>
+              <w:rPr>
+                <w:sz w:val="28"/>
+                <w:szCs w:val="28"/>
+              </w:rPr>
+              <w:t>06/04</w:t>
+            </w:r>
+          </w:p>
+        </w:tc>
+        <w:tc>
+          <w:tcPr>
+            <w:tcW w:w="1531" w:type="dxa"/>
+          </w:tcPr>
+          <w:p>
+            <w:pPr>
+              <w:jc w:val="center"/>
+              <w:rPr>
+                <w:sz w:val="28"/>
+                <w:szCs w:val="28"/>
+              </w:rPr>
+            </w:pPr>
+            <w:r>
+              <w:rPr>
+                <w:sz w:val="28"/>
+                <w:szCs w:val="28"/>
+              </w:rPr>
+              <w:t>11/04</w:t>
+            </w:r>
+          </w:p>
+        </w:tc>
+        <w:tc>
+          <w:tcPr>
+            <w:tcW w:w="1590" w:type="dxa"/>
+          </w:tcPr>
+          <w:p>
+            <w:pPr>
+              <w:jc w:val="center"/>
+              <w:rPr>
+                <w:sz w:val="28"/>
+                <w:szCs w:val="28"/>
+              </w:rPr>
+            </w:pPr>
+            <w:r>
+              <w:rPr>
+                <w:sz w:val="28"/>
+                <w:szCs w:val="28"/>
+              </w:rPr>
+              <w:t>Sprint 3</w:t>
+            </w:r>
+          </w:p>
+        </w:tc>
+      </w:tr>
+      <w:tr>
+        <w:tc>
+          <w:tcPr>
+            <w:tcW w:w="2417" w:type="dxa"/>
+          </w:tcPr>
+          <w:p>
+            <w:pPr>
+              <w:jc w:val="center"/>
+              <w:rPr>
+                <w:sz w:val="28"/>
+                <w:szCs w:val="28"/>
+              </w:rPr>
+            </w:pPr>
+            <w:r>
+              <w:rPr>
+                <w:sz w:val="28"/>
+                <w:szCs w:val="28"/>
+              </w:rPr>
+              <w:t>Organic filter</w:t>
+            </w:r>
+          </w:p>
+        </w:tc>
+        <w:tc>
+          <w:tcPr>
+            <w:tcW w:w="1934" w:type="dxa"/>
+          </w:tcPr>
+          <w:p>
+            <w:pPr>
+              <w:jc w:val="center"/>
+              <w:rPr>
+                <w:sz w:val="28"/>
+                <w:szCs w:val="28"/>
+              </w:rPr>
+            </w:pPr>
+            <w:r>
+              <w:rPr>
+                <w:sz w:val="28"/>
+                <w:szCs w:val="28"/>
+              </w:rPr>
+              <w:t>Frontend developer</w:t>
+            </w:r>
+          </w:p>
+        </w:tc>
+        <w:tc>
+          <w:tcPr>
+            <w:tcW w:w="1544" w:type="dxa"/>
+          </w:tcPr>
+          <w:p>
+            <w:pPr>
+              <w:jc w:val="center"/>
+              <w:rPr>
+                <w:sz w:val="28"/>
+                <w:szCs w:val="28"/>
+              </w:rPr>
+            </w:pPr>
+            <w:r>
+              <w:rPr>
+                <w:sz w:val="28"/>
+                <w:szCs w:val="28"/>
+              </w:rPr>
+              <w:t>09/04</w:t>
+            </w:r>
+          </w:p>
+        </w:tc>
+        <w:tc>
+          <w:tcPr>
+            <w:tcW w:w="1531" w:type="dxa"/>
+          </w:tcPr>
+          <w:p>
+            <w:pPr>
+              <w:jc w:val="center"/>
+              <w:rPr>
+                <w:sz w:val="28"/>
+                <w:szCs w:val="28"/>
+              </w:rPr>
+            </w:pPr>
+            <w:r>
+              <w:rPr>
+                <w:sz w:val="28"/>
+                <w:szCs w:val="28"/>
+              </w:rPr>
+              <w:t>15/04</w:t>
+            </w:r>
+          </w:p>
+        </w:tc>
+        <w:tc>
+          <w:tcPr>
+            <w:tcW w:w="1590" w:type="dxa"/>
+          </w:tcPr>
+          <w:p>
+            <w:pPr>
+              <w:jc w:val="center"/>
+              <w:rPr>
+                <w:sz w:val="28"/>
+                <w:szCs w:val="28"/>
+              </w:rPr>
+            </w:pPr>
+            <w:r>
+              <w:rPr>
+                <w:sz w:val="28"/>
+                <w:szCs w:val="28"/>
+              </w:rPr>
+              <w:t>Sprint 3</w:t>
+            </w:r>
+          </w:p>
+        </w:tc>
+      </w:tr>
+      <w:tr>
+        <w:tc>
+          <w:tcPr>
+            <w:tcW w:w="2417" w:type="dxa"/>
+          </w:tcPr>
+          <w:p>
+            <w:pPr>
+              <w:jc w:val="center"/>
+              <w:rPr>
+                <w:sz w:val="28"/>
+                <w:szCs w:val="28"/>
+              </w:rPr>
+            </w:pPr>
+            <w:r>
+              <w:rPr>
+                <w:sz w:val="28"/>
+                <w:szCs w:val="28"/>
+              </w:rPr>
+              <w:t>Allergen information display</w:t>
+            </w:r>
+          </w:p>
+        </w:tc>
+        <w:tc>
+          <w:tcPr>
+            <w:tcW w:w="1934" w:type="dxa"/>
+          </w:tcPr>
+          <w:p>
+            <w:pPr>
+              <w:jc w:val="center"/>
+              <w:rPr>
+                <w:sz w:val="28"/>
+                <w:szCs w:val="28"/>
+              </w:rPr>
+            </w:pPr>
+            <w:r>
+              <w:rPr>
+                <w:sz w:val="28"/>
+                <w:szCs w:val="28"/>
+              </w:rPr>
+              <w:t>Frontend &amp; Backend</w:t>
+            </w:r>
+          </w:p>
+        </w:tc>
+        <w:tc>
+          <w:tcPr>
+            <w:tcW w:w="1544" w:type="dxa"/>
+          </w:tcPr>
+          <w:p>
+            <w:pPr>
+              <w:jc w:val="center"/>
+              <w:rPr>
+                <w:sz w:val="28"/>
+                <w:szCs w:val="28"/>
+              </w:rPr>
+            </w:pPr>
+            <w:r>
+              <w:rPr>
+                <w:sz w:val="28"/>
+                <w:szCs w:val="28"/>
+              </w:rPr>
+              <w:t>12/04</w:t>
+            </w:r>
+          </w:p>
+        </w:tc>
+        <w:tc>
+          <w:tcPr>
+            <w:tcW w:w="1531" w:type="dxa"/>
+          </w:tcPr>
+          <w:p>
+            <w:pPr>
+              <w:jc w:val="center"/>
+              <w:rPr>
+                <w:sz w:val="28"/>
+                <w:szCs w:val="28"/>
+              </w:rPr>
+            </w:pPr>
+            <w:r>
+              <w:rPr>
+                <w:sz w:val="28"/>
+                <w:szCs w:val="28"/>
+              </w:rPr>
+              <w:t>18/04</w:t>
+            </w:r>
+          </w:p>
+        </w:tc>
+        <w:tc>
+          <w:tcPr>
+            <w:tcW w:w="1590" w:type="dxa"/>
+          </w:tcPr>
+          <w:p>
+            <w:pPr>
+              <w:jc w:val="center"/>
+              <w:rPr>
+                <w:sz w:val="28"/>
+                <w:szCs w:val="28"/>
+              </w:rPr>
+            </w:pPr>
+            <w:r>
+              <w:rPr>
+                <w:sz w:val="28"/>
+                <w:szCs w:val="28"/>
+              </w:rPr>
+              <w:t>Sprint 3</w:t>
+            </w:r>
+          </w:p>
+        </w:tc>
+      </w:tr>
+      <w:tr>
+        <w:tc>
+          <w:tcPr>
+            <w:tcW w:w="2417" w:type="dxa"/>
+          </w:tcPr>
+          <w:p>
+            <w:pPr>
+              <w:jc w:val="center"/>
+              <w:rPr>
+                <w:sz w:val="28"/>
+                <w:szCs w:val="28"/>
+              </w:rPr>
+            </w:pPr>
+            <w:r>
+              <w:rPr>
+                <w:sz w:val="28"/>
+                <w:szCs w:val="28"/>
+              </w:rPr>
+              <w:t>Seasonal availability system</w:t>
+            </w:r>
+          </w:p>
+        </w:tc>
+        <w:tc>
+          <w:tcPr>
+            <w:tcW w:w="1934" w:type="dxa"/>
+          </w:tcPr>
+          <w:p>
+            <w:pPr>
+              <w:jc w:val="center"/>
+              <w:rPr>
+                <w:sz w:val="28"/>
+                <w:szCs w:val="28"/>
+              </w:rPr>
+            </w:pPr>
+            <w:r>
+              <w:rPr>
+                <w:sz w:val="28"/>
+                <w:szCs w:val="28"/>
+              </w:rPr>
+              <w:t>Backend developer</w:t>
+            </w:r>
+          </w:p>
+        </w:tc>
+        <w:tc>
+          <w:tcPr>
+            <w:tcW w:w="1544" w:type="dxa"/>
+          </w:tcPr>
+          <w:p>
+            <w:pPr>
+              <w:jc w:val="center"/>
+              <w:rPr>
+                <w:sz w:val="28"/>
+                <w:szCs w:val="28"/>
+              </w:rPr>
+            </w:pPr>
+            <w:r>
+              <w:rPr>
+                <w:sz w:val="28"/>
+                <w:szCs w:val="28"/>
+              </w:rPr>
+              <w:t>12/04</w:t>
+            </w:r>
+          </w:p>
+        </w:tc>
+        <w:tc>
+          <w:tcPr>
+            <w:tcW w:w="1531" w:type="dxa"/>
+          </w:tcPr>
+          <w:p>
+            <w:pPr>
+              <w:jc w:val="center"/>
+              <w:rPr>
+                <w:sz w:val="28"/>
+                <w:szCs w:val="28"/>
+              </w:rPr>
+            </w:pPr>
+            <w:r>
+              <w:rPr>
+                <w:sz w:val="28"/>
+                <w:szCs w:val="28"/>
+              </w:rPr>
+              <w:t>18/04</w:t>
+            </w:r>
+          </w:p>
+        </w:tc>
+        <w:tc>
+          <w:tcPr>
+            <w:tcW w:w="1590" w:type="dxa"/>
+          </w:tcPr>
+          <w:p>
+            <w:pPr>
+              <w:jc w:val="center"/>
+              <w:rPr>
+                <w:sz w:val="28"/>
+                <w:szCs w:val="28"/>
+              </w:rPr>
+            </w:pPr>
+            <w:r>
+              <w:rPr>
+                <w:sz w:val="28"/>
+                <w:szCs w:val="28"/>
+              </w:rPr>
+              <w:t>Sprint 3</w:t>
+            </w:r>
+          </w:p>
+        </w:tc>
+      </w:tr>
+      <w:tr>
+        <w:tc>
+          <w:tcPr>
+            <w:tcW w:w="2417" w:type="dxa"/>
+          </w:tcPr>
+          <w:p>
+            <w:pPr>
+              <w:jc w:val="center"/>
+              <w:rPr>
+                <w:sz w:val="28"/>
+                <w:szCs w:val="28"/>
+              </w:rPr>
+            </w:pPr>
+            <w:r>
+              <w:rPr>
+                <w:sz w:val="28"/>
+                <w:szCs w:val="28"/>
+              </w:rPr>
+              <w:t>System testing &amp; debugging</w:t>
+            </w:r>
+          </w:p>
+        </w:tc>
+        <w:tc>
+          <w:tcPr>
+            <w:tcW w:w="1934" w:type="dxa"/>
+          </w:tcPr>
+          <w:p>
+            <w:pPr>
+              <w:jc w:val="center"/>
+              <w:rPr>
+                <w:sz w:val="28"/>
+                <w:szCs w:val="28"/>
+              </w:rPr>
+            </w:pPr>
+            <w:r>
+              <w:rPr>
+                <w:sz w:val="28"/>
+                <w:szCs w:val="28"/>
+              </w:rPr>
+              <w:t>Group team</w:t>
+            </w:r>
+          </w:p>
+        </w:tc>
+        <w:tc>
+          <w:tcPr>
+            <w:tcW w:w="1544" w:type="dxa"/>
+          </w:tcPr>
+          <w:p>
+            <w:pPr>
+              <w:jc w:val="center"/>
+              <w:rPr>
+                <w:sz w:val="28"/>
+                <w:szCs w:val="28"/>
+              </w:rPr>
+            </w:pPr>
+            <w:r>
+              <w:rPr>
+                <w:sz w:val="28"/>
+                <w:szCs w:val="28"/>
+              </w:rPr>
+              <w:t>19/04</w:t>
+            </w:r>
+          </w:p>
+        </w:tc>
+        <w:tc>
+          <w:tcPr>
+            <w:tcW w:w="1531" w:type="dxa"/>
+          </w:tcPr>
+          <w:p>
+            <w:pPr>
+              <w:jc w:val="center"/>
+              <w:rPr>
+                <w:sz w:val="28"/>
+                <w:szCs w:val="28"/>
+              </w:rPr>
+            </w:pPr>
+            <w:r>
+              <w:rPr>
+                <w:sz w:val="28"/>
+                <w:szCs w:val="28"/>
+              </w:rPr>
+              <w:t>28/04</w:t>
+            </w:r>
+          </w:p>
+        </w:tc>
+        <w:tc>
+          <w:tcPr>
+            <w:tcW w:w="1590" w:type="dxa"/>
+          </w:tcPr>
+          <w:p>
+            <w:pPr>
+              <w:jc w:val="center"/>
+              <w:rPr>
+                <w:sz w:val="28"/>
+                <w:szCs w:val="28"/>
+              </w:rPr>
+            </w:pPr>
+            <w:r>
+              <w:rPr>
+                <w:sz w:val="28"/>
+                <w:szCs w:val="28"/>
+              </w:rPr>
+              <w:t>Sprint 3</w:t>
+            </w:r>
+          </w:p>
+        </w:tc>
+      </w:tr>
+      <w:tr>
+        <w:tc>
+          <w:tcPr>
+            <w:tcW w:w="2417" w:type="dxa"/>
+          </w:tcPr>
+          <w:p>
+            <w:pPr>
+              <w:jc w:val="center"/>
+              <w:rPr>
+                <w:sz w:val="28"/>
+                <w:szCs w:val="28"/>
+              </w:rPr>
+            </w:pPr>
+            <w:r>
+              <w:rPr>
+                <w:sz w:val="28"/>
+                <w:szCs w:val="28"/>
+              </w:rPr>
+              <w:t>Final integration</w:t>
+            </w:r>
+          </w:p>
+        </w:tc>
+        <w:tc>
+          <w:tcPr>
+            <w:tcW w:w="1934" w:type="dxa"/>
+          </w:tcPr>
+          <w:p>
+            <w:pPr>
+              <w:jc w:val="center"/>
+              <w:rPr>
+                <w:sz w:val="28"/>
+                <w:szCs w:val="28"/>
+              </w:rPr>
+            </w:pPr>
+            <w:r>
+              <w:rPr>
+                <w:sz w:val="28"/>
+                <w:szCs w:val="28"/>
+              </w:rPr>
+              <w:t>Group team</w:t>
+            </w:r>
+          </w:p>
+        </w:tc>
+        <w:tc>
+          <w:tcPr>
+            <w:tcW w:w="1544" w:type="dxa"/>
+          </w:tcPr>
+          <w:p>
+            <w:pPr>
+              <w:jc w:val="center"/>
+              <w:rPr>
+                <w:sz w:val="28"/>
+                <w:szCs w:val="28"/>
+              </w:rPr>
+            </w:pPr>
+            <w:r>
+              <w:rPr>
+                <w:sz w:val="28"/>
+                <w:szCs w:val="28"/>
+              </w:rPr>
+              <w:t>28/04</w:t>
+            </w:r>
+          </w:p>
+        </w:tc>
+        <w:tc>
+          <w:tcPr>
+            <w:tcW w:w="1531" w:type="dxa"/>
+          </w:tcPr>
+          <w:p>
+            <w:pPr>
+              <w:jc w:val="center"/>
+              <w:rPr>
+                <w:sz w:val="28"/>
+                <w:szCs w:val="28"/>
+              </w:rPr>
+            </w:pPr>
+            <w:r>
+              <w:rPr>
+                <w:sz w:val="28"/>
+                <w:szCs w:val="28"/>
+              </w:rPr>
+              <w:t>03/05</w:t>
+            </w:r>
+          </w:p>
+        </w:tc>
+        <w:tc>
+          <w:tcPr>
+            <w:tcW w:w="1590" w:type="dxa"/>
+          </w:tcPr>
+          <w:p>
+            <w:pPr>
+              <w:jc w:val="center"/>
+              <w:rPr>
+                <w:sz w:val="28"/>
+                <w:szCs w:val="28"/>
+              </w:rPr>
+            </w:pPr>
+            <w:r>
+              <w:rPr>
+                <w:sz w:val="28"/>
+                <w:szCs w:val="28"/>
+              </w:rPr>
+              <w:t>Sprint 3</w:t>
+            </w:r>
+          </w:p>
+        </w:tc>
+      </w:tr>
+      <w:tr>
+        <w:tc>
+          <w:tcPr>
+            <w:tcW w:w="2417" w:type="dxa"/>
+          </w:tcPr>
+          <w:p>
+            <w:pPr>
+              <w:jc w:val="center"/>
+              <w:rPr>
+                <w:sz w:val="28"/>
+                <w:szCs w:val="28"/>
+              </w:rPr>
+            </w:pPr>
+            <w:r>
+              <w:rPr>
+                <w:sz w:val="28"/>
+                <w:szCs w:val="28"/>
+              </w:rPr>
+              <w:t>Final demo preparation</w:t>
+            </w:r>
+          </w:p>
+        </w:tc>
+        <w:tc>
+          <w:tcPr>
+            <w:tcW w:w="1934" w:type="dxa"/>
+          </w:tcPr>
+          <w:p>
+            <w:pPr>
+              <w:jc w:val="center"/>
+              <w:rPr>
+                <w:sz w:val="28"/>
+                <w:szCs w:val="28"/>
+              </w:rPr>
+            </w:pPr>
+            <w:r>
+              <w:rPr>
+                <w:sz w:val="28"/>
+                <w:szCs w:val="28"/>
+              </w:rPr>
+              <w:t>Group team</w:t>
+            </w:r>
+          </w:p>
+        </w:tc>
+        <w:tc>
+          <w:tcPr>
+            <w:tcW w:w="1544" w:type="dxa"/>
+          </w:tcPr>
+          <w:p>
+            <w:pPr>
+              <w:jc w:val="center"/>
+              <w:rPr>
+                <w:sz w:val="28"/>
+                <w:szCs w:val="28"/>
+              </w:rPr>
+            </w:pPr>
+            <w:r>
+              <w:rPr>
+                <w:sz w:val="28"/>
+                <w:szCs w:val="28"/>
+              </w:rPr>
+              <w:t>03/05</w:t>
+            </w:r>
+          </w:p>
+        </w:tc>
+        <w:tc>
+          <w:tcPr>
+            <w:tcW w:w="1531" w:type="dxa"/>
+          </w:tcPr>
+          <w:p>
+            <w:pPr>
+              <w:jc w:val="center"/>
+              <w:rPr>
+                <w:sz w:val="28"/>
+                <w:szCs w:val="28"/>
+              </w:rPr>
+            </w:pPr>
+            <w:r>
+              <w:rPr>
+                <w:sz w:val="28"/>
+                <w:szCs w:val="28"/>
+              </w:rPr>
+              <w:t>06/05</w:t>
+            </w:r>
+          </w:p>
+        </w:tc>
+        <w:tc>
+          <w:tcPr>
+            <w:tcW w:w="1590" w:type="dxa"/>
+          </w:tcPr>
+          <w:p>
+            <w:pPr>
+              <w:jc w:val="center"/>
+              <w:rPr>
+                <w:sz w:val="28"/>
+                <w:szCs w:val="28"/>
+              </w:rPr>
+            </w:pPr>
+            <w:r>
+              <w:rPr>
+                <w:sz w:val="28"/>
+                <w:szCs w:val="28"/>
+              </w:rPr>
+              <w:t>Sprint 3</w:t>
+            </w:r>
+          </w:p>
+        </w:tc>
+      </w:tr>
+      <w:tr>
+        <w:tc>
+          <w:tcPr>
+            <w:tcW w:w="2417" w:type="dxa"/>
+          </w:tcPr>
+          <w:p>
+            <w:pPr>
+              <w:jc w:val="center"/>
+              <w:rPr>
+                <w:sz w:val="28"/>
+                <w:szCs w:val="28"/>
+              </w:rPr>
+            </w:pPr>
+            <w:r>
+              <w:rPr>
+                <w:sz w:val="28"/>
+                <w:szCs w:val="28"/>
+              </w:rPr>
+              <w:t>Final submission</w:t>
+            </w:r>
+          </w:p>
+        </w:tc>
+        <w:tc>
+          <w:tcPr>
+            <w:tcW w:w="1934" w:type="dxa"/>
+          </w:tcPr>
+          <w:p>
+            <w:pPr>
+              <w:jc w:val="center"/>
+              <w:rPr>
+                <w:sz w:val="28"/>
+                <w:szCs w:val="28"/>
+              </w:rPr>
+            </w:pPr>
+            <w:r>
+              <w:rPr>
+                <w:sz w:val="28"/>
+                <w:szCs w:val="28"/>
+              </w:rPr>
+              <w:t>Group team</w:t>
+            </w:r>
+          </w:p>
+        </w:tc>
+        <w:tc>
+          <w:tcPr>
+            <w:tcW w:w="1544" w:type="dxa"/>
+          </w:tcPr>
+          <w:p>
+            <w:pPr>
+              <w:jc w:val="center"/>
+              <w:rPr>
+                <w:sz w:val="28"/>
+                <w:szCs w:val="28"/>
+              </w:rPr>
+            </w:pPr>
+            <w:r>
+              <w:rPr>
+                <w:sz w:val="28"/>
+                <w:szCs w:val="28"/>
+              </w:rPr>
+              <w:t>07/05</w:t>
+            </w:r>
+          </w:p>
+        </w:tc>
+        <w:tc>
+          <w:tcPr>
+            <w:tcW w:w="1531" w:type="dxa"/>
+          </w:tcPr>
+          <w:p>
+            <w:pPr>
+              <w:jc w:val="center"/>
+              <w:rPr>
+                <w:sz w:val="28"/>
+                <w:szCs w:val="28"/>
+              </w:rPr>
+            </w:pPr>
+            <w:r>
+              <w:rPr>
+                <w:sz w:val="28"/>
+                <w:szCs w:val="28"/>
+              </w:rPr>
+              <w:t>07/05</w:t>
+            </w:r>
+          </w:p>
+        </w:tc>
+        <w:tc>
+          <w:tcPr>
+            <w:tcW w:w="1590" w:type="dxa"/>
+          </w:tcPr>
+          <w:p>
+            <w:pPr>
+              <w:jc w:val="center"/>
+              <w:rPr>
+                <w:sz w:val="28"/>
+                <w:szCs w:val="28"/>
+              </w:rPr>
+            </w:pPr>
+            <w:r>
+              <w:rPr>
+                <w:sz w:val="28"/>
+                <w:szCs w:val="28"/>
+              </w:rPr>
+              <w:t>Final</w:t>
+            </w:r>
+          </w:p>
+        </w:tc>
+      </w:tr>
+    </w:tbl>
     <w:p>
       <w:pPr>
         <w:jc w:val="center"/>
@@ -1861,13 +5625,6 @@
           <w:szCs w:val="32"/>
         </w:rPr>
       </w:pPr>
-      <w:r>
-        <w:rPr>
-          <w:sz w:val="32"/>
-          <w:szCs w:val="32"/>
-        </w:rPr>
-        <w:t>[GANT CHART?]</w:t>
-      </w:r>
     </w:p>
     <w:p>
       <w:pPr>
@@ -1913,7 +5670,6 @@
           <w:sz w:val="32"/>
           <w:szCs w:val="32"/>
         </w:rPr>
-        <w:lastRenderedPageBreak/>
         <w:t>Database implementation with Django models and CRUD operations.</w:t>
       </w:r>
     </w:p>
@@ -1956,19 +5712,9 @@
           <w:sz w:val="24"/>
           <w:szCs w:val="24"/>
         </w:rPr>
-        <w:t>Docker-</w:t>
+        <w:lastRenderedPageBreak/>
+        <w:t>Docker-compose.yaml</w:t>
       </w:r>
-      <w:proofErr w:type="spellStart"/>
-      <w:proofErr w:type="gramStart"/>
-      <w:r>
-        <w:rPr>
-          <w:sz w:val="24"/>
-          <w:szCs w:val="24"/>
-        </w:rPr>
-        <w:t>compose.yaml</w:t>
-      </w:r>
-      <w:proofErr w:type="spellEnd"/>
-      <w:proofErr w:type="gramEnd"/>
     </w:p>
     <w:p>
       <w:pPr>
@@ -1982,21 +5728,12 @@
           <w:szCs w:val="24"/>
         </w:rPr>
       </w:pPr>
-      <w:proofErr w:type="spellStart"/>
       <w:r>
         <w:rPr>
           <w:sz w:val="24"/>
           <w:szCs w:val="24"/>
         </w:rPr>
-        <w:t>Postgress</w:t>
-      </w:r>
-      <w:proofErr w:type="spellEnd"/>
-      <w:r>
-        <w:rPr>
-          <w:sz w:val="24"/>
-          <w:szCs w:val="24"/>
-        </w:rPr>
-        <w:t xml:space="preserve"> 15</w:t>
+        <w:t>Postgress 15</w:t>
       </w:r>
     </w:p>
     <w:p>
@@ -2036,23 +5773,7 @@
           <w:sz w:val="24"/>
           <w:szCs w:val="24"/>
         </w:rPr>
-        <w:t xml:space="preserve">Volume mounting </w:t>
-      </w:r>
-      <w:proofErr w:type="spellStart"/>
-      <w:r>
-        <w:rPr>
-          <w:sz w:val="24"/>
-          <w:szCs w:val="24"/>
-        </w:rPr>
-        <w:t>postgress_data</w:t>
-      </w:r>
-      <w:proofErr w:type="spellEnd"/>
-      <w:r>
-        <w:rPr>
-          <w:sz w:val="24"/>
-          <w:szCs w:val="24"/>
-        </w:rPr>
-        <w:t xml:space="preserve"> for persistence</w:t>
+        <w:t>Volume mounting postgress_data for persistence</w:t>
       </w:r>
     </w:p>
     <w:p>
@@ -2072,39 +5793,7 @@
           <w:sz w:val="24"/>
           <w:szCs w:val="24"/>
         </w:rPr>
-        <w:t xml:space="preserve">Web service must wait on </w:t>
-      </w:r>
-      <w:proofErr w:type="spellStart"/>
-      <w:r>
-        <w:rPr>
-          <w:sz w:val="24"/>
-          <w:szCs w:val="24"/>
-        </w:rPr>
-        <w:t>db</w:t>
-      </w:r>
-      <w:proofErr w:type="spellEnd"/>
-      <w:r>
-        <w:rPr>
-          <w:sz w:val="24"/>
-          <w:szCs w:val="24"/>
-        </w:rPr>
-        <w:t xml:space="preserve"> service through “</w:t>
-      </w:r>
-      <w:proofErr w:type="spellStart"/>
-      <w:r>
-        <w:rPr>
-          <w:sz w:val="24"/>
-          <w:szCs w:val="24"/>
-        </w:rPr>
-        <w:t>depends_on</w:t>
-      </w:r>
-      <w:proofErr w:type="spellEnd"/>
-      <w:r>
-        <w:rPr>
-          <w:sz w:val="24"/>
-          <w:szCs w:val="24"/>
-        </w:rPr>
-        <w:t>”</w:t>
+        <w:t>Web service must wait on db service through “depends_on”</w:t>
       </w:r>
     </w:p>
     <w:p>
@@ -2134,46 +5823,12 @@
           <w:szCs w:val="24"/>
         </w:rPr>
       </w:pPr>
-      <w:proofErr w:type="gramStart"/>
       <w:r>
         <w:rPr>
           <w:sz w:val="24"/>
           <w:szCs w:val="24"/>
         </w:rPr>
-        <w:t>.env</w:t>
-      </w:r>
-      <w:proofErr w:type="gramEnd"/>
-      <w:r>
-        <w:rPr>
-          <w:sz w:val="24"/>
-          <w:szCs w:val="24"/>
-        </w:rPr>
-        <w:t xml:space="preserve"> included </w:t>
-      </w:r>
-      <w:proofErr w:type="gramStart"/>
-      <w:r>
-        <w:rPr>
-          <w:sz w:val="24"/>
-          <w:szCs w:val="24"/>
-        </w:rPr>
-        <w:t>in .</w:t>
-      </w:r>
-      <w:proofErr w:type="spellStart"/>
-      <w:r>
-        <w:rPr>
-          <w:sz w:val="24"/>
-          <w:szCs w:val="24"/>
-        </w:rPr>
-        <w:t>gitignore</w:t>
-      </w:r>
-      <w:proofErr w:type="spellEnd"/>
-      <w:proofErr w:type="gramEnd"/>
-      <w:r>
-        <w:rPr>
-          <w:sz w:val="24"/>
-          <w:szCs w:val="24"/>
-        </w:rPr>
-        <w:t xml:space="preserve"> to keep the password hidden</w:t>
+        <w:t>.env included in .gitignore to keep the password hidden</w:t>
       </w:r>
     </w:p>
     <w:p>
@@ -2221,23 +5876,7 @@
           <w:sz w:val="24"/>
           <w:szCs w:val="24"/>
         </w:rPr>
-        <w:t xml:space="preserve">Default user model for industry standard password hashing. A </w:t>
-      </w:r>
-      <w:proofErr w:type="gramStart"/>
-      <w:r>
-        <w:rPr>
-          <w:sz w:val="24"/>
-          <w:szCs w:val="24"/>
-        </w:rPr>
-        <w:t>one to one</w:t>
-      </w:r>
-      <w:proofErr w:type="gramEnd"/>
-      <w:r>
-        <w:rPr>
-          <w:sz w:val="24"/>
-          <w:szCs w:val="24"/>
-        </w:rPr>
-        <w:t xml:space="preserve"> relationship between the Producer/customer and user models.</w:t>
+        <w:t>Default user model for industry standard password hashing. A one to one relationship between the Producer/customer and user models.</w:t>
       </w:r>
     </w:p>
     <w:p>
@@ -2354,41 +5993,7 @@
           <w:sz w:val="24"/>
           <w:szCs w:val="24"/>
         </w:rPr>
-        <w:t>‘</w:t>
-      </w:r>
-      <w:proofErr w:type="spellStart"/>
-      <w:r>
-        <w:rPr>
-          <w:sz w:val="24"/>
-          <w:szCs w:val="24"/>
-        </w:rPr>
-        <w:t>On_delete</w:t>
-      </w:r>
-      <w:proofErr w:type="spellEnd"/>
-      <w:r>
-        <w:rPr>
-          <w:sz w:val="24"/>
-          <w:szCs w:val="24"/>
-        </w:rPr>
-        <w:t>=</w:t>
-      </w:r>
-      <w:proofErr w:type="spellStart"/>
-      <w:proofErr w:type="gramStart"/>
-      <w:r>
-        <w:rPr>
-          <w:sz w:val="24"/>
-          <w:szCs w:val="24"/>
-        </w:rPr>
-        <w:t>models.CASCADE</w:t>
-      </w:r>
-      <w:proofErr w:type="spellEnd"/>
-      <w:proofErr w:type="gramEnd"/>
-      <w:r>
-        <w:rPr>
-          <w:sz w:val="24"/>
-          <w:szCs w:val="24"/>
-        </w:rPr>
-        <w:t>’ used to remove producer/customer profiles if the user profile is deleted</w:t>
+        <w:t>‘On_delete=models.CASCADE’ used to remove producer/customer profiles if the user profile is deleted</w:t>
       </w:r>
     </w:p>
     <w:p>
@@ -2475,7 +6080,6 @@
           <w:sz w:val="26"/>
           <w:szCs w:val="26"/>
         </w:rPr>
-        <w:lastRenderedPageBreak/>
         <w:t>Views and urls.py</w:t>
       </w:r>
     </w:p>
@@ -2525,6 +6129,7 @@
           <w:sz w:val="32"/>
           <w:szCs w:val="32"/>
         </w:rPr>
+        <w:lastRenderedPageBreak/>
         <w:t>Successfully containerised using docker</w:t>
       </w:r>
     </w:p>
@@ -2603,39 +6208,7 @@
           <w:sz w:val="24"/>
           <w:szCs w:val="24"/>
         </w:rPr>
-        <w:t xml:space="preserve"> allows the web service to communicate with </w:t>
-      </w:r>
-      <w:proofErr w:type="spellStart"/>
-      <w:r>
-        <w:rPr>
-          <w:sz w:val="24"/>
-          <w:szCs w:val="24"/>
-        </w:rPr>
-        <w:t>postgress</w:t>
-      </w:r>
-      <w:proofErr w:type="spellEnd"/>
-      <w:r>
-        <w:rPr>
-          <w:sz w:val="24"/>
-          <w:szCs w:val="24"/>
-        </w:rPr>
-        <w:t xml:space="preserve"> through ‘</w:t>
-      </w:r>
-      <w:proofErr w:type="spellStart"/>
-      <w:r>
-        <w:rPr>
-          <w:sz w:val="24"/>
-          <w:szCs w:val="24"/>
-        </w:rPr>
-        <w:t>db</w:t>
-      </w:r>
-      <w:proofErr w:type="spellEnd"/>
-      <w:r>
-        <w:rPr>
-          <w:sz w:val="24"/>
-          <w:szCs w:val="24"/>
-        </w:rPr>
-        <w:t>’</w:t>
+        <w:t xml:space="preserve"> allows the web service to communicate with postgress through ‘db’</w:t>
       </w:r>
     </w:p>
     <w:p>
@@ -2724,23 +6297,7 @@
           <w:sz w:val="24"/>
           <w:szCs w:val="24"/>
         </w:rPr>
-        <w:t xml:space="preserve">By having a separate model for customers and produces, the need for null values in the </w:t>
-      </w:r>
-      <w:proofErr w:type="spellStart"/>
-      <w:r>
-        <w:rPr>
-          <w:sz w:val="24"/>
-          <w:szCs w:val="24"/>
-        </w:rPr>
-        <w:t>db</w:t>
-      </w:r>
-      <w:proofErr w:type="spellEnd"/>
-      <w:r>
-        <w:rPr>
-          <w:sz w:val="24"/>
-          <w:szCs w:val="24"/>
-        </w:rPr>
-        <w:t xml:space="preserve"> where a customer does not have a business name are not necessary</w:t>
+        <w:t>By having a separate model for customers and produces, the need for null values in the db where a customer does not have a business name are not necessary</w:t>
       </w:r>
     </w:p>
     <w:p>
@@ -2760,23 +6317,7 @@
           <w:sz w:val="24"/>
           <w:szCs w:val="24"/>
         </w:rPr>
-        <w:t xml:space="preserve">Separate containerisation of the web and </w:t>
-      </w:r>
-      <w:proofErr w:type="spellStart"/>
-      <w:r>
-        <w:rPr>
-          <w:sz w:val="24"/>
-          <w:szCs w:val="24"/>
-        </w:rPr>
-        <w:t>db</w:t>
-      </w:r>
-      <w:proofErr w:type="spellEnd"/>
-      <w:r>
-        <w:rPr>
-          <w:sz w:val="24"/>
-          <w:szCs w:val="24"/>
-        </w:rPr>
-        <w:t xml:space="preserve"> service using docker compose up removes any need to run any pip install commands to run the project.</w:t>
+        <w:t>Separate containerisation of the web and db service using docker compose up removes any need to run any pip install commands to run the project.</w:t>
       </w:r>
     </w:p>
     <w:p>

--- a/docs/Sprint Prep/DESD Sprint 1 Presentation Document.docx
+++ b/docs/Sprint Prep/DESD Sprint 1 Presentation Document.docx
@@ -90,48 +90,6 @@
           <w:szCs w:val="24"/>
         </w:rPr>
       </w:pPr>
-      <w:r>
-        <w:rPr>
-          <w:noProof/>
-          <w:sz w:val="24"/>
-          <w:szCs w:val="24"/>
-        </w:rPr>
-        <w:drawing>
-          <wp:inline distT="0" distB="0" distL="0" distR="0" wp14:anchorId="1D71B6F0" wp14:editId="6699C1CD">
-            <wp:extent cx="5731510" cy="3523615"/>
-            <wp:effectExtent l="0" t="0" r="2540" b="635"/>
-            <wp:docPr id="1198314035" name="Picture 1"/>
-            <wp:cNvGraphicFramePr>
-              <a:graphicFrameLocks xmlns:a="http://schemas.openxmlformats.org/drawingml/2006/main" noChangeAspect="1"/>
-            </wp:cNvGraphicFramePr>
-            <a:graphic xmlns:a="http://schemas.openxmlformats.org/drawingml/2006/main">
-              <a:graphicData uri="http://schemas.openxmlformats.org/drawingml/2006/picture">
-                <pic:pic xmlns:pic="http://schemas.openxmlformats.org/drawingml/2006/picture">
-                  <pic:nvPicPr>
-                    <pic:cNvPr id="1198314035" name=""/>
-                    <pic:cNvPicPr/>
-                  </pic:nvPicPr>
-                  <pic:blipFill>
-                    <a:blip r:embed="rId5"/>
-                    <a:stretch>
-                      <a:fillRect/>
-                    </a:stretch>
-                  </pic:blipFill>
-                  <pic:spPr>
-                    <a:xfrm>
-                      <a:off x="0" y="0"/>
-                      <a:ext cx="5731510" cy="3523615"/>
-                    </a:xfrm>
-                    <a:prstGeom prst="rect">
-                      <a:avLst/>
-                    </a:prstGeom>
-                  </pic:spPr>
-                </pic:pic>
-              </a:graphicData>
-            </a:graphic>
-          </wp:inline>
-        </w:drawing>
-      </w:r>
     </w:p>
     <w:p>
       <w:pPr>
@@ -569,6 +527,7 @@
                 <w:sz w:val="24"/>
                 <w:szCs w:val="24"/>
               </w:rPr>
+              <w:lastRenderedPageBreak/>
               <w:t>Orchestrate group meetings</w:t>
             </w:r>
           </w:p>
@@ -1259,12 +1218,12 @@
         <w:tblLook w:val="04A0" w:firstRow="1" w:lastRow="0" w:firstColumn="1" w:lastColumn="0" w:noHBand="0" w:noVBand="1"/>
       </w:tblPr>
       <w:tblGrid>
-        <w:gridCol w:w="1480"/>
-        <w:gridCol w:w="2278"/>
+        <w:gridCol w:w="1502"/>
+        <w:gridCol w:w="2268"/>
         <w:gridCol w:w="811"/>
-        <w:gridCol w:w="1470"/>
-        <w:gridCol w:w="1483"/>
-        <w:gridCol w:w="1494"/>
+        <w:gridCol w:w="1458"/>
+        <w:gridCol w:w="1486"/>
+        <w:gridCol w:w="1491"/>
       </w:tblGrid>
       <w:tr>
         <w:tc>
@@ -1284,7 +1243,6 @@
                 <w:sz w:val="24"/>
                 <w:szCs w:val="24"/>
               </w:rPr>
-              <w:lastRenderedPageBreak/>
               <w:t>Task</w:t>
             </w:r>
           </w:p>
@@ -1551,17 +1509,52 @@
             <w:pPr>
               <w:jc w:val="center"/>
               <w:rPr>
+                <w:sz w:val="24"/>
+                <w:szCs w:val="24"/>
+              </w:rPr>
+            </w:pPr>
+            <w:r>
+              <w:rPr>
+                <w:sz w:val="24"/>
+                <w:szCs w:val="24"/>
+              </w:rPr>
+              <w:t>Create an orders form</w:t>
+            </w:r>
+          </w:p>
+        </w:tc>
+        <w:tc>
+          <w:tcPr>
+            <w:tcW w:w="2321" w:type="dxa"/>
+          </w:tcPr>
+          <w:p>
+            <w:pPr>
+              <w:jc w:val="center"/>
+              <w:rPr>
                 <w:b/>
                 <w:bCs/>
                 <w:sz w:val="32"/>
                 <w:szCs w:val="32"/>
               </w:rPr>
             </w:pPr>
-          </w:p>
-        </w:tc>
-        <w:tc>
-          <w:tcPr>
-            <w:tcW w:w="2321" w:type="dxa"/>
+            <w:r>
+              <w:rPr>
+                <w:sz w:val="24"/>
+                <w:szCs w:val="24"/>
+              </w:rPr>
+              <w:t>C</w:t>
+            </w:r>
+            <w:r>
+              <w:rPr>
+                <w:sz w:val="24"/>
+                <w:szCs w:val="24"/>
+              </w:rPr>
+              <w:t>reate a form for products and ensure that the database is linked to the orders tables</w:t>
+            </w:r>
+          </w:p>
+        </w:tc>
+        <w:tc>
+          <w:tcPr>
+            <w:tcW w:w="684" w:type="dxa"/>
           </w:tcPr>
           <w:p>
             <w:pPr>
@@ -1573,11 +1566,18 @@
                 <w:szCs w:val="32"/>
               </w:rPr>
             </w:pPr>
-          </w:p>
-        </w:tc>
-        <w:tc>
-          <w:tcPr>
-            <w:tcW w:w="684" w:type="dxa"/>
+            <w:r>
+              <w:rPr>
+                <w:sz w:val="24"/>
+                <w:szCs w:val="24"/>
+              </w:rPr>
+              <w:t>25/02</w:t>
+            </w:r>
+          </w:p>
+        </w:tc>
+        <w:tc>
+          <w:tcPr>
+            <w:tcW w:w="1503" w:type="dxa"/>
           </w:tcPr>
           <w:p>
             <w:pPr>
@@ -1589,6 +1589,13 @@
                 <w:szCs w:val="32"/>
               </w:rPr>
             </w:pPr>
+            <w:r>
+              <w:rPr>
+                <w:sz w:val="24"/>
+                <w:szCs w:val="24"/>
+              </w:rPr>
+              <w:t>27/02</w:t>
+            </w:r>
           </w:p>
         </w:tc>
         <w:tc>
@@ -1605,6 +1612,20 @@
                 <w:szCs w:val="32"/>
               </w:rPr>
             </w:pPr>
+            <w:r>
+              <w:rPr>
+                <w:sz w:val="24"/>
+                <w:szCs w:val="24"/>
+              </w:rPr>
+              <w:t>C</w:t>
+            </w:r>
+            <w:r>
+              <w:rPr>
+                <w:sz w:val="24"/>
+                <w:szCs w:val="24"/>
+              </w:rPr>
+              <w:t>omplete</w:t>
+            </w:r>
           </w:p>
         </w:tc>
         <w:tc>
@@ -1621,6 +1642,112 @@
                 <w:szCs w:val="32"/>
               </w:rPr>
             </w:pPr>
+          </w:p>
+        </w:tc>
+      </w:tr>
+      <w:tr>
+        <w:tc>
+          <w:tcPr>
+            <w:tcW w:w="1502" w:type="dxa"/>
+          </w:tcPr>
+          <w:p>
+            <w:pPr>
+              <w:jc w:val="center"/>
+              <w:rPr>
+                <w:sz w:val="24"/>
+                <w:szCs w:val="24"/>
+              </w:rPr>
+            </w:pPr>
+            <w:r>
+              <w:rPr>
+                <w:sz w:val="24"/>
+                <w:szCs w:val="24"/>
+              </w:rPr>
+              <w:t xml:space="preserve">Add commission </w:t>
+            </w:r>
+          </w:p>
+        </w:tc>
+        <w:tc>
+          <w:tcPr>
+            <w:tcW w:w="2321" w:type="dxa"/>
+          </w:tcPr>
+          <w:p>
+            <w:pPr>
+              <w:rPr>
+                <w:sz w:val="24"/>
+                <w:szCs w:val="24"/>
+              </w:rPr>
+            </w:pPr>
+            <w:r>
+              <w:rPr>
+                <w:sz w:val="24"/>
+                <w:szCs w:val="24"/>
+              </w:rPr>
+              <w:t>5% commission for all orders</w:t>
+            </w:r>
+          </w:p>
+        </w:tc>
+        <w:tc>
+          <w:tcPr>
+            <w:tcW w:w="684" w:type="dxa"/>
+          </w:tcPr>
+          <w:p>
+            <w:pPr>
+              <w:jc w:val="center"/>
+              <w:rPr>
+                <w:sz w:val="24"/>
+                <w:szCs w:val="24"/>
+              </w:rPr>
+            </w:pPr>
+            <w:r>
+              <w:rPr>
+                <w:sz w:val="24"/>
+                <w:szCs w:val="24"/>
+              </w:rPr>
+              <w:t>26/02</w:t>
+            </w:r>
+          </w:p>
+        </w:tc>
+        <w:tc>
+          <w:tcPr>
+            <w:tcW w:w="1503" w:type="dxa"/>
+          </w:tcPr>
+          <w:p>
+            <w:pPr>
+              <w:jc w:val="center"/>
+              <w:rPr>
+                <w:sz w:val="24"/>
+                <w:szCs w:val="24"/>
+              </w:rPr>
+            </w:pPr>
+            <w:r>
+              <w:rPr>
+                <w:sz w:val="24"/>
+                <w:szCs w:val="24"/>
+              </w:rPr>
+              <w:t>26/02</w:t>
+            </w:r>
+          </w:p>
+        </w:tc>
+        <w:tc>
+          <w:tcPr>
+            <w:tcW w:w="1503" w:type="dxa"/>
+          </w:tcPr>
+          <w:p>
+            <w:pPr>
+              <w:jc w:val="center"/>
+              <w:rPr>
+                <w:sz w:val="24"/>
+                <w:szCs w:val="24"/>
+              </w:rPr>
+            </w:pPr>
+            <w:r>
+              <w:rPr>
+                <w:sz w:val="24"/>
+                <w:szCs w:val="24"/>
+              </w:rPr>
+              <w:t>complete</w:t>
+            </w:r>
           </w:p>
         </w:tc>
         <w:tc>
@@ -1717,6 +1844,7 @@
                 <w:sz w:val="24"/>
                 <w:szCs w:val="24"/>
               </w:rPr>
+              <w:lastRenderedPageBreak/>
               <w:t>Task</w:t>
             </w:r>
           </w:p>
@@ -2744,6 +2872,7 @@
                 <w:sz w:val="28"/>
                 <w:szCs w:val="28"/>
               </w:rPr>
+              <w:lastRenderedPageBreak/>
               <w:t>Requirement analysis from test cases</w:t>
             </w:r>
           </w:p>
@@ -4135,7 +4264,6 @@
                 <w:sz w:val="28"/>
                 <w:szCs w:val="28"/>
               </w:rPr>
-              <w:lastRenderedPageBreak/>
               <w:t>Multi-vendor checkout</w:t>
             </w:r>
           </w:p>
@@ -4671,6 +4799,7 @@
                 <w:sz w:val="28"/>
                 <w:szCs w:val="28"/>
               </w:rPr>
+              <w:lastRenderedPageBreak/>
               <w:t>Payment settlement system</w:t>
             </w:r>
           </w:p>
@@ -5712,7 +5841,6 @@
           <w:sz w:val="24"/>
           <w:szCs w:val="24"/>
         </w:rPr>
-        <w:lastRenderedPageBreak/>
         <w:t>Docker-compose.yaml</w:t>
       </w:r>
     </w:p>
@@ -6129,7 +6257,6 @@
           <w:sz w:val="32"/>
           <w:szCs w:val="32"/>
         </w:rPr>
-        <w:lastRenderedPageBreak/>
         <w:t>Successfully containerised using docker</w:t>
       </w:r>
     </w:p>

--- a/docs/Sprint Prep/DESD Sprint 1 Presentation Document.docx
+++ b/docs/Sprint Prep/DESD Sprint 1 Presentation Document.docx
@@ -21,6 +21,55 @@
         </w:rPr>
         <w:t>DESD Sprint 1 Presentation Document</w:t>
       </w:r>
+    </w:p>
+    <w:p>
+      <w:pPr>
+        <w:rPr>
+          <w:sz w:val="24"/>
+          <w:szCs w:val="24"/>
+        </w:rPr>
+      </w:pPr>
+      <w:hyperlink r:id="rId5" w:history="1">
+        <w:r>
+          <w:rPr>
+            <w:rStyle w:val="Hyperlink"/>
+            <w:sz w:val="24"/>
+            <w:szCs w:val="24"/>
+          </w:rPr>
+          <w:t>https://github.com/Jon-Frost/DES</w:t>
+        </w:r>
+        <w:r>
+          <w:rPr>
+            <w:rStyle w:val="Hyperlink"/>
+            <w:sz w:val="24"/>
+            <w:szCs w:val="24"/>
+          </w:rPr>
+          <w:t>D</w:t>
+        </w:r>
+        <w:r>
+          <w:rPr>
+            <w:rStyle w:val="Hyperlink"/>
+            <w:sz w:val="24"/>
+            <w:szCs w:val="24"/>
+          </w:rPr>
+          <w:t>.git</w:t>
+        </w:r>
+      </w:hyperlink>
+      <w:r>
+        <w:rPr>
+          <w:sz w:val="24"/>
+          <w:szCs w:val="24"/>
+        </w:rPr>
+        <w:t xml:space="preserve"> </w:t>
+      </w:r>
+    </w:p>
+    <w:p>
+      <w:pPr>
+        <w:rPr>
+          <w:sz w:val="24"/>
+          <w:szCs w:val="24"/>
+        </w:rPr>
+      </w:pPr>
     </w:p>
     <w:p>
       <w:pPr>
@@ -343,6 +392,7 @@
           <w:sz w:val="24"/>
           <w:szCs w:val="24"/>
         </w:rPr>
+        <w:lastRenderedPageBreak/>
         <w:t xml:space="preserve">Role: </w:t>
       </w:r>
       <w:r>
@@ -527,7 +577,6 @@
                 <w:sz w:val="24"/>
                 <w:szCs w:val="24"/>
               </w:rPr>
-              <w:lastRenderedPageBreak/>
               <w:t>Orchestrate group meetings</w:t>
             </w:r>
           </w:p>
@@ -935,7 +984,23 @@
                 <w:sz w:val="24"/>
                 <w:szCs w:val="24"/>
               </w:rPr>
-              <w:t xml:space="preserve">Configure dockerfile, requirements and docker-compose </w:t>
+              <w:t xml:space="preserve">Configure </w:t>
+            </w:r>
+            <w:proofErr w:type="spellStart"/>
+            <w:r>
+              <w:rPr>
+                <w:sz w:val="24"/>
+                <w:szCs w:val="24"/>
+              </w:rPr>
+              <w:t>dockerfile</w:t>
+            </w:r>
+            <w:proofErr w:type="spellEnd"/>
+            <w:r>
+              <w:rPr>
+                <w:sz w:val="24"/>
+                <w:szCs w:val="24"/>
+              </w:rPr>
+              <w:t xml:space="preserve">, requirements and docker-compose </w:t>
             </w:r>
           </w:p>
         </w:tc>
@@ -1541,14 +1606,7 @@
                 <w:sz w:val="24"/>
                 <w:szCs w:val="24"/>
               </w:rPr>
-              <w:t>C</w:t>
-            </w:r>
-            <w:r>
-              <w:rPr>
-                <w:sz w:val="24"/>
-                <w:szCs w:val="24"/>
-              </w:rPr>
-              <w:t>reate a form for products and ensure that the database is linked to the orders tables</w:t>
+              <w:t>Create a form for products and ensure that the database is linked to the orders tables</w:t>
             </w:r>
           </w:p>
         </w:tc>
@@ -1617,14 +1675,7 @@
                 <w:sz w:val="24"/>
                 <w:szCs w:val="24"/>
               </w:rPr>
-              <w:t>C</w:t>
-            </w:r>
-            <w:r>
-              <w:rPr>
-                <w:sz w:val="24"/>
-                <w:szCs w:val="24"/>
-              </w:rPr>
-              <w:t>omplete</w:t>
+              <w:t>Complete</w:t>
             </w:r>
           </w:p>
         </w:tc>
@@ -1795,6 +1846,7 @@
           <w:sz w:val="28"/>
           <w:szCs w:val="28"/>
         </w:rPr>
+        <w:lastRenderedPageBreak/>
         <w:t>Ahmad</w:t>
       </w:r>
     </w:p>
@@ -1844,7 +1896,6 @@
                 <w:sz w:val="24"/>
                 <w:szCs w:val="24"/>
               </w:rPr>
-              <w:lastRenderedPageBreak/>
               <w:t>Task</w:t>
             </w:r>
           </w:p>
@@ -2224,7 +2275,23 @@
                 <w:sz w:val="24"/>
                 <w:szCs w:val="24"/>
               </w:rPr>
-              <w:t>Implement models in Django for Postgrsess connection.</w:t>
+              <w:t xml:space="preserve">Implement models in Django for </w:t>
+            </w:r>
+            <w:proofErr w:type="spellStart"/>
+            <w:r>
+              <w:rPr>
+                <w:sz w:val="24"/>
+                <w:szCs w:val="24"/>
+              </w:rPr>
+              <w:t>Postgrsess</w:t>
+            </w:r>
+            <w:proofErr w:type="spellEnd"/>
+            <w:r>
+              <w:rPr>
+                <w:sz w:val="24"/>
+                <w:szCs w:val="24"/>
+              </w:rPr>
+              <w:t xml:space="preserve"> connection.</w:t>
             </w:r>
           </w:p>
         </w:tc>
@@ -2765,6 +2832,7 @@
                 <w:sz w:val="28"/>
                 <w:szCs w:val="28"/>
               </w:rPr>
+              <w:lastRenderedPageBreak/>
               <w:t>Project planning</w:t>
             </w:r>
           </w:p>
@@ -2872,7 +2940,6 @@
                 <w:sz w:val="28"/>
                 <w:szCs w:val="28"/>
               </w:rPr>
-              <w:lastRenderedPageBreak/>
               <w:t>Requirement analysis from test cases</w:t>
             </w:r>
           </w:p>
@@ -4692,6 +4759,7 @@
                 <w:sz w:val="28"/>
                 <w:szCs w:val="28"/>
               </w:rPr>
+              <w:lastRenderedPageBreak/>
               <w:t>Product inventory management</w:t>
             </w:r>
           </w:p>
@@ -4799,7 +4867,6 @@
                 <w:sz w:val="28"/>
                 <w:szCs w:val="28"/>
               </w:rPr>
-              <w:lastRenderedPageBreak/>
               <w:t>Payment settlement system</w:t>
             </w:r>
           </w:p>
@@ -5841,8 +5908,17 @@
           <w:sz w:val="24"/>
           <w:szCs w:val="24"/>
         </w:rPr>
-        <w:t>Docker-compose.yaml</w:t>
+        <w:t>Docker-</w:t>
       </w:r>
+      <w:proofErr w:type="spellStart"/>
+      <w:r>
+        <w:rPr>
+          <w:sz w:val="24"/>
+          <w:szCs w:val="24"/>
+        </w:rPr>
+        <w:t>compose.yaml</w:t>
+      </w:r>
+      <w:proofErr w:type="spellEnd"/>
     </w:p>
     <w:p>
       <w:pPr>
@@ -5856,12 +5932,21 @@
           <w:szCs w:val="24"/>
         </w:rPr>
       </w:pPr>
+      <w:proofErr w:type="spellStart"/>
       <w:r>
         <w:rPr>
           <w:sz w:val="24"/>
           <w:szCs w:val="24"/>
         </w:rPr>
-        <w:t>Postgress 15</w:t>
+        <w:t>Postgress</w:t>
+      </w:r>
+      <w:proofErr w:type="spellEnd"/>
+      <w:r>
+        <w:rPr>
+          <w:sz w:val="24"/>
+          <w:szCs w:val="24"/>
+        </w:rPr>
+        <w:t xml:space="preserve"> 15</w:t>
       </w:r>
     </w:p>
     <w:p>
@@ -5901,7 +5986,23 @@
           <w:sz w:val="24"/>
           <w:szCs w:val="24"/>
         </w:rPr>
-        <w:t>Volume mounting postgress_data for persistence</w:t>
+        <w:t xml:space="preserve">Volume mounting </w:t>
+      </w:r>
+      <w:proofErr w:type="spellStart"/>
+      <w:r>
+        <w:rPr>
+          <w:sz w:val="24"/>
+          <w:szCs w:val="24"/>
+        </w:rPr>
+        <w:t>postgress_data</w:t>
+      </w:r>
+      <w:proofErr w:type="spellEnd"/>
+      <w:r>
+        <w:rPr>
+          <w:sz w:val="24"/>
+          <w:szCs w:val="24"/>
+        </w:rPr>
+        <w:t xml:space="preserve"> for persistence</w:t>
       </w:r>
     </w:p>
     <w:p>
@@ -5921,7 +6022,39 @@
           <w:sz w:val="24"/>
           <w:szCs w:val="24"/>
         </w:rPr>
-        <w:t>Web service must wait on db service through “depends_on”</w:t>
+        <w:t xml:space="preserve">Web service must wait on </w:t>
+      </w:r>
+      <w:proofErr w:type="spellStart"/>
+      <w:r>
+        <w:rPr>
+          <w:sz w:val="24"/>
+          <w:szCs w:val="24"/>
+        </w:rPr>
+        <w:t>db</w:t>
+      </w:r>
+      <w:proofErr w:type="spellEnd"/>
+      <w:r>
+        <w:rPr>
+          <w:sz w:val="24"/>
+          <w:szCs w:val="24"/>
+        </w:rPr>
+        <w:t xml:space="preserve"> service through “</w:t>
+      </w:r>
+      <w:proofErr w:type="spellStart"/>
+      <w:r>
+        <w:rPr>
+          <w:sz w:val="24"/>
+          <w:szCs w:val="24"/>
+        </w:rPr>
+        <w:t>depends_on</w:t>
+      </w:r>
+      <w:proofErr w:type="spellEnd"/>
+      <w:r>
+        <w:rPr>
+          <w:sz w:val="24"/>
+          <w:szCs w:val="24"/>
+        </w:rPr>
+        <w:t>”</w:t>
       </w:r>
     </w:p>
     <w:p>
@@ -5956,7 +6089,24 @@
           <w:sz w:val="24"/>
           <w:szCs w:val="24"/>
         </w:rPr>
-        <w:t>.env included in .gitignore to keep the password hidden</w:t>
+        <w:lastRenderedPageBreak/>
+        <w:t>.env included in .</w:t>
+      </w:r>
+      <w:proofErr w:type="spellStart"/>
+      <w:r>
+        <w:rPr>
+          <w:sz w:val="24"/>
+          <w:szCs w:val="24"/>
+        </w:rPr>
+        <w:t>gitignore</w:t>
+      </w:r>
+      <w:proofErr w:type="spellEnd"/>
+      <w:r>
+        <w:rPr>
+          <w:sz w:val="24"/>
+          <w:szCs w:val="24"/>
+        </w:rPr>
+        <w:t xml:space="preserve"> to keep the password hidden</w:t>
       </w:r>
     </w:p>
     <w:p>
@@ -6121,7 +6271,39 @@
           <w:sz w:val="24"/>
           <w:szCs w:val="24"/>
         </w:rPr>
-        <w:t>‘On_delete=models.CASCADE’ used to remove producer/customer profiles if the user profile is deleted</w:t>
+        <w:t>‘</w:t>
+      </w:r>
+      <w:proofErr w:type="spellStart"/>
+      <w:r>
+        <w:rPr>
+          <w:sz w:val="24"/>
+          <w:szCs w:val="24"/>
+        </w:rPr>
+        <w:t>On_delete</w:t>
+      </w:r>
+      <w:proofErr w:type="spellEnd"/>
+      <w:r>
+        <w:rPr>
+          <w:sz w:val="24"/>
+          <w:szCs w:val="24"/>
+        </w:rPr>
+        <w:t>=</w:t>
+      </w:r>
+      <w:proofErr w:type="spellStart"/>
+      <w:r>
+        <w:rPr>
+          <w:sz w:val="24"/>
+          <w:szCs w:val="24"/>
+        </w:rPr>
+        <w:t>models.CASCADE</w:t>
+      </w:r>
+      <w:proofErr w:type="spellEnd"/>
+      <w:r>
+        <w:rPr>
+          <w:sz w:val="24"/>
+          <w:szCs w:val="24"/>
+        </w:rPr>
+        <w:t>’ used to remove producer/customer profiles if the user profile is deleted</w:t>
       </w:r>
     </w:p>
     <w:p>
@@ -6335,7 +6517,39 @@
           <w:sz w:val="24"/>
           <w:szCs w:val="24"/>
         </w:rPr>
-        <w:t xml:space="preserve"> allows the web service to communicate with postgress through ‘db’</w:t>
+        <w:t xml:space="preserve"> allows the web service to communicate with </w:t>
+      </w:r>
+      <w:proofErr w:type="spellStart"/>
+      <w:r>
+        <w:rPr>
+          <w:sz w:val="24"/>
+          <w:szCs w:val="24"/>
+        </w:rPr>
+        <w:t>postgress</w:t>
+      </w:r>
+      <w:proofErr w:type="spellEnd"/>
+      <w:r>
+        <w:rPr>
+          <w:sz w:val="24"/>
+          <w:szCs w:val="24"/>
+        </w:rPr>
+        <w:t xml:space="preserve"> through ‘</w:t>
+      </w:r>
+      <w:proofErr w:type="spellStart"/>
+      <w:r>
+        <w:rPr>
+          <w:sz w:val="24"/>
+          <w:szCs w:val="24"/>
+        </w:rPr>
+        <w:t>db</w:t>
+      </w:r>
+      <w:proofErr w:type="spellEnd"/>
+      <w:r>
+        <w:rPr>
+          <w:sz w:val="24"/>
+          <w:szCs w:val="24"/>
+        </w:rPr>
+        <w:t>’</w:t>
       </w:r>
     </w:p>
     <w:p>
@@ -6355,6 +6569,7 @@
           <w:sz w:val="32"/>
           <w:szCs w:val="32"/>
         </w:rPr>
+        <w:lastRenderedPageBreak/>
         <w:t>Clear Architecture development for later phases</w:t>
       </w:r>
     </w:p>
@@ -6424,7 +6639,23 @@
           <w:sz w:val="24"/>
           <w:szCs w:val="24"/>
         </w:rPr>
-        <w:t>By having a separate model for customers and produces, the need for null values in the db where a customer does not have a business name are not necessary</w:t>
+        <w:t xml:space="preserve">By having a separate model for customers and produces, the need for null values in the </w:t>
+      </w:r>
+      <w:proofErr w:type="spellStart"/>
+      <w:r>
+        <w:rPr>
+          <w:sz w:val="24"/>
+          <w:szCs w:val="24"/>
+        </w:rPr>
+        <w:t>db</w:t>
+      </w:r>
+      <w:proofErr w:type="spellEnd"/>
+      <w:r>
+        <w:rPr>
+          <w:sz w:val="24"/>
+          <w:szCs w:val="24"/>
+        </w:rPr>
+        <w:t xml:space="preserve"> where a customer does not have a business name are not necessary</w:t>
       </w:r>
     </w:p>
     <w:p>
@@ -6444,8 +6675,24 @@
           <w:sz w:val="24"/>
           <w:szCs w:val="24"/>
         </w:rPr>
-        <w:t>Separate containerisation of the web and db service using docker compose up removes any need to run any pip install commands to run the project.</w:t>
+        <w:t xml:space="preserve">Separate containerisation of the web and </w:t>
       </w:r>
+      <w:proofErr w:type="spellStart"/>
+      <w:r>
+        <w:rPr>
+          <w:sz w:val="24"/>
+          <w:szCs w:val="24"/>
+        </w:rPr>
+        <w:t>db</w:t>
+      </w:r>
+      <w:proofErr w:type="spellEnd"/>
+      <w:r>
+        <w:rPr>
+          <w:sz w:val="24"/>
+          <w:szCs w:val="24"/>
+        </w:rPr>
+        <w:t xml:space="preserve"> service using docker compose up removes any need to run any pip install commands to run the project.</w:t>
+      </w:r>
     </w:p>
     <w:p>
       <w:pPr>
@@ -6455,6 +6702,148 @@
           <w:szCs w:val="24"/>
         </w:rPr>
       </w:pPr>
+    </w:p>
+    <w:p>
+      <w:pPr>
+        <w:ind w:left="360"/>
+        <w:rPr>
+          <w:sz w:val="24"/>
+          <w:szCs w:val="24"/>
+        </w:rPr>
+      </w:pPr>
+    </w:p>
+    <w:p>
+      <w:pPr>
+        <w:ind w:left="360"/>
+        <w:rPr>
+          <w:sz w:val="24"/>
+          <w:szCs w:val="24"/>
+        </w:rPr>
+      </w:pPr>
+      <w:r>
+        <w:rPr>
+          <w:sz w:val="24"/>
+          <w:szCs w:val="24"/>
+        </w:rPr>
+        <w:t xml:space="preserve">Some examples of </w:t>
+      </w:r>
+      <w:r>
+        <w:rPr>
+          <w:sz w:val="24"/>
+          <w:szCs w:val="24"/>
+        </w:rPr>
+        <w:t xml:space="preserve">Jira Planning </w:t>
+      </w:r>
+    </w:p>
+    <w:p>
+      <w:pPr>
+        <w:ind w:left="360"/>
+        <w:rPr>
+          <w:sz w:val="24"/>
+          <w:szCs w:val="24"/>
+        </w:rPr>
+      </w:pPr>
+      <w:r>
+        <w:rPr>
+          <w:sz w:val="24"/>
+          <w:szCs w:val="24"/>
+        </w:rPr>
+        <w:drawing>
+          <wp:inline distT="0" distB="0" distL="0" distR="0" wp14:anchorId="54D50D4F" wp14:editId="477CFA5F">
+            <wp:extent cx="5731510" cy="1678305"/>
+            <wp:effectExtent l="0" t="0" r="2540" b="0"/>
+            <wp:docPr id="840949062" name="Picture 1"/>
+            <wp:cNvGraphicFramePr>
+              <a:graphicFrameLocks xmlns:a="http://schemas.openxmlformats.org/drawingml/2006/main" noChangeAspect="1"/>
+            </wp:cNvGraphicFramePr>
+            <a:graphic xmlns:a="http://schemas.openxmlformats.org/drawingml/2006/main">
+              <a:graphicData uri="http://schemas.openxmlformats.org/drawingml/2006/picture">
+                <pic:pic xmlns:pic="http://schemas.openxmlformats.org/drawingml/2006/picture">
+                  <pic:nvPicPr>
+                    <pic:cNvPr id="840949062" name=""/>
+                    <pic:cNvPicPr/>
+                  </pic:nvPicPr>
+                  <pic:blipFill>
+                    <a:blip r:embed="rId6"/>
+                    <a:stretch>
+                      <a:fillRect/>
+                    </a:stretch>
+                  </pic:blipFill>
+                  <pic:spPr>
+                    <a:xfrm>
+                      <a:off x="0" y="0"/>
+                      <a:ext cx="5731510" cy="1678305"/>
+                    </a:xfrm>
+                    <a:prstGeom prst="rect">
+                      <a:avLst/>
+                    </a:prstGeom>
+                  </pic:spPr>
+                </pic:pic>
+              </a:graphicData>
+            </a:graphic>
+          </wp:inline>
+        </w:drawing>
+      </w:r>
+    </w:p>
+    <w:p>
+      <w:pPr>
+        <w:rPr>
+          <w:sz w:val="24"/>
+          <w:szCs w:val="24"/>
+        </w:rPr>
+      </w:pPr>
+    </w:p>
+    <w:p>
+      <w:pPr>
+        <w:tabs>
+          <w:tab w:val="left" w:pos="2348"/>
+        </w:tabs>
+        <w:rPr>
+          <w:sz w:val="24"/>
+          <w:szCs w:val="24"/>
+        </w:rPr>
+      </w:pPr>
+      <w:r>
+        <w:rPr>
+          <w:sz w:val="24"/>
+          <w:szCs w:val="24"/>
+        </w:rPr>
+        <w:drawing>
+          <wp:inline distT="0" distB="0" distL="0" distR="0" wp14:anchorId="3B6EC0DE" wp14:editId="7BC7413B">
+            <wp:extent cx="5731510" cy="3437890"/>
+            <wp:effectExtent l="0" t="0" r="2540" b="0"/>
+            <wp:docPr id="1992839452" name="Picture 1"/>
+            <wp:cNvGraphicFramePr>
+              <a:graphicFrameLocks xmlns:a="http://schemas.openxmlformats.org/drawingml/2006/main" noChangeAspect="1"/>
+            </wp:cNvGraphicFramePr>
+            <a:graphic xmlns:a="http://schemas.openxmlformats.org/drawingml/2006/main">
+              <a:graphicData uri="http://schemas.openxmlformats.org/drawingml/2006/picture">
+                <pic:pic xmlns:pic="http://schemas.openxmlformats.org/drawingml/2006/picture">
+                  <pic:nvPicPr>
+                    <pic:cNvPr id="1992839452" name=""/>
+                    <pic:cNvPicPr/>
+                  </pic:nvPicPr>
+                  <pic:blipFill>
+                    <a:blip r:embed="rId7"/>
+                    <a:stretch>
+                      <a:fillRect/>
+                    </a:stretch>
+                  </pic:blipFill>
+                  <pic:spPr>
+                    <a:xfrm>
+                      <a:off x="0" y="0"/>
+                      <a:ext cx="5731510" cy="3437890"/>
+                    </a:xfrm>
+                    <a:prstGeom prst="rect">
+                      <a:avLst/>
+                    </a:prstGeom>
+                  </pic:spPr>
+                </pic:pic>
+              </a:graphicData>
+            </a:graphic>
+          </wp:inline>
+        </w:drawing>
+      </w:r>
     </w:p>
     <w:sectPr>
       <w:pgSz w:w="11906" w:h="16838"/>
@@ -8219,6 +8608,41 @@
       </w:tblBorders>
     </w:tblPr>
   </w:style>
+  <w:style w:type="character" w:styleId="Hyperlink">
+    <w:name w:val="Hyperlink"/>
+    <w:basedOn w:val="DefaultParagraphFont"/>
+    <w:uiPriority w:val="99"/>
+    <w:unhideWhenUsed/>
+    <w:rsid w:val="003E5FAF"/>
+    <w:rPr>
+      <w:color w:val="467886" w:themeColor="hyperlink"/>
+      <w:u w:val="single"/>
+    </w:rPr>
+  </w:style>
+  <w:style w:type="character" w:styleId="UnresolvedMention">
+    <w:name w:val="Unresolved Mention"/>
+    <w:basedOn w:val="DefaultParagraphFont"/>
+    <w:uiPriority w:val="99"/>
+    <w:semiHidden/>
+    <w:unhideWhenUsed/>
+    <w:rsid w:val="003E5FAF"/>
+    <w:rPr>
+      <w:color w:val="605E5C"/>
+      <w:shd w:val="clear" w:color="auto" w:fill="E1DFDD"/>
+    </w:rPr>
+  </w:style>
+  <w:style w:type="character" w:styleId="FollowedHyperlink">
+    <w:name w:val="FollowedHyperlink"/>
+    <w:basedOn w:val="DefaultParagraphFont"/>
+    <w:uiPriority w:val="99"/>
+    <w:semiHidden/>
+    <w:unhideWhenUsed/>
+    <w:rsid w:val="003E5FAF"/>
+    <w:rPr>
+      <w:color w:val="96607D" w:themeColor="followedHyperlink"/>
+      <w:u w:val="single"/>
+    </w:rPr>
+  </w:style>
 </w:styles>
 </file>
 
